--- a/ALS_EyeGaze_UserManual_EN.docx
+++ b/ALS_EyeGaze_UserManual_EN.docx
@@ -1,69 +1,28 @@
 
 <file path=word/document.xml><?xml version="1.0" encoding="utf-8"?>
-<w:document xmlns:wpc="http://schemas.microsoft.com/office/word/2010/wordprocessingCanvas" xmlns:cx="http://schemas.microsoft.com/office/drawing/2014/chartex" xmlns:cx1="http://schemas.microsoft.com/office/drawing/2015/9/8/chartex" xmlns:cx2="http://schemas.microsoft.com/office/drawing/2015/10/21/chartex" xmlns:cx3="http://schemas.microsoft.com/office/drawing/2016/5/9/chartex" xmlns:cx4="http://schemas.microsoft.com/office/drawing/2016/5/10/chartex" xmlns:cx5="http://schemas.microsoft.com/office/drawing/2016/5/11/chartex" xmlns:cx6="http://schemas.microsoft.com/office/drawing/2016/5/12/chartex" xmlns:cx7="http://schemas.microsoft.com/office/drawing/2016/5/13/chartex" xmlns:cx8="http://schemas.microsoft.com/office/drawing/2016/5/14/chartex" xmlns:mc="http://schemas.openxmlformats.org/markup-compatibility/2006" xmlns:aink="http://schemas.microsoft.com/office/drawing/2016/ink" xmlns:am3d="http://schemas.microsoft.com/office/drawing/2017/model3d" xmlns:o="urn:schemas-microsoft-com:office:office" xmlns:r="http://schemas.openxmlformats.org/officeDocument/2006/relationships" xmlns:m="http://schemas.openxmlformats.org/officeDocument/2006/math" xmlns:v="urn:schemas-microsoft-com:vml" xmlns:wp14="http://schemas.microsoft.com/office/word/2010/wordprocessingDrawing" xmlns:wp="http://schemas.openxmlformats.org/drawingml/2006/wordprocessingDrawing" xmlns:w10="urn:schemas-microsoft-com:office:word" xmlns:w="http://schemas.openxmlformats.org/wordprocessingml/2006/main" xmlns:w14="http://schemas.microsoft.com/office/word/2010/wordml" xmlns:w15="http://schemas.microsoft.com/office/word/2012/wordml" xmlns:w16cid="http://schemas.microsoft.com/office/word/2016/wordml/cid" xmlns:w16se="http://schemas.microsoft.com/office/word/2015/wordml/symex" xmlns:wpg="http://schemas.microsoft.com/office/word/2010/wordprocessingGroup" xmlns:wpi="http://schemas.microsoft.com/office/word/2010/wordprocessingInk" xmlns:wne="http://schemas.microsoft.com/office/word/2006/wordml" xmlns:wps="http://schemas.microsoft.com/office/word/2010/wordprocessingShape" mc:Ignorable="w14 w15 w16se w16cid wp14">
+<w:document xmlns:wpc="http://schemas.microsoft.com/office/word/2010/wordprocessingCanvas" xmlns:cx="http://schemas.microsoft.com/office/drawing/2014/chartex" xmlns:cx1="http://schemas.microsoft.com/office/drawing/2015/9/8/chartex" xmlns:cx2="http://schemas.microsoft.com/office/drawing/2015/10/21/chartex" xmlns:cx3="http://schemas.microsoft.com/office/drawing/2016/5/9/chartex" xmlns:cx4="http://schemas.microsoft.com/office/drawing/2016/5/10/chartex" xmlns:cx5="http://schemas.microsoft.com/office/drawing/2016/5/11/chartex" xmlns:cx6="http://schemas.microsoft.com/office/drawing/2016/5/12/chartex" xmlns:cx7="http://schemas.microsoft.com/office/drawing/2016/5/13/chartex" xmlns:cx8="http://schemas.microsoft.com/office/drawing/2016/5/14/chartex" xmlns:mc="http://schemas.openxmlformats.org/markup-compatibility/2006" xmlns:aink="http://schemas.microsoft.com/office/drawing/2016/ink" xmlns:am3d="http://schemas.microsoft.com/office/drawing/2017/model3d" xmlns:o="urn:schemas-microsoft-com:office:office" xmlns:r="http://schemas.openxmlformats.org/officeDocument/2006/relationships" xmlns:m="http://schemas.openxmlformats.org/officeDocument/2006/math" xmlns:v="urn:schemas-microsoft-com:vml" xmlns:wp14="http://schemas.microsoft.com/office/word/2010/wordprocessingDrawing" xmlns:wp="http://schemas.openxmlformats.org/drawingml/2006/wordprocessingDrawing" xmlns:w10="urn:schemas-microsoft-com:office:word" xmlns:w="http://schemas.openxmlformats.org/wordprocessingml/2006/main" xmlns:w14="http://schemas.microsoft.com/office/word/2010/wordml" xmlns:w15="http://schemas.microsoft.com/office/word/2012/wordml" xmlns:w16cex="http://schemas.microsoft.com/office/word/2018/wordml/cex" xmlns:w16cid="http://schemas.microsoft.com/office/word/2016/wordml/cid" xmlns:w16="http://schemas.microsoft.com/office/word/2018/wordml" xmlns:w16sdtdh="http://schemas.microsoft.com/office/word/2020/wordml/sdtdatahash" xmlns:w16se="http://schemas.microsoft.com/office/word/2015/wordml/symex" xmlns:wpg="http://schemas.microsoft.com/office/word/2010/wordprocessingGroup" xmlns:wpi="http://schemas.microsoft.com/office/word/2010/wordprocessingInk" xmlns:wne="http://schemas.microsoft.com/office/word/2006/wordml" xmlns:wps="http://schemas.microsoft.com/office/word/2010/wordprocessingShape" mc:Ignorable="w14 w15 w16se w16cid w16 w16cex w16sdtdh wp14">
   <w:body>
     <w:p>
       <w:pPr>
         <w:jc w:val="center"/>
       </w:pPr>
-    </w:p>
-    <w:p>
-      <w:pPr>
-        <w:jc w:val="center"/>
-      </w:pPr>
-    </w:p>
-    <w:p>
-      <w:pPr>
-        <w:jc w:val="center"/>
-      </w:pPr>
-    </w:p>
-    <w:p>
-      <w:pPr>
-        <w:jc w:val="center"/>
-      </w:pPr>
-    </w:p>
-    <w:p>
-      <w:pPr>
-        <w:jc w:val="center"/>
-      </w:pPr>
-    </w:p>
-    <w:p>
-      <w:pPr>
-        <w:jc w:val="center"/>
-      </w:pPr>
-    </w:p>
-    <w:p>
-      <w:pPr>
-        <w:jc w:val="center"/>
-      </w:pPr>
-    </w:p>
-    <w:p>
-      <w:pPr>
-        <w:jc w:val="center"/>
-      </w:pPr>
-      <w:bookmarkStart w:id="0" w:name="_GoBack"/>
-      <w:bookmarkEnd w:id="0"/>
-      <w:r>
-        <w:rPr>
-          <w:noProof/>
-        </w:rPr>
+      <w:r>
         <w:drawing>
-          <wp:inline distT="0" distB="0" distL="0" distR="0" wp14:anchorId="180E3419" wp14:editId="73F163F8">
+          <wp:inline xmlns:a="http://schemas.openxmlformats.org/drawingml/2006/main" xmlns:pic="http://schemas.openxmlformats.org/drawingml/2006/picture">
             <wp:extent cx="2377440" cy="625096"/>
-            <wp:effectExtent l="0" t="0" r="0" b="0"/>
             <wp:docPr id="26" name="Picture 26"/>
             <wp:cNvGraphicFramePr>
-              <a:graphicFrameLocks xmlns:a="http://schemas.openxmlformats.org/drawingml/2006/main" noChangeAspect="1"/>
+              <a:graphicFrameLocks noChangeAspect="1"/>
             </wp:cNvGraphicFramePr>
-            <a:graphic xmlns:a="http://schemas.openxmlformats.org/drawingml/2006/main">
+            <a:graphic>
               <a:graphicData uri="http://schemas.openxmlformats.org/drawingml/2006/picture">
-                <pic:pic xmlns:pic="http://schemas.openxmlformats.org/drawingml/2006/picture">
+                <pic:pic>
                   <pic:nvPicPr>
                     <pic:cNvPr id="0" name="eyeum-logo.png"/>
                     <pic:cNvPicPr/>
                   </pic:nvPicPr>
                   <pic:blipFill>
-                    <a:blip r:embed="rId8"/>
+                    <a:blip r:embed="rId22"/>
                     <a:stretch>
                       <a:fillRect/>
                     </a:stretch>
@@ -73,9 +32,7 @@
                       <a:off x="0" y="0"/>
                       <a:ext cx="2377440" cy="625096"/>
                     </a:xfrm>
-                    <a:prstGeom prst="rect">
-                      <a:avLst/>
-                    </a:prstGeom>
+                    <a:prstGeom prst="rect"/>
                   </pic:spPr>
                 </pic:pic>
               </a:graphicData>
@@ -106,6 +63,33 @@
         </w:rPr>
         <w:t>Eye-Gaze Communication App for ALS Patients</w:t>
       </w:r>
+      <w:r>
+        <w:rPr>
+          <w:b/>
+          <w:bCs/>
+          <w:color w:val="1F4E79"/>
+          <w:sz w:val="48"/>
+          <w:szCs w:val="48"/>
+        </w:rPr>
+      </w:r>
+      <w:r>
+        <w:rPr>
+          <w:b/>
+          <w:bCs/>
+          <w:color w:val="1F4E79"/>
+          <w:sz w:val="48"/>
+          <w:szCs w:val="48"/>
+        </w:rPr>
+      </w:r>
+      <w:r>
+        <w:rPr>
+          <w:b/>
+          <w:bCs/>
+          <w:color w:val="1F4E79"/>
+          <w:sz w:val="48"/>
+          <w:szCs w:val="48"/>
+        </w:rPr>
+      </w:r>
     </w:p>
     <w:p>
       <w:pPr>
@@ -183,7 +167,7 @@
     </w:p>
     <w:p>
       <w:pPr>
-        <w:pStyle w:val="1"/>
+        <w:pStyle w:val="Heading1"/>
       </w:pPr>
       <w:r>
         <w:lastRenderedPageBreak/>
@@ -199,7 +183,7 @@
       <w:sdtContent>
         <w:p>
           <w:pPr>
-            <w:pStyle w:val="10"/>
+            <w:pStyle w:val="TOC1"/>
             <w:tabs>
               <w:tab w:val="right" w:leader="dot" w:pos="9360"/>
             </w:tabs>
@@ -211,7 +195,7 @@
             <w:fldChar w:fldCharType="begin"/>
           </w:r>
           <w:r>
-            <w:instrText>TOC \h \o "1-3"</w:instrText>
+            <w:instrText xml:space="preserve">TOC \h \o "1-3"</w:instrText>
           </w:r>
           <w:r>
             <w:fldChar w:fldCharType="separate"/>
@@ -219,10 +203,10 @@
           <w:hyperlink w:anchor="_Toc90001" w:history="1">
             <w:r>
               <w:rPr>
-                <w:rStyle w:val="a5"/>
-                <w:noProof/>
-              </w:rPr>
-              <w:t>1. Overview</w:t>
+                <w:rStyle w:val="Hyperlink"/>
+                <w:noProof/>
+              </w:rPr>
+              <w:t xml:space="preserve">1. Overview</w:t>
             </w:r>
             <w:r>
               <w:rPr>
@@ -238,11 +222,6 @@
             </w:r>
             <w:r>
               <w:instrText xml:space="preserve"> PAGEREF _Toc90001 \h </w:instrText>
-            </w:r>
-            <w:r>
-              <w:rPr>
-                <w:noProof/>
-              </w:rPr>
             </w:r>
             <w:r>
               <w:rPr>
@@ -266,7 +245,7 @@
         </w:p>
         <w:p>
           <w:pPr>
-            <w:pStyle w:val="20"/>
+            <w:pStyle w:val="TOC2"/>
             <w:tabs>
               <w:tab w:val="right" w:leader="dot" w:pos="9360"/>
             </w:tabs>
@@ -277,10 +256,10 @@
           <w:hyperlink w:anchor="_Toc90002" w:history="1">
             <w:r>
               <w:rPr>
-                <w:rStyle w:val="a5"/>
-                <w:noProof/>
-              </w:rPr>
-              <w:t>1.1 Key Features</w:t>
+                <w:rStyle w:val="Hyperlink"/>
+                <w:noProof/>
+              </w:rPr>
+              <w:t xml:space="preserve">1.1 Key Features</w:t>
             </w:r>
             <w:r>
               <w:rPr>
@@ -296,11 +275,6 @@
             </w:r>
             <w:r>
               <w:instrText xml:space="preserve"> PAGEREF _Toc90002 \h </w:instrText>
-            </w:r>
-            <w:r>
-              <w:rPr>
-                <w:noProof/>
-              </w:rPr>
             </w:r>
             <w:r>
               <w:rPr>
@@ -324,7 +298,7 @@
         </w:p>
         <w:p>
           <w:pPr>
-            <w:pStyle w:val="20"/>
+            <w:pStyle w:val="TOC2"/>
             <w:tabs>
               <w:tab w:val="right" w:leader="dot" w:pos="9360"/>
             </w:tabs>
@@ -335,10 +309,10 @@
           <w:hyperlink w:anchor="_Toc90003" w:history="1">
             <w:r>
               <w:rPr>
-                <w:rStyle w:val="a5"/>
-                <w:noProof/>
-              </w:rPr>
-              <w:t>1.2 How It Works — the Binary Gaze System</w:t>
+                <w:rStyle w:val="Hyperlink"/>
+                <w:noProof/>
+              </w:rPr>
+              <w:t xml:space="preserve">1.2 How It Works — the Binary Gaze System</w:t>
             </w:r>
             <w:r>
               <w:rPr>
@@ -354,11 +328,6 @@
             </w:r>
             <w:r>
               <w:instrText xml:space="preserve"> PAGEREF _Toc90003 \h </w:instrText>
-            </w:r>
-            <w:r>
-              <w:rPr>
-                <w:noProof/>
-              </w:rPr>
             </w:r>
             <w:r>
               <w:rPr>
@@ -382,7 +351,7 @@
         </w:p>
         <w:p>
           <w:pPr>
-            <w:pStyle w:val="20"/>
+            <w:pStyle w:val="TOC2"/>
             <w:tabs>
               <w:tab w:val="right" w:leader="dot" w:pos="9360"/>
             </w:tabs>
@@ -393,17 +362,10 @@
           <w:hyperlink w:anchor="_Toc90004" w:history="1">
             <w:r>
               <w:rPr>
-                <w:rStyle w:val="a5"/>
-                <w:noProof/>
-              </w:rPr>
-              <w:t>1.3 Exam</w:t>
-            </w:r>
-            <w:r>
-              <w:rPr>
-                <w:rStyle w:val="a5"/>
-                <w:noProof/>
-              </w:rPr>
-              <w:t>ple Scenario</w:t>
+                <w:rStyle w:val="Hyperlink"/>
+                <w:noProof/>
+              </w:rPr>
+              <w:t xml:space="preserve">1.3 Example Scenario</w:t>
             </w:r>
             <w:r>
               <w:rPr>
@@ -419,11 +381,6 @@
             </w:r>
             <w:r>
               <w:instrText xml:space="preserve"> PAGEREF _Toc90004 \h </w:instrText>
-            </w:r>
-            <w:r>
-              <w:rPr>
-                <w:noProof/>
-              </w:rPr>
             </w:r>
             <w:r>
               <w:rPr>
@@ -447,7 +404,7 @@
         </w:p>
         <w:p>
           <w:pPr>
-            <w:pStyle w:val="20"/>
+            <w:pStyle w:val="TOC2"/>
             <w:tabs>
               <w:tab w:val="right" w:leader="dot" w:pos="9360"/>
             </w:tabs>
@@ -458,10 +415,10 @@
           <w:hyperlink w:anchor="_Toc90005" w:history="1">
             <w:r>
               <w:rPr>
-                <w:rStyle w:val="a5"/>
-                <w:noProof/>
-              </w:rPr>
-              <w:t>1.4 Installation</w:t>
+                <w:rStyle w:val="Hyperlink"/>
+                <w:noProof/>
+              </w:rPr>
+              <w:t xml:space="preserve">1.4 Installation</w:t>
             </w:r>
             <w:r>
               <w:rPr>
@@ -477,11 +434,6 @@
             </w:r>
             <w:r>
               <w:instrText xml:space="preserve"> PAGEREF _Toc90005 \h </w:instrText>
-            </w:r>
-            <w:r>
-              <w:rPr>
-                <w:noProof/>
-              </w:rPr>
             </w:r>
             <w:r>
               <w:rPr>
@@ -505,7 +457,7 @@
         </w:p>
         <w:p>
           <w:pPr>
-            <w:pStyle w:val="10"/>
+            <w:pStyle w:val="TOC1"/>
             <w:tabs>
               <w:tab w:val="right" w:leader="dot" w:pos="9360"/>
             </w:tabs>
@@ -516,10 +468,10 @@
           <w:hyperlink w:anchor="_Toc90006" w:history="1">
             <w:r>
               <w:rPr>
-                <w:rStyle w:val="a5"/>
-                <w:noProof/>
-              </w:rPr>
-              <w:t>2. Getting Started</w:t>
+                <w:rStyle w:val="Hyperlink"/>
+                <w:noProof/>
+              </w:rPr>
+              <w:t xml:space="preserve">2. Getting Started</w:t>
             </w:r>
             <w:r>
               <w:rPr>
@@ -535,11 +487,6 @@
             </w:r>
             <w:r>
               <w:instrText xml:space="preserve"> PAGEREF _Toc90006 \h </w:instrText>
-            </w:r>
-            <w:r>
-              <w:rPr>
-                <w:noProof/>
-              </w:rPr>
             </w:r>
             <w:r>
               <w:rPr>
@@ -563,7 +510,7 @@
         </w:p>
         <w:p>
           <w:pPr>
-            <w:pStyle w:val="20"/>
+            <w:pStyle w:val="TOC2"/>
             <w:tabs>
               <w:tab w:val="right" w:leader="dot" w:pos="9360"/>
             </w:tabs>
@@ -574,10 +521,10 @@
           <w:hyperlink w:anchor="_Toc90007" w:history="1">
             <w:r>
               <w:rPr>
-                <w:rStyle w:val="a5"/>
-                <w:noProof/>
-              </w:rPr>
-              <w:t>2.1 Device Setup</w:t>
+                <w:rStyle w:val="Hyperlink"/>
+                <w:noProof/>
+              </w:rPr>
+              <w:t xml:space="preserve">2.1 Device Setup</w:t>
             </w:r>
             <w:r>
               <w:rPr>
@@ -593,11 +540,6 @@
             </w:r>
             <w:r>
               <w:instrText xml:space="preserve"> PAGEREF _Toc90007 \h </w:instrText>
-            </w:r>
-            <w:r>
-              <w:rPr>
-                <w:noProof/>
-              </w:rPr>
             </w:r>
             <w:r>
               <w:rPr>
@@ -621,7 +563,7 @@
         </w:p>
         <w:p>
           <w:pPr>
-            <w:pStyle w:val="20"/>
+            <w:pStyle w:val="TOC2"/>
             <w:tabs>
               <w:tab w:val="right" w:leader="dot" w:pos="9360"/>
             </w:tabs>
@@ -632,10 +574,10 @@
           <w:hyperlink w:anchor="_Toc90008" w:history="1">
             <w:r>
               <w:rPr>
-                <w:rStyle w:val="a5"/>
-                <w:noProof/>
-              </w:rPr>
-              <w:t>2.2 Device Type Selection</w:t>
+                <w:rStyle w:val="Hyperlink"/>
+                <w:noProof/>
+              </w:rPr>
+              <w:t xml:space="preserve">2.2 Device Type Selection</w:t>
             </w:r>
             <w:r>
               <w:rPr>
@@ -651,11 +593,6 @@
             </w:r>
             <w:r>
               <w:instrText xml:space="preserve"> PAGEREF _Toc90008 \h </w:instrText>
-            </w:r>
-            <w:r>
-              <w:rPr>
-                <w:noProof/>
-              </w:rPr>
             </w:r>
             <w:r>
               <w:rPr>
@@ -679,7 +616,7 @@
         </w:p>
         <w:p>
           <w:pPr>
-            <w:pStyle w:val="20"/>
+            <w:pStyle w:val="TOC2"/>
             <w:tabs>
               <w:tab w:val="right" w:leader="dot" w:pos="9360"/>
             </w:tabs>
@@ -690,10 +627,10 @@
           <w:hyperlink w:anchor="_Toc90009" w:history="1">
             <w:r>
               <w:rPr>
-                <w:rStyle w:val="a5"/>
-                <w:noProof/>
-              </w:rPr>
-              <w:t>2.3 First Launch — Language &amp; Disclaimer</w:t>
+                <w:rStyle w:val="Hyperlink"/>
+                <w:noProof/>
+              </w:rPr>
+              <w:t xml:space="preserve">2.3 First Launch — Language &amp; Disclaimer</w:t>
             </w:r>
             <w:r>
               <w:rPr>
@@ -709,11 +646,6 @@
             </w:r>
             <w:r>
               <w:instrText xml:space="preserve"> PAGEREF _Toc90009 \h </w:instrText>
-            </w:r>
-            <w:r>
-              <w:rPr>
-                <w:noProof/>
-              </w:rPr>
             </w:r>
             <w:r>
               <w:rPr>
@@ -737,7 +669,7 @@
         </w:p>
         <w:p>
           <w:pPr>
-            <w:pStyle w:val="20"/>
+            <w:pStyle w:val="TOC2"/>
             <w:tabs>
               <w:tab w:val="right" w:leader="dot" w:pos="9360"/>
             </w:tabs>
@@ -748,17 +680,10 @@
           <w:hyperlink w:anchor="_Toc90010" w:history="1">
             <w:r>
               <w:rPr>
-                <w:rStyle w:val="a5"/>
-                <w:noProof/>
-              </w:rPr>
-              <w:t>2.4 Laun</w:t>
-            </w:r>
-            <w:r>
-              <w:rPr>
-                <w:rStyle w:val="a5"/>
-                <w:noProof/>
-              </w:rPr>
-              <w:t>ching the Camera</w:t>
+                <w:rStyle w:val="Hyperlink"/>
+                <w:noProof/>
+              </w:rPr>
+              <w:t xml:space="preserve">2.4 Launching the Camera</w:t>
             </w:r>
             <w:r>
               <w:rPr>
@@ -774,11 +699,6 @@
             </w:r>
             <w:r>
               <w:instrText xml:space="preserve"> PAGEREF _Toc90010 \h </w:instrText>
-            </w:r>
-            <w:r>
-              <w:rPr>
-                <w:noProof/>
-              </w:rPr>
             </w:r>
             <w:r>
               <w:rPr>
@@ -802,7 +722,7 @@
         </w:p>
         <w:p>
           <w:pPr>
-            <w:pStyle w:val="20"/>
+            <w:pStyle w:val="TOC2"/>
             <w:tabs>
               <w:tab w:val="right" w:leader="dot" w:pos="9360"/>
             </w:tabs>
@@ -813,10 +733,10 @@
           <w:hyperlink w:anchor="_Toc90011" w:history="1">
             <w:r>
               <w:rPr>
-                <w:rStyle w:val="a5"/>
-                <w:noProof/>
-              </w:rPr>
-              <w:t>2.5 Pausing with Eye Closure</w:t>
+                <w:rStyle w:val="Hyperlink"/>
+                <w:noProof/>
+              </w:rPr>
+              <w:t xml:space="preserve">2.5 Pausing with Eye Closure</w:t>
             </w:r>
             <w:r>
               <w:rPr>
@@ -832,11 +752,6 @@
             </w:r>
             <w:r>
               <w:instrText xml:space="preserve"> PAGEREF _Toc90011 \h </w:instrText>
-            </w:r>
-            <w:r>
-              <w:rPr>
-                <w:noProof/>
-              </w:rPr>
             </w:r>
             <w:r>
               <w:rPr>
@@ -860,7 +775,7 @@
         </w:p>
         <w:p>
           <w:pPr>
-            <w:pStyle w:val="20"/>
+            <w:pStyle w:val="TOC2"/>
             <w:tabs>
               <w:tab w:val="right" w:leader="dot" w:pos="9360"/>
             </w:tabs>
@@ -871,10 +786,10 @@
           <w:hyperlink w:anchor="_Toc90012" w:history="1">
             <w:r>
               <w:rPr>
-                <w:rStyle w:val="a5"/>
-                <w:noProof/>
-              </w:rPr>
-              <w:t>2.6 Building Words with Left/Right Gaze (Important)</w:t>
+                <w:rStyle w:val="Hyperlink"/>
+                <w:noProof/>
+              </w:rPr>
+              <w:t xml:space="preserve">2.6 Building Words with Left/Right Gaze (Important)</w:t>
             </w:r>
             <w:r>
               <w:rPr>
@@ -890,11 +805,6 @@
             </w:r>
             <w:r>
               <w:instrText xml:space="preserve"> PAGEREF _Toc90012 \h </w:instrText>
-            </w:r>
-            <w:r>
-              <w:rPr>
-                <w:noProof/>
-              </w:rPr>
             </w:r>
             <w:r>
               <w:rPr>
@@ -918,7 +828,7 @@
         </w:p>
         <w:p>
           <w:pPr>
-            <w:pStyle w:val="10"/>
+            <w:pStyle w:val="TOC1"/>
             <w:tabs>
               <w:tab w:val="right" w:leader="dot" w:pos="9360"/>
             </w:tabs>
@@ -929,10 +839,10 @@
           <w:hyperlink w:anchor="_Toc90013" w:history="1">
             <w:r>
               <w:rPr>
-                <w:rStyle w:val="a5"/>
-                <w:noProof/>
-              </w:rPr>
-              <w:t>3. The Codeword System</w:t>
+                <w:rStyle w:val="Hyperlink"/>
+                <w:noProof/>
+              </w:rPr>
+              <w:t xml:space="preserve">3. The Codeword System</w:t>
             </w:r>
             <w:r>
               <w:rPr>
@@ -948,11 +858,6 @@
             </w:r>
             <w:r>
               <w:instrText xml:space="preserve"> PAGEREF _Toc90013 \h </w:instrText>
-            </w:r>
-            <w:r>
-              <w:rPr>
-                <w:noProof/>
-              </w:rPr>
             </w:r>
             <w:r>
               <w:rPr>
@@ -976,7 +881,7 @@
         </w:p>
         <w:p>
           <w:pPr>
-            <w:pStyle w:val="20"/>
+            <w:pStyle w:val="TOC2"/>
             <w:tabs>
               <w:tab w:val="right" w:leader="dot" w:pos="9360"/>
             </w:tabs>
@@ -987,10 +892,10 @@
           <w:hyperlink w:anchor="_Toc90014" w:history="1">
             <w:r>
               <w:rPr>
-                <w:rStyle w:val="a5"/>
-                <w:noProof/>
-              </w:rPr>
-              <w:t>3.1 Zone Overview</w:t>
+                <w:rStyle w:val="Hyperlink"/>
+                <w:noProof/>
+              </w:rPr>
+              <w:t xml:space="preserve">3.1 Zone Overview</w:t>
             </w:r>
             <w:r>
               <w:rPr>
@@ -1006,11 +911,6 @@
             </w:r>
             <w:r>
               <w:instrText xml:space="preserve"> PAGEREF _Toc90014 \h </w:instrText>
-            </w:r>
-            <w:r>
-              <w:rPr>
-                <w:noProof/>
-              </w:rPr>
             </w:r>
             <w:r>
               <w:rPr>
@@ -1034,7 +934,7 @@
         </w:p>
         <w:p>
           <w:pPr>
-            <w:pStyle w:val="20"/>
+            <w:pStyle w:val="TOC2"/>
             <w:tabs>
               <w:tab w:val="right" w:leader="dot" w:pos="9360"/>
             </w:tabs>
@@ -1045,10 +945,10 @@
           <w:hyperlink w:anchor="_Toc90015" w:history="1">
             <w:r>
               <w:rPr>
-                <w:rStyle w:val="a5"/>
-                <w:noProof/>
-              </w:rPr>
-              <w:t>3.2 Main Page — Full Word List</w:t>
+                <w:rStyle w:val="Hyperlink"/>
+                <w:noProof/>
+              </w:rPr>
+              <w:t xml:space="preserve">3.2 Main Page — Full Word List</w:t>
             </w:r>
             <w:r>
               <w:rPr>
@@ -1064,11 +964,6 @@
             </w:r>
             <w:r>
               <w:instrText xml:space="preserve"> PAGEREF _Toc90015 \h </w:instrText>
-            </w:r>
-            <w:r>
-              <w:rPr>
-                <w:noProof/>
-              </w:rPr>
             </w:r>
             <w:r>
               <w:rPr>
@@ -1092,7 +987,7 @@
         </w:p>
         <w:p>
           <w:pPr>
-            <w:pStyle w:val="20"/>
+            <w:pStyle w:val="TOC2"/>
             <w:tabs>
               <w:tab w:val="right" w:leader="dot" w:pos="9360"/>
             </w:tabs>
@@ -1103,10 +998,10 @@
           <w:hyperlink w:anchor="_Toc90016" w:history="1">
             <w:r>
               <w:rPr>
-                <w:rStyle w:val="a5"/>
-                <w:noProof/>
-              </w:rPr>
-              <w:t>3.3 Category Pages</w:t>
+                <w:rStyle w:val="Hyperlink"/>
+                <w:noProof/>
+              </w:rPr>
+              <w:t xml:space="preserve">3.3 Category Pages</w:t>
             </w:r>
             <w:r>
               <w:rPr>
@@ -1122,11 +1017,6 @@
             </w:r>
             <w:r>
               <w:instrText xml:space="preserve"> PAGEREF _Toc90016 \h </w:instrText>
-            </w:r>
-            <w:r>
-              <w:rPr>
-                <w:noProof/>
-              </w:rPr>
             </w:r>
             <w:r>
               <w:rPr>
@@ -1150,7 +1040,7 @@
         </w:p>
         <w:p>
           <w:pPr>
-            <w:pStyle w:val="30"/>
+            <w:pStyle w:val="TOC3"/>
             <w:tabs>
               <w:tab w:val="right" w:leader="dot" w:pos="9360"/>
             </w:tabs>
@@ -1161,17 +1051,10 @@
           <w:hyperlink w:anchor="_Toc90017" w:history="1">
             <w:r>
               <w:rPr>
-                <w:rStyle w:val="a5"/>
-                <w:noProof/>
-              </w:rPr>
-              <w:t>PAIN page (enter with code 100</w:t>
-            </w:r>
-            <w:r>
-              <w:rPr>
-                <w:rStyle w:val="a5"/>
-                <w:noProof/>
-              </w:rPr>
-              <w:t>)</w:t>
+                <w:rStyle w:val="Hyperlink"/>
+                <w:noProof/>
+              </w:rPr>
+              <w:t xml:space="preserve">PAIN page (enter with code 100)</w:t>
             </w:r>
             <w:r>
               <w:rPr>
@@ -1187,11 +1070,6 @@
             </w:r>
             <w:r>
               <w:instrText xml:space="preserve"> PAGEREF _Toc90017 \h </w:instrText>
-            </w:r>
-            <w:r>
-              <w:rPr>
-                <w:noProof/>
-              </w:rPr>
             </w:r>
             <w:r>
               <w:rPr>
@@ -1215,7 +1093,7 @@
         </w:p>
         <w:p>
           <w:pPr>
-            <w:pStyle w:val="30"/>
+            <w:pStyle w:val="TOC3"/>
             <w:tabs>
               <w:tab w:val="right" w:leader="dot" w:pos="9360"/>
             </w:tabs>
@@ -1226,10 +1104,10 @@
           <w:hyperlink w:anchor="_Toc90018" w:history="1">
             <w:r>
               <w:rPr>
-                <w:rStyle w:val="a5"/>
-                <w:noProof/>
-              </w:rPr>
-              <w:t>ACTION page (enter with code 101)</w:t>
+                <w:rStyle w:val="Hyperlink"/>
+                <w:noProof/>
+              </w:rPr>
+              <w:t xml:space="preserve">ACTION page (enter with code 101)</w:t>
             </w:r>
             <w:r>
               <w:rPr>
@@ -1245,11 +1123,6 @@
             </w:r>
             <w:r>
               <w:instrText xml:space="preserve"> PAGEREF _Toc90018 \h </w:instrText>
-            </w:r>
-            <w:r>
-              <w:rPr>
-                <w:noProof/>
-              </w:rPr>
             </w:r>
             <w:r>
               <w:rPr>
@@ -1273,7 +1146,7 @@
         </w:p>
         <w:p>
           <w:pPr>
-            <w:pStyle w:val="30"/>
+            <w:pStyle w:val="TOC3"/>
             <w:tabs>
               <w:tab w:val="right" w:leader="dot" w:pos="9360"/>
             </w:tabs>
@@ -1284,10 +1157,10 @@
           <w:hyperlink w:anchor="_Toc90019" w:history="1">
             <w:r>
               <w:rPr>
-                <w:rStyle w:val="a5"/>
-                <w:noProof/>
-              </w:rPr>
-              <w:t>ENVIRON·STATE page (enter with code 110)</w:t>
+                <w:rStyle w:val="Hyperlink"/>
+                <w:noProof/>
+              </w:rPr>
+              <w:t xml:space="preserve">ENVIRON·STATE page (enter with code 110)</w:t>
             </w:r>
             <w:r>
               <w:rPr>
@@ -1303,11 +1176,6 @@
             </w:r>
             <w:r>
               <w:instrText xml:space="preserve"> PAGEREF _Toc90019 \h </w:instrText>
-            </w:r>
-            <w:r>
-              <w:rPr>
-                <w:noProof/>
-              </w:rPr>
             </w:r>
             <w:r>
               <w:rPr>
@@ -1331,7 +1199,7 @@
         </w:p>
         <w:p>
           <w:pPr>
-            <w:pStyle w:val="30"/>
+            <w:pStyle w:val="TOC3"/>
             <w:tabs>
               <w:tab w:val="right" w:leader="dot" w:pos="9360"/>
             </w:tabs>
@@ -1342,10 +1210,10 @@
           <w:hyperlink w:anchor="_Toc90020" w:history="1">
             <w:r>
               <w:rPr>
-                <w:rStyle w:val="a5"/>
-                <w:noProof/>
-              </w:rPr>
-              <w:t>FEELING page (enter with code 111)</w:t>
+                <w:rStyle w:val="Hyperlink"/>
+                <w:noProof/>
+              </w:rPr>
+              <w:t xml:space="preserve">FEELING page (enter with code 111)</w:t>
             </w:r>
             <w:r>
               <w:rPr>
@@ -1361,11 +1229,6 @@
             </w:r>
             <w:r>
               <w:instrText xml:space="preserve"> PAGEREF _Toc90020 \h </w:instrText>
-            </w:r>
-            <w:r>
-              <w:rPr>
-                <w:noProof/>
-              </w:rPr>
             </w:r>
             <w:r>
               <w:rPr>
@@ -1389,7 +1252,7 @@
         </w:p>
         <w:p>
           <w:pPr>
-            <w:pStyle w:val="10"/>
+            <w:pStyle w:val="TOC1"/>
             <w:tabs>
               <w:tab w:val="right" w:leader="dot" w:pos="9360"/>
             </w:tabs>
@@ -1400,17 +1263,10 @@
           <w:hyperlink w:anchor="_Toc90021" w:history="1">
             <w:r>
               <w:rPr>
-                <w:rStyle w:val="a5"/>
-                <w:noProof/>
-              </w:rPr>
-              <w:t>4. Zone 3A Ada</w:t>
-            </w:r>
-            <w:r>
-              <w:rPr>
-                <w:rStyle w:val="a5"/>
-                <w:noProof/>
-              </w:rPr>
-              <w:t>ptive Shortcut</w:t>
+                <w:rStyle w:val="Hyperlink"/>
+                <w:noProof/>
+              </w:rPr>
+              <w:t xml:space="preserve">4. Zone 3A Adaptive Shortcut</w:t>
             </w:r>
             <w:r>
               <w:rPr>
@@ -1426,11 +1282,6 @@
             </w:r>
             <w:r>
               <w:instrText xml:space="preserve"> PAGEREF _Toc90021 \h </w:instrText>
-            </w:r>
-            <w:r>
-              <w:rPr>
-                <w:noProof/>
-              </w:rPr>
             </w:r>
             <w:r>
               <w:rPr>
@@ -1454,7 +1305,7 @@
         </w:p>
         <w:p>
           <w:pPr>
-            <w:pStyle w:val="20"/>
+            <w:pStyle w:val="TOC2"/>
             <w:tabs>
               <w:tab w:val="right" w:leader="dot" w:pos="9360"/>
             </w:tabs>
@@ -1465,10 +1316,10 @@
           <w:hyperlink w:anchor="_Toc90022" w:history="1">
             <w:r>
               <w:rPr>
-                <w:rStyle w:val="a5"/>
-                <w:noProof/>
-              </w:rPr>
-              <w:t>4.1 How Frequency Tracking Works</w:t>
+                <w:rStyle w:val="Hyperlink"/>
+                <w:noProof/>
+              </w:rPr>
+              <w:t xml:space="preserve">4.1 How Frequency Tracking Works</w:t>
             </w:r>
             <w:r>
               <w:rPr>
@@ -1484,11 +1335,6 @@
             </w:r>
             <w:r>
               <w:instrText xml:space="preserve"> PAGEREF _Toc90022 \h </w:instrText>
-            </w:r>
-            <w:r>
-              <w:rPr>
-                <w:noProof/>
-              </w:rPr>
             </w:r>
             <w:r>
               <w:rPr>
@@ -1512,7 +1358,7 @@
         </w:p>
         <w:p>
           <w:pPr>
-            <w:pStyle w:val="20"/>
+            <w:pStyle w:val="TOC2"/>
             <w:tabs>
               <w:tab w:val="right" w:leader="dot" w:pos="9360"/>
             </w:tabs>
@@ -1523,10 +1369,10 @@
           <w:hyperlink w:anchor="_Toc90023" w:history="1">
             <w:r>
               <w:rPr>
-                <w:rStyle w:val="a5"/>
-                <w:noProof/>
-              </w:rPr>
-              <w:t>4.2 Viewing and Resetting Counts</w:t>
+                <w:rStyle w:val="Hyperlink"/>
+                <w:noProof/>
+              </w:rPr>
+              <w:t xml:space="preserve">4.2 Viewing and Resetting Counts</w:t>
             </w:r>
             <w:r>
               <w:rPr>
@@ -1542,11 +1388,6 @@
             </w:r>
             <w:r>
               <w:instrText xml:space="preserve"> PAGEREF _Toc90023 \h </w:instrText>
-            </w:r>
-            <w:r>
-              <w:rPr>
-                <w:noProof/>
-              </w:rPr>
             </w:r>
             <w:r>
               <w:rPr>
@@ -1570,7 +1411,7 @@
         </w:p>
         <w:p>
           <w:pPr>
-            <w:pStyle w:val="10"/>
+            <w:pStyle w:val="TOC1"/>
             <w:tabs>
               <w:tab w:val="right" w:leader="dot" w:pos="9360"/>
             </w:tabs>
@@ -1581,10 +1422,10 @@
           <w:hyperlink w:anchor="_Toc90024" w:history="1">
             <w:r>
               <w:rPr>
-                <w:rStyle w:val="a5"/>
-                <w:noProof/>
-              </w:rPr>
-              <w:t>5. Setup Screen</w:t>
+                <w:rStyle w:val="Hyperlink"/>
+                <w:noProof/>
+              </w:rPr>
+              <w:t xml:space="preserve">5. Setup Screen</w:t>
             </w:r>
             <w:r>
               <w:rPr>
@@ -1600,11 +1441,6 @@
             </w:r>
             <w:r>
               <w:instrText xml:space="preserve"> PAGEREF _Toc90024 \h </w:instrText>
-            </w:r>
-            <w:r>
-              <w:rPr>
-                <w:noProof/>
-              </w:rPr>
             </w:r>
             <w:r>
               <w:rPr>
@@ -1628,7 +1464,7 @@
         </w:p>
         <w:p>
           <w:pPr>
-            <w:pStyle w:val="20"/>
+            <w:pStyle w:val="TOC2"/>
             <w:tabs>
               <w:tab w:val="right" w:leader="dot" w:pos="9360"/>
             </w:tabs>
@@ -1639,10 +1475,10 @@
           <w:hyperlink w:anchor="_Toc90025" w:history="1">
             <w:r>
               <w:rPr>
-                <w:rStyle w:val="a5"/>
-                <w:noProof/>
-              </w:rPr>
-              <w:t>5.1 Navigating the Word List</w:t>
+                <w:rStyle w:val="Hyperlink"/>
+                <w:noProof/>
+              </w:rPr>
+              <w:t xml:space="preserve">5.1 Navigating the Word List</w:t>
             </w:r>
             <w:r>
               <w:rPr>
@@ -1658,11 +1494,6 @@
             </w:r>
             <w:r>
               <w:instrText xml:space="preserve"> PAGEREF _Toc90025 \h </w:instrText>
-            </w:r>
-            <w:r>
-              <w:rPr>
-                <w:noProof/>
-              </w:rPr>
             </w:r>
             <w:r>
               <w:rPr>
@@ -1686,7 +1517,7 @@
         </w:p>
         <w:p>
           <w:pPr>
-            <w:pStyle w:val="20"/>
+            <w:pStyle w:val="TOC2"/>
             <w:tabs>
               <w:tab w:val="right" w:leader="dot" w:pos="9360"/>
             </w:tabs>
@@ -1697,10 +1528,10 @@
           <w:hyperlink w:anchor="_Toc90026" w:history="1">
             <w:r>
               <w:rPr>
-                <w:rStyle w:val="a5"/>
-                <w:noProof/>
-              </w:rPr>
-              <w:t>5.2 Editing a Word</w:t>
+                <w:rStyle w:val="Hyperlink"/>
+                <w:noProof/>
+              </w:rPr>
+              <w:t xml:space="preserve">5.2 Editing a Word</w:t>
             </w:r>
             <w:r>
               <w:rPr>
@@ -1716,11 +1547,6 @@
             </w:r>
             <w:r>
               <w:instrText xml:space="preserve"> PAGEREF _Toc90026 \h </w:instrText>
-            </w:r>
-            <w:r>
-              <w:rPr>
-                <w:noProof/>
-              </w:rPr>
             </w:r>
             <w:r>
               <w:rPr>
@@ -1744,7 +1570,7 @@
         </w:p>
         <w:p>
           <w:pPr>
-            <w:pStyle w:val="20"/>
+            <w:pStyle w:val="TOC2"/>
             <w:tabs>
               <w:tab w:val="right" w:leader="dot" w:pos="9360"/>
             </w:tabs>
@@ -1755,17 +1581,10 @@
           <w:hyperlink w:anchor="_Toc90027" w:history="1">
             <w:r>
               <w:rPr>
-                <w:rStyle w:val="a5"/>
-                <w:noProof/>
-              </w:rPr>
-              <w:t>5.3 Words That Cannot Be Edite</w:t>
-            </w:r>
-            <w:r>
-              <w:rPr>
-                <w:rStyle w:val="a5"/>
-                <w:noProof/>
-              </w:rPr>
-              <w:t>d</w:t>
+                <w:rStyle w:val="Hyperlink"/>
+                <w:noProof/>
+              </w:rPr>
+              <w:t xml:space="preserve">5.3 Words That Cannot Be Edited</w:t>
             </w:r>
             <w:r>
               <w:rPr>
@@ -1781,11 +1600,6 @@
             </w:r>
             <w:r>
               <w:instrText xml:space="preserve"> PAGEREF _Toc90027 \h </w:instrText>
-            </w:r>
-            <w:r>
-              <w:rPr>
-                <w:noProof/>
-              </w:rPr>
             </w:r>
             <w:r>
               <w:rPr>
@@ -1809,7 +1623,7 @@
         </w:p>
         <w:p>
           <w:pPr>
-            <w:pStyle w:val="10"/>
+            <w:pStyle w:val="TOC1"/>
             <w:tabs>
               <w:tab w:val="right" w:leader="dot" w:pos="9360"/>
             </w:tabs>
@@ -1820,10 +1634,10 @@
           <w:hyperlink w:anchor="_Toc90028" w:history="1">
             <w:r>
               <w:rPr>
-                <w:rStyle w:val="a5"/>
-                <w:noProof/>
-              </w:rPr>
-              <w:t>6. Screen Layout</w:t>
+                <w:rStyle w:val="Hyperlink"/>
+                <w:noProof/>
+              </w:rPr>
+              <w:t xml:space="preserve">6. Screen Layout</w:t>
             </w:r>
             <w:r>
               <w:rPr>
@@ -1839,11 +1653,6 @@
             </w:r>
             <w:r>
               <w:instrText xml:space="preserve"> PAGEREF _Toc90028 \h </w:instrText>
-            </w:r>
-            <w:r>
-              <w:rPr>
-                <w:noProof/>
-              </w:rPr>
             </w:r>
             <w:r>
               <w:rPr>
@@ -1867,7 +1676,7 @@
         </w:p>
         <w:p>
           <w:pPr>
-            <w:pStyle w:val="20"/>
+            <w:pStyle w:val="TOC2"/>
             <w:tabs>
               <w:tab w:val="right" w:leader="dot" w:pos="9360"/>
             </w:tabs>
@@ -1878,17 +1687,10 @@
           <w:hyperlink w:anchor="_Toc90029" w:history="1">
             <w:r>
               <w:rPr>
-                <w:rStyle w:val="a5"/>
-                <w:noProof/>
-              </w:rPr>
-              <w:t>6.</w:t>
-            </w:r>
-            <w:r>
-              <w:rPr>
-                <w:rStyle w:val="a5"/>
-                <w:noProof/>
-              </w:rPr>
-              <w:t>1 Galaxy Phone — Landscape</w:t>
+                <w:rStyle w:val="Hyperlink"/>
+                <w:noProof/>
+              </w:rPr>
+              <w:t xml:space="preserve">6.1 Galaxy Phone — Landscape</w:t>
             </w:r>
             <w:r>
               <w:rPr>
@@ -1904,11 +1706,6 @@
             </w:r>
             <w:r>
               <w:instrText xml:space="preserve"> PAGEREF _Toc90029 \h </w:instrText>
-            </w:r>
-            <w:r>
-              <w:rPr>
-                <w:noProof/>
-              </w:rPr>
             </w:r>
             <w:r>
               <w:rPr>
@@ -1932,7 +1729,7 @@
         </w:p>
         <w:p>
           <w:pPr>
-            <w:pStyle w:val="20"/>
+            <w:pStyle w:val="TOC2"/>
             <w:tabs>
               <w:tab w:val="right" w:leader="dot" w:pos="9360"/>
             </w:tabs>
@@ -1943,10 +1740,10 @@
           <w:hyperlink w:anchor="_Toc90030" w:history="1">
             <w:r>
               <w:rPr>
-                <w:rStyle w:val="a5"/>
-                <w:noProof/>
-              </w:rPr>
-              <w:t>6.2 Galaxy Phone — Portrait</w:t>
+                <w:rStyle w:val="Hyperlink"/>
+                <w:noProof/>
+              </w:rPr>
+              <w:t xml:space="preserve">6.2 Galaxy Phone — Portrait</w:t>
             </w:r>
             <w:r>
               <w:rPr>
@@ -1962,11 +1759,6 @@
             </w:r>
             <w:r>
               <w:instrText xml:space="preserve"> PAGEREF _Toc90030 \h </w:instrText>
-            </w:r>
-            <w:r>
-              <w:rPr>
-                <w:noProof/>
-              </w:rPr>
             </w:r>
             <w:r>
               <w:rPr>
@@ -1990,7 +1782,7 @@
         </w:p>
         <w:p>
           <w:pPr>
-            <w:pStyle w:val="20"/>
+            <w:pStyle w:val="TOC2"/>
             <w:tabs>
               <w:tab w:val="right" w:leader="dot" w:pos="9360"/>
             </w:tabs>
@@ -2001,10 +1793,10 @@
           <w:hyperlink w:anchor="_Toc90031" w:history="1">
             <w:r>
               <w:rPr>
-                <w:rStyle w:val="a5"/>
-                <w:noProof/>
-              </w:rPr>
-              <w:t>6.3 Galaxy Tab — Landscape</w:t>
+                <w:rStyle w:val="Hyperlink"/>
+                <w:noProof/>
+              </w:rPr>
+              <w:t xml:space="preserve">6.3 Galaxy Tab — Landscape</w:t>
             </w:r>
             <w:r>
               <w:rPr>
@@ -2020,11 +1812,6 @@
             </w:r>
             <w:r>
               <w:instrText xml:space="preserve"> PAGEREF _Toc90031 \h </w:instrText>
-            </w:r>
-            <w:r>
-              <w:rPr>
-                <w:noProof/>
-              </w:rPr>
             </w:r>
             <w:r>
               <w:rPr>
@@ -2048,7 +1835,7 @@
         </w:p>
         <w:p>
           <w:pPr>
-            <w:pStyle w:val="20"/>
+            <w:pStyle w:val="TOC2"/>
             <w:tabs>
               <w:tab w:val="right" w:leader="dot" w:pos="9360"/>
             </w:tabs>
@@ -2059,17 +1846,10 @@
           <w:hyperlink w:anchor="_Toc90032" w:history="1">
             <w:r>
               <w:rPr>
-                <w:rStyle w:val="a5"/>
-                <w:noProof/>
-              </w:rPr>
-              <w:t>6.4 Galaxy Tab — Portr</w:t>
-            </w:r>
-            <w:r>
-              <w:rPr>
-                <w:rStyle w:val="a5"/>
-                <w:noProof/>
-              </w:rPr>
-              <w:t>ait</w:t>
+                <w:rStyle w:val="Hyperlink"/>
+                <w:noProof/>
+              </w:rPr>
+              <w:t xml:space="preserve">6.4 Galaxy Tab — Portrait</w:t>
             </w:r>
             <w:r>
               <w:rPr>
@@ -2085,11 +1865,6 @@
             </w:r>
             <w:r>
               <w:instrText xml:space="preserve"> PAGEREF _Toc90032 \h </w:instrText>
-            </w:r>
-            <w:r>
-              <w:rPr>
-                <w:noProof/>
-              </w:rPr>
             </w:r>
             <w:r>
               <w:rPr>
@@ -2113,7 +1888,7 @@
         </w:p>
         <w:p>
           <w:pPr>
-            <w:pStyle w:val="10"/>
+            <w:pStyle w:val="TOC1"/>
             <w:tabs>
               <w:tab w:val="right" w:leader="dot" w:pos="9360"/>
             </w:tabs>
@@ -2124,10 +1899,10 @@
           <w:hyperlink w:anchor="_Toc90033" w:history="1">
             <w:r>
               <w:rPr>
-                <w:rStyle w:val="a5"/>
-                <w:noProof/>
-              </w:rPr>
-              <w:t>7. Step-by-Step Examples</w:t>
+                <w:rStyle w:val="Hyperlink"/>
+                <w:noProof/>
+              </w:rPr>
+              <w:t xml:space="preserve">7. Step-by-Step Examples</w:t>
             </w:r>
             <w:r>
               <w:rPr>
@@ -2143,11 +1918,6 @@
             </w:r>
             <w:r>
               <w:instrText xml:space="preserve"> PAGEREF _Toc90033 \h </w:instrText>
-            </w:r>
-            <w:r>
-              <w:rPr>
-                <w:noProof/>
-              </w:rPr>
             </w:r>
             <w:r>
               <w:rPr>
@@ -2171,7 +1941,7 @@
         </w:p>
         <w:p>
           <w:pPr>
-            <w:pStyle w:val="20"/>
+            <w:pStyle w:val="TOC2"/>
             <w:tabs>
               <w:tab w:val="right" w:leader="dot" w:pos="9360"/>
             </w:tabs>
@@ -2182,10 +1952,10 @@
           <w:hyperlink w:anchor="_Toc90034" w:history="1">
             <w:r>
               <w:rPr>
-                <w:rStyle w:val="a5"/>
-                <w:noProof/>
-              </w:rPr>
-              <w:t>7.1 Saying “Can't breathe” (emergency)</w:t>
+                <w:rStyle w:val="Hyperlink"/>
+                <w:noProof/>
+              </w:rPr>
+              <w:t xml:space="preserve">7.1 Saying “Can't breathe” (emergency)</w:t>
             </w:r>
             <w:r>
               <w:rPr>
@@ -2201,11 +1971,6 @@
             </w:r>
             <w:r>
               <w:instrText xml:space="preserve"> PAGEREF _Toc90034 \h </w:instrText>
-            </w:r>
-            <w:r>
-              <w:rPr>
-                <w:noProof/>
-              </w:rPr>
             </w:r>
             <w:r>
               <w:rPr>
@@ -2229,7 +1994,7 @@
         </w:p>
         <w:p>
           <w:pPr>
-            <w:pStyle w:val="20"/>
+            <w:pStyle w:val="TOC2"/>
             <w:tabs>
               <w:tab w:val="right" w:leader="dot" w:pos="9360"/>
             </w:tabs>
@@ -2240,10 +2005,10 @@
           <w:hyperlink w:anchor="_Toc90035" w:history="1">
             <w:r>
               <w:rPr>
-                <w:rStyle w:val="a5"/>
-                <w:noProof/>
-              </w:rPr>
-              <w:t>7.2 Saying “Headache” via PAIN page</w:t>
+                <w:rStyle w:val="Hyperlink"/>
+                <w:noProof/>
+              </w:rPr>
+              <w:t xml:space="preserve">7.2 Saying “Headache” via PAIN page</w:t>
             </w:r>
             <w:r>
               <w:rPr>
@@ -2259,11 +2024,6 @@
             </w:r>
             <w:r>
               <w:instrText xml:space="preserve"> PAGEREF _Toc90035 \h </w:instrText>
-            </w:r>
-            <w:r>
-              <w:rPr>
-                <w:noProof/>
-              </w:rPr>
             </w:r>
             <w:r>
               <w:rPr>
@@ -2287,7 +2047,7 @@
         </w:p>
         <w:p>
           <w:pPr>
-            <w:pStyle w:val="20"/>
+            <w:pStyle w:val="TOC2"/>
             <w:tabs>
               <w:tab w:val="right" w:leader="dot" w:pos="9360"/>
             </w:tabs>
@@ -2298,10 +2058,10 @@
           <w:hyperlink w:anchor="_Toc90036" w:history="1">
             <w:r>
               <w:rPr>
-                <w:rStyle w:val="a5"/>
-                <w:noProof/>
-              </w:rPr>
-              <w:t>7.3 Returning to Main page from a category</w:t>
+                <w:rStyle w:val="Hyperlink"/>
+                <w:noProof/>
+              </w:rPr>
+              <w:t xml:space="preserve">7.3 Returning to Main page from a category</w:t>
             </w:r>
             <w:r>
               <w:rPr>
@@ -2317,11 +2077,6 @@
             </w:r>
             <w:r>
               <w:instrText xml:space="preserve"> PAGEREF _Toc90036 \h </w:instrText>
-            </w:r>
-            <w:r>
-              <w:rPr>
-                <w:noProof/>
-              </w:rPr>
             </w:r>
             <w:r>
               <w:rPr>
@@ -2345,7 +2100,7 @@
         </w:p>
         <w:p>
           <w:pPr>
-            <w:pStyle w:val="20"/>
+            <w:pStyle w:val="TOC2"/>
             <w:tabs>
               <w:tab w:val="right" w:leader="dot" w:pos="9360"/>
             </w:tabs>
@@ -2356,10 +2111,10 @@
           <w:hyperlink w:anchor="_Toc90037" w:history="1">
             <w:r>
               <w:rPr>
-                <w:rStyle w:val="a5"/>
-                <w:noProof/>
-              </w:rPr>
-              <w:t>7.4 Saying “Thank you”</w:t>
+                <w:rStyle w:val="Hyperlink"/>
+                <w:noProof/>
+              </w:rPr>
+              <w:t xml:space="preserve">7.4 Saying “Thank you”</w:t>
             </w:r>
             <w:r>
               <w:rPr>
@@ -2375,11 +2130,6 @@
             </w:r>
             <w:r>
               <w:instrText xml:space="preserve"> PAGEREF _Toc90037 \h </w:instrText>
-            </w:r>
-            <w:r>
-              <w:rPr>
-                <w:noProof/>
-              </w:rPr>
             </w:r>
             <w:r>
               <w:rPr>
@@ -2403,7 +2153,7 @@
         </w:p>
         <w:p>
           <w:pPr>
-            <w:pStyle w:val="10"/>
+            <w:pStyle w:val="TOC1"/>
             <w:tabs>
               <w:tab w:val="right" w:leader="dot" w:pos="9360"/>
             </w:tabs>
@@ -2414,10 +2164,10 @@
           <w:hyperlink w:anchor="_Toc90038" w:history="1">
             <w:r>
               <w:rPr>
-                <w:rStyle w:val="a5"/>
-                <w:noProof/>
-              </w:rPr>
-              <w:t>8. Tips and Best Practices</w:t>
+                <w:rStyle w:val="Hyperlink"/>
+                <w:noProof/>
+              </w:rPr>
+              <w:t xml:space="preserve">8. Tips and Best Practices</w:t>
             </w:r>
             <w:r>
               <w:rPr>
@@ -2433,11 +2183,6 @@
             </w:r>
             <w:r>
               <w:instrText xml:space="preserve"> PAGEREF _Toc90038 \h </w:instrText>
-            </w:r>
-            <w:r>
-              <w:rPr>
-                <w:noProof/>
-              </w:rPr>
             </w:r>
             <w:r>
               <w:rPr>
@@ -2461,7 +2206,7 @@
         </w:p>
         <w:p>
           <w:pPr>
-            <w:pStyle w:val="20"/>
+            <w:pStyle w:val="TOC2"/>
             <w:tabs>
               <w:tab w:val="right" w:leader="dot" w:pos="9360"/>
             </w:tabs>
@@ -2472,10 +2217,10 @@
           <w:hyperlink w:anchor="_Toc90039" w:history="1">
             <w:r>
               <w:rPr>
-                <w:rStyle w:val="a5"/>
-                <w:noProof/>
-              </w:rPr>
-              <w:t>8.1 Camera Positioning</w:t>
+                <w:rStyle w:val="Hyperlink"/>
+                <w:noProof/>
+              </w:rPr>
+              <w:t xml:space="preserve">8.1 Camera Positioning</w:t>
             </w:r>
             <w:r>
               <w:rPr>
@@ -2491,11 +2236,6 @@
             </w:r>
             <w:r>
               <w:instrText xml:space="preserve"> PAGEREF _Toc90039 \h </w:instrText>
-            </w:r>
-            <w:r>
-              <w:rPr>
-                <w:noProof/>
-              </w:rPr>
             </w:r>
             <w:r>
               <w:rPr>
@@ -2519,7 +2259,7 @@
         </w:p>
         <w:p>
           <w:pPr>
-            <w:pStyle w:val="20"/>
+            <w:pStyle w:val="TOC2"/>
             <w:tabs>
               <w:tab w:val="right" w:leader="dot" w:pos="9360"/>
             </w:tabs>
@@ -2530,10 +2270,10 @@
           <w:hyperlink w:anchor="_Toc90040" w:history="1">
             <w:r>
               <w:rPr>
-                <w:rStyle w:val="a5"/>
-                <w:noProof/>
-              </w:rPr>
-              <w:t>8.2 Training New Users</w:t>
+                <w:rStyle w:val="Hyperlink"/>
+                <w:noProof/>
+              </w:rPr>
+              <w:t xml:space="preserve">8.2 Training New Users</w:t>
             </w:r>
             <w:r>
               <w:rPr>
@@ -2549,11 +2289,6 @@
             </w:r>
             <w:r>
               <w:instrText xml:space="preserve"> PAGEREF _Toc90040 \h </w:instrText>
-            </w:r>
-            <w:r>
-              <w:rPr>
-                <w:noProof/>
-              </w:rPr>
             </w:r>
             <w:r>
               <w:rPr>
@@ -2577,7 +2312,7 @@
         </w:p>
         <w:p>
           <w:pPr>
-            <w:pStyle w:val="20"/>
+            <w:pStyle w:val="TOC2"/>
             <w:tabs>
               <w:tab w:val="right" w:leader="dot" w:pos="9360"/>
             </w:tabs>
@@ -2588,10 +2323,10 @@
           <w:hyperlink w:anchor="_Toc90041" w:history="1">
             <w:r>
               <w:rPr>
-                <w:rStyle w:val="a5"/>
-                <w:noProof/>
-              </w:rPr>
-              <w:t>8.3 Optimising Zone 3A</w:t>
+                <w:rStyle w:val="Hyperlink"/>
+                <w:noProof/>
+              </w:rPr>
+              <w:t xml:space="preserve">8.3 Optimising Zone 3A</w:t>
             </w:r>
             <w:r>
               <w:rPr>
@@ -2607,11 +2342,6 @@
             </w:r>
             <w:r>
               <w:instrText xml:space="preserve"> PAGEREF _Toc90041 \h </w:instrText>
-            </w:r>
-            <w:r>
-              <w:rPr>
-                <w:noProof/>
-              </w:rPr>
             </w:r>
             <w:r>
               <w:rPr>
@@ -2635,7 +2365,7 @@
         </w:p>
         <w:p>
           <w:pPr>
-            <w:pStyle w:val="20"/>
+            <w:pStyle w:val="TOC2"/>
             <w:tabs>
               <w:tab w:val="right" w:leader="dot" w:pos="9360"/>
             </w:tabs>
@@ -2646,10 +2376,10 @@
           <w:hyperlink w:anchor="_Toc90042" w:history="1">
             <w:r>
               <w:rPr>
-                <w:rStyle w:val="a5"/>
-                <w:noProof/>
-              </w:rPr>
-              <w:t>8.4 Adding Custom Words</w:t>
+                <w:rStyle w:val="Hyperlink"/>
+                <w:noProof/>
+              </w:rPr>
+              <w:t xml:space="preserve">8.4 Adding Custom Words</w:t>
             </w:r>
             <w:r>
               <w:rPr>
@@ -2665,11 +2395,6 @@
             </w:r>
             <w:r>
               <w:instrText xml:space="preserve"> PAGEREF _Toc90042 \h </w:instrText>
-            </w:r>
-            <w:r>
-              <w:rPr>
-                <w:noProof/>
-              </w:rPr>
             </w:r>
             <w:r>
               <w:rPr>
@@ -2693,7 +2418,7 @@
         </w:p>
         <w:p>
           <w:pPr>
-            <w:pStyle w:val="20"/>
+            <w:pStyle w:val="TOC2"/>
             <w:tabs>
               <w:tab w:val="right" w:leader="dot" w:pos="9360"/>
             </w:tabs>
@@ -2704,10 +2429,10 @@
           <w:hyperlink w:anchor="_Toc90043" w:history="1">
             <w:r>
               <w:rPr>
-                <w:rStyle w:val="a5"/>
-                <w:noProof/>
-              </w:rPr>
-              <w:t>8.5 Gaze Sensitivity</w:t>
+                <w:rStyle w:val="Hyperlink"/>
+                <w:noProof/>
+              </w:rPr>
+              <w:t xml:space="preserve">8.5 Gaze Sensitivity</w:t>
             </w:r>
             <w:r>
               <w:rPr>
@@ -2723,11 +2448,6 @@
             </w:r>
             <w:r>
               <w:instrText xml:space="preserve"> PAGEREF _Toc90043 \h </w:instrText>
-            </w:r>
-            <w:r>
-              <w:rPr>
-                <w:noProof/>
-              </w:rPr>
             </w:r>
             <w:r>
               <w:rPr>
@@ -2751,7 +2471,7 @@
         </w:p>
         <w:p>
           <w:pPr>
-            <w:pStyle w:val="10"/>
+            <w:pStyle w:val="TOC1"/>
             <w:tabs>
               <w:tab w:val="right" w:leader="dot" w:pos="9360"/>
             </w:tabs>
@@ -2762,10 +2482,10 @@
           <w:hyperlink w:anchor="_Toc90044" w:history="1">
             <w:r>
               <w:rPr>
-                <w:rStyle w:val="a5"/>
-                <w:noProof/>
-              </w:rPr>
-              <w:t>9. Troubleshooting</w:t>
+                <w:rStyle w:val="Hyperlink"/>
+                <w:noProof/>
+              </w:rPr>
+              <w:t xml:space="preserve">9. Troubleshooting</w:t>
             </w:r>
             <w:r>
               <w:rPr>
@@ -2780,15 +2500,7 @@
               <w:fldChar w:fldCharType="begin"/>
             </w:r>
             <w:r>
-              <w:instrText xml:space="preserve"> PAGEREF </w:instrText>
-            </w:r>
-            <w:r>
-              <w:instrText xml:space="preserve">_Toc90044 \h </w:instrText>
-            </w:r>
-            <w:r>
-              <w:rPr>
-                <w:noProof/>
-              </w:rPr>
+              <w:instrText xml:space="preserve"> PAGEREF _Toc90044 \h </w:instrText>
             </w:r>
             <w:r>
               <w:rPr>
@@ -2812,7 +2524,7 @@
         </w:p>
         <w:p>
           <w:pPr>
-            <w:pStyle w:val="10"/>
+            <w:pStyle w:val="TOC1"/>
             <w:tabs>
               <w:tab w:val="right" w:leader="dot" w:pos="9360"/>
             </w:tabs>
@@ -2823,10 +2535,10 @@
           <w:hyperlink w:anchor="_Toc90045" w:history="1">
             <w:r>
               <w:rPr>
-                <w:rStyle w:val="a5"/>
-                <w:noProof/>
-              </w:rPr>
-              <w:t>10. Safety Notice</w:t>
+                <w:rStyle w:val="Hyperlink"/>
+                <w:noProof/>
+              </w:rPr>
+              <w:t xml:space="preserve">10. Safety Notice</w:t>
             </w:r>
             <w:r>
               <w:rPr>
@@ -2842,11 +2554,6 @@
             </w:r>
             <w:r>
               <w:instrText xml:space="preserve"> PAGEREF _Toc90045 \h </w:instrText>
-            </w:r>
-            <w:r>
-              <w:rPr>
-                <w:noProof/>
-              </w:rPr>
             </w:r>
             <w:r>
               <w:rPr>
@@ -2880,21 +2587,37 @@
     </w:p>
     <w:p>
       <w:pPr>
-        <w:pStyle w:val="1"/>
-      </w:pPr>
-      <w:bookmarkStart w:id="1" w:name="_Toc90001"/>
+        <w:pStyle w:val="Heading1"/>
+      </w:pPr>
+      <w:bookmarkStart w:id="90001" w:name="_Toc90001"/>
       <w:r>
         <w:lastRenderedPageBreak/>
         <w:t>1. Overview</w:t>
       </w:r>
-      <w:bookmarkEnd w:id="1"/>
+      <w:bookmarkEnd w:id="90001"/>
     </w:p>
     <w:p>
       <w:pPr>
         <w:spacing w:after="120"/>
       </w:pPr>
       <w:r>
-        <w:t>This app enables ALS (Amyotrophic Lateral Sclerosis) patients who have lost the ability to speak or move to communicate using only their eye movements. Using an Android phone (Galaxy phone) or tablet (Galaxy Tablet), the standard front-facing camera — no special hardware required — detects left and right gaze to build a binary codeword (e.g. 01). The codeword is matched to a word (e.g. “No”) or phrase, which is then spoken aloud through the device speaker via text-to-speech.</w:t>
+        <w:t>This app enables ALS (Amyotrophic Lateral Sclerosis) patients who have lost the ability to speak or move to communicate using only their eye movements. Using an Android phone (Galaxy phone) or tablet (Galaxy Tablet), the standard front-facing camera — no special hardware required — detects left and right gaze to build a binary codeword (</w:t>
+      </w:r>
+      <w:proofErr w:type="gramStart"/>
+      <w:r>
+        <w:t>e.g.</w:t>
+      </w:r>
+      <w:proofErr w:type="gramEnd"/>
+      <w:r>
+        <w:t xml:space="preserve"> 01). The codeword is matched to a word (</w:t>
+      </w:r>
+      <w:proofErr w:type="gramStart"/>
+      <w:r>
+        <w:t>e.g.</w:t>
+      </w:r>
+      <w:proofErr w:type="gramEnd"/>
+      <w:r>
+        <w:t xml:space="preserve"> “No”) or phrase, which is then spoken aloud through the device speaker via text-to-speech.</w:t>
       </w:r>
     </w:p>
     <w:p>
@@ -2907,17 +2630,17 @@
     </w:p>
     <w:p>
       <w:pPr>
-        <w:pStyle w:val="2"/>
-      </w:pPr>
-      <w:bookmarkStart w:id="2" w:name="_Toc90002"/>
+        <w:pStyle w:val="Heading2"/>
+      </w:pPr>
+      <w:bookmarkStart w:id="90002" w:name="_Toc90002"/>
       <w:r>
         <w:t>1.1 Key Features</w:t>
       </w:r>
-      <w:bookmarkEnd w:id="2"/>
-    </w:p>
-    <w:p>
-      <w:pPr>
-        <w:pStyle w:val="a4"/>
+      <w:bookmarkEnd w:id="90002"/>
+    </w:p>
+    <w:p>
+      <w:pPr>
+        <w:pStyle w:val="ListParagraph"/>
         <w:numPr>
           <w:ilvl w:val="0"/>
           <w:numId w:val="2"/>
@@ -2930,7 +2653,7 @@
     </w:p>
     <w:p>
       <w:pPr>
-        <w:pStyle w:val="a4"/>
+        <w:pStyle w:val="ListParagraph"/>
         <w:numPr>
           <w:ilvl w:val="0"/>
           <w:numId w:val="2"/>
@@ -2943,7 +2666,7 @@
     </w:p>
     <w:p>
       <w:pPr>
-        <w:pStyle w:val="a4"/>
+        <w:pStyle w:val="ListParagraph"/>
         <w:numPr>
           <w:ilvl w:val="0"/>
           <w:numId w:val="2"/>
@@ -2956,7 +2679,7 @@
     </w:p>
     <w:p>
       <w:pPr>
-        <w:pStyle w:val="a4"/>
+        <w:pStyle w:val="ListParagraph"/>
         <w:numPr>
           <w:ilvl w:val="0"/>
           <w:numId w:val="2"/>
@@ -2977,7 +2700,7 @@
     </w:p>
     <w:p>
       <w:pPr>
-        <w:pStyle w:val="a4"/>
+        <w:pStyle w:val="ListParagraph"/>
         <w:numPr>
           <w:ilvl w:val="0"/>
           <w:numId w:val="2"/>
@@ -2990,7 +2713,7 @@
     </w:p>
     <w:p>
       <w:pPr>
-        <w:pStyle w:val="a4"/>
+        <w:pStyle w:val="ListParagraph"/>
         <w:numPr>
           <w:ilvl w:val="0"/>
           <w:numId w:val="2"/>
@@ -3003,7 +2726,7 @@
     </w:p>
     <w:p>
       <w:pPr>
-        <w:pStyle w:val="a4"/>
+        <w:pStyle w:val="ListParagraph"/>
         <w:numPr>
           <w:ilvl w:val="0"/>
           <w:numId w:val="2"/>
@@ -3019,7 +2742,7 @@
     </w:p>
     <w:p>
       <w:pPr>
-        <w:pStyle w:val="a4"/>
+        <w:pStyle w:val="ListParagraph"/>
         <w:numPr>
           <w:ilvl w:val="0"/>
           <w:numId w:val="2"/>
@@ -3035,7 +2758,7 @@
     </w:p>
     <w:p>
       <w:pPr>
-        <w:pStyle w:val="a4"/>
+        <w:pStyle w:val="ListParagraph"/>
         <w:numPr>
           <w:ilvl w:val="0"/>
           <w:numId w:val="2"/>
@@ -3048,13 +2771,13 @@
     </w:p>
     <w:p>
       <w:pPr>
-        <w:pStyle w:val="2"/>
-      </w:pPr>
-      <w:bookmarkStart w:id="3" w:name="_Toc90003"/>
+        <w:pStyle w:val="Heading2"/>
+      </w:pPr>
+      <w:bookmarkStart w:id="90003" w:name="_Toc90003"/>
       <w:r>
         <w:t>1.2 How It Works — the Binary Gaze System</w:t>
       </w:r>
-      <w:bookmarkEnd w:id="3"/>
+      <w:bookmarkEnd w:id="90003"/>
     </w:p>
     <w:p>
       <w:pPr>
@@ -3384,7 +3107,7 @@
     </w:tbl>
     <w:p>
       <w:pPr>
-        <w:pStyle w:val="2"/>
+        <w:pStyle w:val="Heading2"/>
       </w:pPr>
     </w:p>
     <w:p>
@@ -3407,14 +3130,14 @@
     </w:p>
     <w:p>
       <w:pPr>
-        <w:pStyle w:val="2"/>
-      </w:pPr>
-      <w:bookmarkStart w:id="4" w:name="_Toc90004"/>
+        <w:pStyle w:val="Heading2"/>
+      </w:pPr>
+      <w:bookmarkStart w:id="90004" w:name="_Toc90004"/>
       <w:r>
         <w:lastRenderedPageBreak/>
         <w:t>1.3 Example Scenario</w:t>
       </w:r>
-      <w:bookmarkEnd w:id="4"/>
+      <w:bookmarkEnd w:id="90004"/>
     </w:p>
     <w:p>
       <w:pPr>
@@ -3473,10 +3196,187 @@
                 <w:noProof/>
               </w:rPr>
               <w:drawing>
-                <wp:inline distT="0" distB="0" distL="0" distR="0" wp14:anchorId="0E95067A" wp14:editId="062620A9">
+                <wp:inline distT="0" distB="0" distL="0" distR="0" wp14:anchorId="201D9BCC" wp14:editId="2AEE99FB">
                   <wp:extent cx="1219200" cy="1266825"/>
                   <wp:effectExtent l="0" t="0" r="0" b="0"/>
                   <wp:docPr id="1" name="Picture 1"/>
+                  <wp:cNvGraphicFramePr>
+                    <a:graphicFrameLocks xmlns:a="http://schemas.openxmlformats.org/drawingml/2006/main" noChangeAspect="1"/>
+                  </wp:cNvGraphicFramePr>
+                  <a:graphic xmlns:a="http://schemas.openxmlformats.org/drawingml/2006/main">
+                    <a:graphicData uri="http://schemas.openxmlformats.org/drawingml/2006/picture">
+                      <pic:pic xmlns:pic="http://schemas.openxmlformats.org/drawingml/2006/picture">
+                        <pic:nvPicPr>
+                          <pic:cNvPr id="0" name=""/>
+                          <pic:cNvPicPr>
+                            <a:picLocks noChangeAspect="1" noChangeArrowheads="1"/>
+                          </pic:cNvPicPr>
+                        </pic:nvPicPr>
+                        <pic:blipFill>
+                          <a:blip r:embed="rId6"/>
+                          <a:srcRect/>
+                          <a:stretch>
+                            <a:fillRect/>
+                          </a:stretch>
+                        </pic:blipFill>
+                        <pic:spPr bwMode="auto">
+                          <a:xfrm>
+                            <a:off x="0" y="0"/>
+                            <a:ext cx="1219200" cy="1266825"/>
+                          </a:xfrm>
+                          <a:prstGeom prst="rect">
+                            <a:avLst/>
+                          </a:prstGeom>
+                        </pic:spPr>
+                      </pic:pic>
+                    </a:graphicData>
+                  </a:graphic>
+                </wp:inline>
+              </w:drawing>
+            </w:r>
+          </w:p>
+        </w:tc>
+        <w:tc>
+          <w:tcPr>
+            <w:tcW w:w="2340" w:type="dxa"/>
+            <w:tcMar>
+              <w:top w:w="60" w:type="dxa"/>
+              <w:left w:w="40" w:type="dxa"/>
+              <w:bottom w:w="40" w:type="dxa"/>
+              <w:right w:w="40" w:type="dxa"/>
+            </w:tcMar>
+          </w:tcPr>
+          <w:p>
+            <w:pPr>
+              <w:jc w:val="center"/>
+            </w:pPr>
+            <w:r>
+              <w:rPr>
+                <w:noProof/>
+              </w:rPr>
+              <w:drawing>
+                <wp:inline distT="0" distB="0" distL="0" distR="0" wp14:anchorId="1E9606DB" wp14:editId="7C91BCC6">
+                  <wp:extent cx="1219200" cy="1266825"/>
+                  <wp:effectExtent l="0" t="0" r="0" b="0"/>
+                  <wp:docPr id="2" name="Picture 2"/>
+                  <wp:cNvGraphicFramePr>
+                    <a:graphicFrameLocks xmlns:a="http://schemas.openxmlformats.org/drawingml/2006/main" noChangeAspect="1"/>
+                  </wp:cNvGraphicFramePr>
+                  <a:graphic xmlns:a="http://schemas.openxmlformats.org/drawingml/2006/main">
+                    <a:graphicData uri="http://schemas.openxmlformats.org/drawingml/2006/picture">
+                      <pic:pic xmlns:pic="http://schemas.openxmlformats.org/drawingml/2006/picture">
+                        <pic:nvPicPr>
+                          <pic:cNvPr id="0" name=""/>
+                          <pic:cNvPicPr>
+                            <a:picLocks noChangeAspect="1" noChangeArrowheads="1"/>
+                          </pic:cNvPicPr>
+                        </pic:nvPicPr>
+                        <pic:blipFill>
+                          <a:blip r:embed="rId7"/>
+                          <a:srcRect/>
+                          <a:stretch>
+                            <a:fillRect/>
+                          </a:stretch>
+                        </pic:blipFill>
+                        <pic:spPr bwMode="auto">
+                          <a:xfrm>
+                            <a:off x="0" y="0"/>
+                            <a:ext cx="1219200" cy="1266825"/>
+                          </a:xfrm>
+                          <a:prstGeom prst="rect">
+                            <a:avLst/>
+                          </a:prstGeom>
+                        </pic:spPr>
+                      </pic:pic>
+                    </a:graphicData>
+                  </a:graphic>
+                </wp:inline>
+              </w:drawing>
+            </w:r>
+          </w:p>
+        </w:tc>
+        <w:tc>
+          <w:tcPr>
+            <w:tcW w:w="2340" w:type="dxa"/>
+            <w:tcMar>
+              <w:top w:w="60" w:type="dxa"/>
+              <w:left w:w="40" w:type="dxa"/>
+              <w:bottom w:w="40" w:type="dxa"/>
+              <w:right w:w="40" w:type="dxa"/>
+            </w:tcMar>
+          </w:tcPr>
+          <w:p>
+            <w:pPr>
+              <w:jc w:val="center"/>
+            </w:pPr>
+            <w:r>
+              <w:rPr>
+                <w:noProof/>
+              </w:rPr>
+              <w:drawing>
+                <wp:inline distT="0" distB="0" distL="0" distR="0" wp14:anchorId="7E03E120" wp14:editId="75E089B9">
+                  <wp:extent cx="1219200" cy="1266825"/>
+                  <wp:effectExtent l="0" t="0" r="0" b="0"/>
+                  <wp:docPr id="3" name="Picture 3"/>
+                  <wp:cNvGraphicFramePr>
+                    <a:graphicFrameLocks xmlns:a="http://schemas.openxmlformats.org/drawingml/2006/main" noChangeAspect="1"/>
+                  </wp:cNvGraphicFramePr>
+                  <a:graphic xmlns:a="http://schemas.openxmlformats.org/drawingml/2006/main">
+                    <a:graphicData uri="http://schemas.openxmlformats.org/drawingml/2006/picture">
+                      <pic:pic xmlns:pic="http://schemas.openxmlformats.org/drawingml/2006/picture">
+                        <pic:nvPicPr>
+                          <pic:cNvPr id="0" name=""/>
+                          <pic:cNvPicPr>
+                            <a:picLocks noChangeAspect="1" noChangeArrowheads="1"/>
+                          </pic:cNvPicPr>
+                        </pic:nvPicPr>
+                        <pic:blipFill>
+                          <a:blip r:embed="rId8"/>
+                          <a:srcRect/>
+                          <a:stretch>
+                            <a:fillRect/>
+                          </a:stretch>
+                        </pic:blipFill>
+                        <pic:spPr bwMode="auto">
+                          <a:xfrm>
+                            <a:off x="0" y="0"/>
+                            <a:ext cx="1219200" cy="1266825"/>
+                          </a:xfrm>
+                          <a:prstGeom prst="rect">
+                            <a:avLst/>
+                          </a:prstGeom>
+                        </pic:spPr>
+                      </pic:pic>
+                    </a:graphicData>
+                  </a:graphic>
+                </wp:inline>
+              </w:drawing>
+            </w:r>
+          </w:p>
+        </w:tc>
+        <w:tc>
+          <w:tcPr>
+            <w:tcW w:w="2340" w:type="dxa"/>
+            <w:tcMar>
+              <w:top w:w="60" w:type="dxa"/>
+              <w:left w:w="40" w:type="dxa"/>
+              <w:bottom w:w="40" w:type="dxa"/>
+              <w:right w:w="40" w:type="dxa"/>
+            </w:tcMar>
+          </w:tcPr>
+          <w:p>
+            <w:pPr>
+              <w:jc w:val="center"/>
+            </w:pPr>
+            <w:r>
+              <w:rPr>
+                <w:noProof/>
+              </w:rPr>
+              <w:drawing>
+                <wp:inline distT="0" distB="0" distL="0" distR="0" wp14:anchorId="42107D36" wp14:editId="0DA055F7">
+                  <wp:extent cx="1219200" cy="1266825"/>
+                  <wp:effectExtent l="0" t="0" r="0" b="0"/>
+                  <wp:docPr id="4" name="Picture 4"/>
                   <wp:cNvGraphicFramePr>
                     <a:graphicFrameLocks xmlns:a="http://schemas.openxmlformats.org/drawingml/2006/main" noChangeAspect="1"/>
                   </wp:cNvGraphicFramePr>
@@ -3513,14 +3413,16 @@
             </w:r>
           </w:p>
         </w:tc>
+      </w:tr>
+      <w:tr>
         <w:tc>
           <w:tcPr>
             <w:tcW w:w="2340" w:type="dxa"/>
             <w:tcMar>
               <w:top w:w="60" w:type="dxa"/>
-              <w:left w:w="40" w:type="dxa"/>
-              <w:bottom w:w="40" w:type="dxa"/>
-              <w:right w:w="40" w:type="dxa"/>
+              <w:left w:w="100" w:type="dxa"/>
+              <w:bottom w:w="60" w:type="dxa"/>
+              <w:right w:w="100" w:type="dxa"/>
             </w:tcMar>
           </w:tcPr>
           <w:p>
@@ -3529,46 +3431,10 @@
             </w:pPr>
             <w:r>
               <w:rPr>
-                <w:noProof/>
-              </w:rPr>
-              <w:drawing>
-                <wp:inline distT="0" distB="0" distL="0" distR="0" wp14:anchorId="7FBF988E" wp14:editId="744C8362">
-                  <wp:extent cx="1219200" cy="1266825"/>
-                  <wp:effectExtent l="0" t="0" r="0" b="0"/>
-                  <wp:docPr id="2" name="Picture 2"/>
-                  <wp:cNvGraphicFramePr>
-                    <a:graphicFrameLocks xmlns:a="http://schemas.openxmlformats.org/drawingml/2006/main" noChangeAspect="1"/>
-                  </wp:cNvGraphicFramePr>
-                  <a:graphic xmlns:a="http://schemas.openxmlformats.org/drawingml/2006/main">
-                    <a:graphicData uri="http://schemas.openxmlformats.org/drawingml/2006/picture">
-                      <pic:pic xmlns:pic="http://schemas.openxmlformats.org/drawingml/2006/picture">
-                        <pic:nvPicPr>
-                          <pic:cNvPr id="0" name=""/>
-                          <pic:cNvPicPr>
-                            <a:picLocks noChangeAspect="1" noChangeArrowheads="1"/>
-                          </pic:cNvPicPr>
-                        </pic:nvPicPr>
-                        <pic:blipFill>
-                          <a:blip r:embed="rId10"/>
-                          <a:srcRect/>
-                          <a:stretch>
-                            <a:fillRect/>
-                          </a:stretch>
-                        </pic:blipFill>
-                        <pic:spPr bwMode="auto">
-                          <a:xfrm>
-                            <a:off x="0" y="0"/>
-                            <a:ext cx="1219200" cy="1266825"/>
-                          </a:xfrm>
-                          <a:prstGeom prst="rect">
-                            <a:avLst/>
-                          </a:prstGeom>
-                        </pic:spPr>
-                      </pic:pic>
-                    </a:graphicData>
-                  </a:graphic>
-                </wp:inline>
-              </w:drawing>
+                <w:b/>
+                <w:bCs/>
+              </w:rPr>
+              <w:t>Left gazing (0)</w:t>
             </w:r>
           </w:p>
         </w:tc>
@@ -3577,9 +3443,9 @@
             <w:tcW w:w="2340" w:type="dxa"/>
             <w:tcMar>
               <w:top w:w="60" w:type="dxa"/>
-              <w:left w:w="40" w:type="dxa"/>
-              <w:bottom w:w="40" w:type="dxa"/>
-              <w:right w:w="40" w:type="dxa"/>
+              <w:left w:w="100" w:type="dxa"/>
+              <w:bottom w:w="60" w:type="dxa"/>
+              <w:right w:w="100" w:type="dxa"/>
             </w:tcMar>
           </w:tcPr>
           <w:p>
@@ -3588,46 +3454,10 @@
             </w:pPr>
             <w:r>
               <w:rPr>
-                <w:noProof/>
-              </w:rPr>
-              <w:drawing>
-                <wp:inline distT="0" distB="0" distL="0" distR="0" wp14:anchorId="365933EC" wp14:editId="1729BF2D">
-                  <wp:extent cx="1219200" cy="1266825"/>
-                  <wp:effectExtent l="0" t="0" r="0" b="0"/>
-                  <wp:docPr id="3" name="Picture 3"/>
-                  <wp:cNvGraphicFramePr>
-                    <a:graphicFrameLocks xmlns:a="http://schemas.openxmlformats.org/drawingml/2006/main" noChangeAspect="1"/>
-                  </wp:cNvGraphicFramePr>
-                  <a:graphic xmlns:a="http://schemas.openxmlformats.org/drawingml/2006/main">
-                    <a:graphicData uri="http://schemas.openxmlformats.org/drawingml/2006/picture">
-                      <pic:pic xmlns:pic="http://schemas.openxmlformats.org/drawingml/2006/picture">
-                        <pic:nvPicPr>
-                          <pic:cNvPr id="0" name=""/>
-                          <pic:cNvPicPr>
-                            <a:picLocks noChangeAspect="1" noChangeArrowheads="1"/>
-                          </pic:cNvPicPr>
-                        </pic:nvPicPr>
-                        <pic:blipFill>
-                          <a:blip r:embed="rId11"/>
-                          <a:srcRect/>
-                          <a:stretch>
-                            <a:fillRect/>
-                          </a:stretch>
-                        </pic:blipFill>
-                        <pic:spPr bwMode="auto">
-                          <a:xfrm>
-                            <a:off x="0" y="0"/>
-                            <a:ext cx="1219200" cy="1266825"/>
-                          </a:xfrm>
-                          <a:prstGeom prst="rect">
-                            <a:avLst/>
-                          </a:prstGeom>
-                        </pic:spPr>
-                      </pic:pic>
-                    </a:graphicData>
-                  </a:graphic>
-                </wp:inline>
-              </w:drawing>
+                <w:b/>
+                <w:bCs/>
+              </w:rPr>
+              <w:t>Right gazing (1)</w:t>
             </w:r>
           </w:p>
         </w:tc>
@@ -3636,9 +3466,9 @@
             <w:tcW w:w="2340" w:type="dxa"/>
             <w:tcMar>
               <w:top w:w="60" w:type="dxa"/>
-              <w:left w:w="40" w:type="dxa"/>
-              <w:bottom w:w="40" w:type="dxa"/>
-              <w:right w:w="40" w:type="dxa"/>
+              <w:left w:w="100" w:type="dxa"/>
+              <w:bottom w:w="60" w:type="dxa"/>
+              <w:right w:w="100" w:type="dxa"/>
             </w:tcMar>
           </w:tcPr>
           <w:p>
@@ -3647,51 +3477,13 @@
             </w:pPr>
             <w:r>
               <w:rPr>
-                <w:noProof/>
-              </w:rPr>
-              <w:drawing>
-                <wp:inline distT="0" distB="0" distL="0" distR="0" wp14:anchorId="3797DE0A" wp14:editId="582E046A">
-                  <wp:extent cx="1219200" cy="1266825"/>
-                  <wp:effectExtent l="0" t="0" r="0" b="0"/>
-                  <wp:docPr id="4" name="Picture 4"/>
-                  <wp:cNvGraphicFramePr>
-                    <a:graphicFrameLocks xmlns:a="http://schemas.openxmlformats.org/drawingml/2006/main" noChangeAspect="1"/>
-                  </wp:cNvGraphicFramePr>
-                  <a:graphic xmlns:a="http://schemas.openxmlformats.org/drawingml/2006/main">
-                    <a:graphicData uri="http://schemas.openxmlformats.org/drawingml/2006/picture">
-                      <pic:pic xmlns:pic="http://schemas.openxmlformats.org/drawingml/2006/picture">
-                        <pic:nvPicPr>
-                          <pic:cNvPr id="0" name=""/>
-                          <pic:cNvPicPr>
-                            <a:picLocks noChangeAspect="1" noChangeArrowheads="1"/>
-                          </pic:cNvPicPr>
-                        </pic:nvPicPr>
-                        <pic:blipFill>
-                          <a:blip r:embed="rId12"/>
-                          <a:srcRect/>
-                          <a:stretch>
-                            <a:fillRect/>
-                          </a:stretch>
-                        </pic:blipFill>
-                        <pic:spPr bwMode="auto">
-                          <a:xfrm>
-                            <a:off x="0" y="0"/>
-                            <a:ext cx="1219200" cy="1266825"/>
-                          </a:xfrm>
-                          <a:prstGeom prst="rect">
-                            <a:avLst/>
-                          </a:prstGeom>
-                        </pic:spPr>
-                      </pic:pic>
-                    </a:graphicData>
-                  </a:graphic>
-                </wp:inline>
-              </w:drawing>
-            </w:r>
-          </w:p>
-        </w:tc>
-      </w:tr>
-      <w:tr>
+                <w:b/>
+                <w:bCs/>
+              </w:rPr>
+              <w:t>Right gazing (1)</w:t>
+            </w:r>
+          </w:p>
+        </w:tc>
         <w:tc>
           <w:tcPr>
             <w:tcW w:w="2340" w:type="dxa"/>
@@ -3711,75 +3503,6 @@
                 <w:b/>
                 <w:bCs/>
               </w:rPr>
-              <w:t>Left gazing (0)</w:t>
-            </w:r>
-          </w:p>
-        </w:tc>
-        <w:tc>
-          <w:tcPr>
-            <w:tcW w:w="2340" w:type="dxa"/>
-            <w:tcMar>
-              <w:top w:w="60" w:type="dxa"/>
-              <w:left w:w="100" w:type="dxa"/>
-              <w:bottom w:w="60" w:type="dxa"/>
-              <w:right w:w="100" w:type="dxa"/>
-            </w:tcMar>
-          </w:tcPr>
-          <w:p>
-            <w:pPr>
-              <w:jc w:val="center"/>
-            </w:pPr>
-            <w:r>
-              <w:rPr>
-                <w:b/>
-                <w:bCs/>
-              </w:rPr>
-              <w:t>Right gazing (1)</w:t>
-            </w:r>
-          </w:p>
-        </w:tc>
-        <w:tc>
-          <w:tcPr>
-            <w:tcW w:w="2340" w:type="dxa"/>
-            <w:tcMar>
-              <w:top w:w="60" w:type="dxa"/>
-              <w:left w:w="100" w:type="dxa"/>
-              <w:bottom w:w="60" w:type="dxa"/>
-              <w:right w:w="100" w:type="dxa"/>
-            </w:tcMar>
-          </w:tcPr>
-          <w:p>
-            <w:pPr>
-              <w:jc w:val="center"/>
-            </w:pPr>
-            <w:r>
-              <w:rPr>
-                <w:b/>
-                <w:bCs/>
-              </w:rPr>
-              <w:t>Right gazing (1)</w:t>
-            </w:r>
-          </w:p>
-        </w:tc>
-        <w:tc>
-          <w:tcPr>
-            <w:tcW w:w="2340" w:type="dxa"/>
-            <w:tcMar>
-              <w:top w:w="60" w:type="dxa"/>
-              <w:left w:w="100" w:type="dxa"/>
-              <w:bottom w:w="60" w:type="dxa"/>
-              <w:right w:w="100" w:type="dxa"/>
-            </w:tcMar>
-          </w:tcPr>
-          <w:p>
-            <w:pPr>
-              <w:jc w:val="center"/>
-            </w:pPr>
-            <w:r>
-              <w:rPr>
-                <w:b/>
-                <w:bCs/>
-              </w:rPr>
               <w:t>Center gazing (&gt; 2 seconds)</w:t>
             </w:r>
           </w:p>
@@ -3793,13 +3516,13 @@
     </w:p>
     <w:p>
       <w:pPr>
-        <w:pStyle w:val="2"/>
-      </w:pPr>
-      <w:bookmarkStart w:id="5" w:name="_Toc90005"/>
+        <w:pStyle w:val="Heading2"/>
+      </w:pPr>
+      <w:bookmarkStart w:id="90005" w:name="_Toc90005"/>
       <w:r>
         <w:t>1.4 Installation</w:t>
       </w:r>
-      <w:bookmarkEnd w:id="5"/>
+      <w:bookmarkEnd w:id="90005"/>
     </w:p>
     <w:p>
       <w:pPr>
@@ -3870,7 +3593,7 @@
           <w:noProof/>
         </w:rPr>
         <w:drawing>
-          <wp:inline distT="0" distB="0" distL="0" distR="0" wp14:anchorId="786C4E17" wp14:editId="6DFCC4A9">
+          <wp:inline distT="0" distB="0" distL="0" distR="0" wp14:anchorId="5B0E93EF" wp14:editId="594E224C">
             <wp:extent cx="3305175" cy="2200275"/>
             <wp:effectExtent l="0" t="0" r="0" b="0"/>
             <wp:docPr id="5" name="Picture 5"/>
@@ -3887,7 +3610,7 @@
                     </pic:cNvPicPr>
                   </pic:nvPicPr>
                   <pic:blipFill>
-                    <a:blip r:embed="rId13"/>
+                    <a:blip r:embed="rId10"/>
                     <a:srcRect/>
                     <a:stretch>
                       <a:fillRect/>
@@ -3936,28 +3659,28 @@
     </w:p>
     <w:p>
       <w:pPr>
-        <w:pStyle w:val="1"/>
-      </w:pPr>
-      <w:bookmarkStart w:id="6" w:name="_Toc90006"/>
+        <w:pStyle w:val="Heading1"/>
+      </w:pPr>
+      <w:bookmarkStart w:id="90006" w:name="_Toc90006"/>
       <w:r>
         <w:lastRenderedPageBreak/>
         <w:t>2. Getting Started</w:t>
       </w:r>
-      <w:bookmarkEnd w:id="6"/>
-    </w:p>
-    <w:p>
-      <w:pPr>
-        <w:pStyle w:val="2"/>
-      </w:pPr>
-      <w:bookmarkStart w:id="7" w:name="_Toc90007"/>
+      <w:bookmarkEnd w:id="90006"/>
+    </w:p>
+    <w:p>
+      <w:pPr>
+        <w:pStyle w:val="Heading2"/>
+      </w:pPr>
+      <w:bookmarkStart w:id="90007" w:name="_Toc90007"/>
       <w:r>
         <w:t>2.1 Device Setup</w:t>
       </w:r>
-      <w:bookmarkEnd w:id="7"/>
-    </w:p>
-    <w:p>
-      <w:pPr>
-        <w:pStyle w:val="a4"/>
+      <w:bookmarkEnd w:id="90007"/>
+    </w:p>
+    <w:p>
+      <w:pPr>
+        <w:pStyle w:val="ListParagraph"/>
         <w:numPr>
           <w:ilvl w:val="0"/>
           <w:numId w:val="2"/>
@@ -3970,7 +3693,7 @@
     </w:p>
     <w:p>
       <w:pPr>
-        <w:pStyle w:val="a4"/>
+        <w:pStyle w:val="ListParagraph"/>
         <w:numPr>
           <w:ilvl w:val="0"/>
           <w:numId w:val="2"/>
@@ -3983,7 +3706,7 @@
     </w:p>
     <w:p>
       <w:pPr>
-        <w:pStyle w:val="a4"/>
+        <w:pStyle w:val="ListParagraph"/>
         <w:numPr>
           <w:ilvl w:val="0"/>
           <w:numId w:val="2"/>
@@ -3996,7 +3719,7 @@
     </w:p>
     <w:p>
       <w:pPr>
-        <w:pStyle w:val="a4"/>
+        <w:pStyle w:val="ListParagraph"/>
         <w:numPr>
           <w:ilvl w:val="0"/>
           <w:numId w:val="2"/>
@@ -4009,7 +3732,7 @@
     </w:p>
     <w:p>
       <w:pPr>
-        <w:pStyle w:val="a4"/>
+        <w:pStyle w:val="ListParagraph"/>
         <w:numPr>
           <w:ilvl w:val="0"/>
           <w:numId w:val="2"/>
@@ -4022,13 +3745,13 @@
     </w:p>
     <w:p>
       <w:pPr>
-        <w:pStyle w:val="2"/>
-      </w:pPr>
-      <w:bookmarkStart w:id="8" w:name="_Toc90008"/>
+        <w:pStyle w:val="Heading2"/>
+      </w:pPr>
+      <w:bookmarkStart w:id="90008" w:name="_Toc90008"/>
       <w:r>
         <w:t>2.2 Device Type Selection</w:t>
       </w:r>
-      <w:bookmarkEnd w:id="8"/>
+      <w:bookmarkEnd w:id="90008"/>
     </w:p>
     <w:p>
       <w:pPr>
@@ -4277,13 +4000,13 @@
     </w:tbl>
     <w:p>
       <w:pPr>
-        <w:pStyle w:val="2"/>
-      </w:pPr>
-      <w:bookmarkStart w:id="9" w:name="_Toc90009"/>
+        <w:pStyle w:val="Heading2"/>
+      </w:pPr>
+      <w:bookmarkStart w:id="90009" w:name="_Toc90009"/>
       <w:r>
         <w:t>2.3 First Launch — Language &amp; Disclaimer</w:t>
       </w:r>
-      <w:bookmarkEnd w:id="9"/>
+      <w:bookmarkEnd w:id="90009"/>
     </w:p>
     <w:p>
       <w:pPr>
@@ -4473,7 +4196,7 @@
         <mc:AlternateContent>
           <mc:Choice Requires="wps">
             <w:drawing>
-              <wp:anchor distT="0" distB="0" distL="114300" distR="114300" simplePos="0" relativeHeight="251659264" behindDoc="0" locked="0" layoutInCell="1" allowOverlap="1" wp14:anchorId="15116E6D" wp14:editId="58C5F5C8">
+              <wp:anchor distT="0" distB="0" distL="114300" distR="114300" simplePos="0" relativeHeight="251659264" behindDoc="0" locked="0" layoutInCell="1" allowOverlap="1" wp14:anchorId="5FE5A50C" wp14:editId="416C85FA">
                 <wp:simplePos x="0" y="0"/>
                 <wp:positionH relativeFrom="column">
                   <wp:posOffset>2980266</wp:posOffset>
@@ -4533,7 +4256,7 @@
               </wp:anchor>
             </w:drawing>
           </mc:Choice>
-          <mc:Fallback xmlns:w16sdtdh="http://schemas.microsoft.com/office/word/2020/wordml/sdtdatahash" xmlns:w16="http://schemas.microsoft.com/office/word/2018/wordml" xmlns:w16cex="http://schemas.microsoft.com/office/word/2018/wordml/cex">
+          <mc:Fallback>
             <w:pict>
               <v:roundrect w14:anchorId="51683F25" id="Rectangle: Rounded Corners 14" o:spid="_x0000_s1026" style="position:absolute;left:0;text-align:left;margin-left:234.65pt;margin-top:278.1pt;width:69pt;height:30pt;z-index:251659264;visibility:visible;mso-wrap-style:square;mso-wrap-distance-left:9pt;mso-wrap-distance-top:0;mso-wrap-distance-right:9pt;mso-wrap-distance-bottom:0;mso-position-horizontal:absolute;mso-position-horizontal-relative:text;mso-position-vertical:absolute;mso-position-vertical-relative:text;v-text-anchor:middle" arcsize="10923f" o:gfxdata="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" filled="f" strokecolor="red" strokeweight="2.25pt">
                 <v:stroke joinstyle="miter"/>
@@ -4552,7 +4275,7 @@
           <w:szCs w:val="24"/>
         </w:rPr>
         <w:drawing>
-          <wp:inline distT="0" distB="0" distL="0" distR="0" wp14:anchorId="3D72DD9C" wp14:editId="7AAC8F59">
+          <wp:inline distT="0" distB="0" distL="0" distR="0" wp14:anchorId="2A150711" wp14:editId="7B5C97EA">
             <wp:extent cx="2278157" cy="4936067"/>
             <wp:effectExtent l="0" t="0" r="8255" b="0"/>
             <wp:docPr id="6" name="Picture 6"/>
@@ -4567,7 +4290,7 @@
                     <pic:cNvPicPr/>
                   </pic:nvPicPr>
                   <pic:blipFill>
-                    <a:blip r:embed="rId14" cstate="print">
+                    <a:blip r:embed="rId11" cstate="print">
                       <a:extLst>
                         <a:ext uri="{28A0092B-C50C-407E-A947-70E740481C1C}">
                           <a14:useLocalDpi xmlns:a14="http://schemas.microsoft.com/office/drawing/2010/main" val="0"/>
@@ -4596,7 +4319,7 @@
     </w:p>
     <w:p>
       <w:pPr>
-        <w:pStyle w:val="aa"/>
+        <w:pStyle w:val="Caption"/>
         <w:jc w:val="center"/>
         <w:rPr>
           <w:color w:val="808080"/>
@@ -4636,14 +4359,14 @@
     <w:p/>
     <w:p>
       <w:pPr>
-        <w:pStyle w:val="2"/>
-      </w:pPr>
-      <w:bookmarkStart w:id="10" w:name="_Toc90010"/>
+        <w:pStyle w:val="Heading2"/>
+      </w:pPr>
+      <w:bookmarkStart w:id="90010" w:name="_Toc90010"/>
       <w:r>
         <w:lastRenderedPageBreak/>
         <w:t>2.4 Launching the Camera</w:t>
       </w:r>
-      <w:bookmarkEnd w:id="10"/>
+      <w:bookmarkEnd w:id="90010"/>
     </w:p>
     <w:p>
       <w:pPr>
@@ -4669,7 +4392,7 @@
         <mc:AlternateContent>
           <mc:Choice Requires="wps">
             <w:drawing>
-              <wp:anchor distT="0" distB="0" distL="114300" distR="114300" simplePos="0" relativeHeight="251663360" behindDoc="0" locked="0" layoutInCell="1" allowOverlap="1" wp14:anchorId="490435D4" wp14:editId="4191E074">
+              <wp:anchor distT="0" distB="0" distL="114300" distR="114300" simplePos="0" relativeHeight="251663360" behindDoc="0" locked="0" layoutInCell="1" allowOverlap="1" wp14:anchorId="00086175" wp14:editId="2F3902A1">
                 <wp:simplePos x="0" y="0"/>
                 <wp:positionH relativeFrom="column">
                   <wp:posOffset>1993900</wp:posOffset>
@@ -4730,7 +4453,7 @@
               </wp:anchor>
             </w:drawing>
           </mc:Choice>
-          <mc:Fallback xmlns:w16sdtdh="http://schemas.microsoft.com/office/word/2020/wordml/sdtdatahash" xmlns:w16="http://schemas.microsoft.com/office/word/2018/wordml" xmlns:w16cex="http://schemas.microsoft.com/office/word/2018/wordml/cex">
+          <mc:Fallback>
             <w:pict>
               <v:roundrect w14:anchorId="6D823466" id="Rectangle: Rounded Corners 20" o:spid="_x0000_s1026" style="position:absolute;left:0;text-align:left;margin-left:157pt;margin-top:104.8pt;width:156.55pt;height:14.25pt;z-index:251663360;visibility:visible;mso-wrap-style:square;mso-wrap-distance-left:9pt;mso-wrap-distance-top:0;mso-wrap-distance-right:9pt;mso-wrap-distance-bottom:0;mso-position-horizontal:absolute;mso-position-horizontal-relative:text;mso-position-vertical:absolute;mso-position-vertical-relative:text;v-text-anchor:middle" arcsize="10923f" o:gfxdata="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" filled="f" strokecolor="#0070c0" strokeweight="3pt">
                 <v:stroke dashstyle="1 1" joinstyle="miter"/>
@@ -4746,7 +4469,7 @@
         <mc:AlternateContent>
           <mc:Choice Requires="wps">
             <w:drawing>
-              <wp:anchor distT="0" distB="0" distL="114300" distR="114300" simplePos="0" relativeHeight="251662336" behindDoc="0" locked="0" layoutInCell="1" allowOverlap="1" wp14:anchorId="145CA533" wp14:editId="413A4DF3">
+              <wp:anchor distT="0" distB="0" distL="114300" distR="114300" simplePos="0" relativeHeight="251662336" behindDoc="0" locked="0" layoutInCell="1" allowOverlap="1" wp14:anchorId="1FF1EADA" wp14:editId="3926947C">
                 <wp:simplePos x="0" y="0"/>
                 <wp:positionH relativeFrom="margin">
                   <wp:posOffset>1889760</wp:posOffset>
@@ -4807,7 +4530,7 @@
               </wp:anchor>
             </w:drawing>
           </mc:Choice>
-          <mc:Fallback xmlns:w16sdtdh="http://schemas.microsoft.com/office/word/2020/wordml/sdtdatahash" xmlns:w16="http://schemas.microsoft.com/office/word/2018/wordml" xmlns:w16cex="http://schemas.microsoft.com/office/word/2018/wordml/cex">
+          <mc:Fallback>
             <w:pict>
               <v:roundrect w14:anchorId="63A6A51E" id="Rectangle: Rounded Corners 19" o:spid="_x0000_s1026" style="position:absolute;left:0;text-align:left;margin-left:148.8pt;margin-top:134.8pt;width:168.75pt;height:185.25pt;z-index:251662336;visibility:visible;mso-wrap-style:square;mso-wrap-distance-left:9pt;mso-wrap-distance-top:0;mso-wrap-distance-right:9pt;mso-wrap-distance-bottom:0;mso-position-horizontal:absolute;mso-position-horizontal-relative:margin;mso-position-vertical:absolute;mso-position-vertical-relative:text;v-text-anchor:middle" arcsize="10923f" o:gfxdata="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" filled="f" strokecolor="red" strokeweight="2.25pt">
                 <v:stroke dashstyle="1 1" joinstyle="miter"/>
@@ -4824,7 +4547,7 @@
         <mc:AlternateContent>
           <mc:Choice Requires="wps">
             <w:drawing>
-              <wp:anchor distT="0" distB="0" distL="114300" distR="114300" simplePos="0" relativeHeight="251661312" behindDoc="0" locked="0" layoutInCell="1" allowOverlap="1" wp14:anchorId="74CD347F" wp14:editId="7F63E870">
+              <wp:anchor distT="0" distB="0" distL="114300" distR="114300" simplePos="0" relativeHeight="251661312" behindDoc="0" locked="0" layoutInCell="1" allowOverlap="1" wp14:anchorId="7F3E79C7" wp14:editId="181B2327">
                 <wp:simplePos x="0" y="0"/>
                 <wp:positionH relativeFrom="column">
                   <wp:posOffset>1879600</wp:posOffset>
@@ -4884,7 +4607,7 @@
               </wp:anchor>
             </w:drawing>
           </mc:Choice>
-          <mc:Fallback xmlns:w16sdtdh="http://schemas.microsoft.com/office/word/2020/wordml/sdtdatahash" xmlns:w16="http://schemas.microsoft.com/office/word/2018/wordml" xmlns:w16cex="http://schemas.microsoft.com/office/word/2018/wordml/cex">
+          <mc:Fallback>
             <w:pict>
               <v:roundrect w14:anchorId="37220D76" id="Rectangle: Rounded Corners 15" o:spid="_x0000_s1026" style="position:absolute;left:0;text-align:left;margin-left:148pt;margin-top:80.05pt;width:66.75pt;height:22.5pt;z-index:251661312;visibility:visible;mso-wrap-style:square;mso-wrap-distance-left:9pt;mso-wrap-distance-top:0;mso-wrap-distance-right:9pt;mso-wrap-distance-bottom:0;mso-position-horizontal:absolute;mso-position-horizontal-relative:text;mso-position-vertical:absolute;mso-position-vertical-relative:text;v-text-anchor:middle" arcsize="10923f" o:gfxdata="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" filled="f" strokecolor="red" strokeweight="3pt">
                 <v:stroke joinstyle="miter"/>
@@ -4898,7 +4621,7 @@
           <w:noProof/>
         </w:rPr>
         <w:drawing>
-          <wp:inline distT="0" distB="0" distL="0" distR="0" wp14:anchorId="36D91E14" wp14:editId="4263B5D0">
+          <wp:inline distT="0" distB="0" distL="0" distR="0" wp14:anchorId="4F05E08D" wp14:editId="64205B4B">
             <wp:extent cx="2058035" cy="4459130"/>
             <wp:effectExtent l="0" t="0" r="0" b="0"/>
             <wp:docPr id="7" name="Picture 7"/>
@@ -4913,7 +4636,7 @@
                     <pic:cNvPicPr/>
                   </pic:nvPicPr>
                   <pic:blipFill>
-                    <a:blip r:embed="rId15" cstate="print">
+                    <a:blip r:embed="rId12" cstate="print">
                       <a:extLst>
                         <a:ext uri="{28A0092B-C50C-407E-A947-70E740481C1C}">
                           <a14:useLocalDpi xmlns:a14="http://schemas.microsoft.com/office/drawing/2010/main" val="0"/>
@@ -4942,7 +4665,7 @@
     </w:p>
     <w:p>
       <w:pPr>
-        <w:pStyle w:val="aa"/>
+        <w:pStyle w:val="Caption"/>
         <w:jc w:val="center"/>
       </w:pPr>
       <w:r>
@@ -4963,7 +4686,7 @@
         <mc:AlternateContent>
           <mc:Choice Requires="wps">
             <w:drawing>
-              <wp:anchor distT="0" distB="0" distL="114300" distR="114300" simplePos="0" relativeHeight="251666432" behindDoc="0" locked="0" layoutInCell="1" allowOverlap="1" wp14:anchorId="0642D085" wp14:editId="4C463DA1">
+              <wp:anchor distT="0" distB="0" distL="114300" distR="114300" simplePos="0" relativeHeight="251666432" behindDoc="0" locked="0" layoutInCell="1" allowOverlap="1" wp14:anchorId="1E19B772" wp14:editId="3A83BB33">
                 <wp:simplePos x="0" y="0"/>
                 <wp:positionH relativeFrom="margin">
                   <wp:posOffset>2282825</wp:posOffset>
@@ -5030,7 +4753,7 @@
               </wp:anchor>
             </w:drawing>
           </mc:Choice>
-          <mc:Fallback xmlns:w16sdtdh="http://schemas.microsoft.com/office/word/2020/wordml/sdtdatahash" xmlns:w16="http://schemas.microsoft.com/office/word/2018/wordml" xmlns:w16cex="http://schemas.microsoft.com/office/word/2018/wordml/cex">
+          <mc:Fallback>
             <w:pict>
               <v:roundrect w14:anchorId="310F555A" id="Rectangle: Rounded Corners 22" o:spid="_x0000_s1026" style="position:absolute;left:0;text-align:left;margin-left:179.75pt;margin-top:47.6pt;width:192.75pt;height:87pt;z-index:251666432;visibility:visible;mso-wrap-style:square;mso-width-percent:0;mso-height-percent:0;mso-wrap-distance-left:9pt;mso-wrap-distance-top:0;mso-wrap-distance-right:9pt;mso-wrap-distance-bottom:0;mso-position-horizontal:absolute;mso-position-horizontal-relative:margin;mso-position-vertical:absolute;mso-position-vertical-relative:text;mso-width-percent:0;mso-height-percent:0;mso-width-relative:margin;mso-height-relative:margin;v-text-anchor:middle" arcsize="10923f" o:gfxdata="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" filled="f" strokecolor="red" strokeweight="2.25pt">
                 <v:stroke dashstyle="1 1" joinstyle="miter"/>
@@ -5047,7 +4770,7 @@
         <mc:AlternateContent>
           <mc:Choice Requires="wps">
             <w:drawing>
-              <wp:anchor distT="0" distB="0" distL="114300" distR="114300" simplePos="0" relativeHeight="251667456" behindDoc="0" locked="0" layoutInCell="1" allowOverlap="1" wp14:anchorId="3DB735FC" wp14:editId="389EDEFC">
+              <wp:anchor distT="0" distB="0" distL="114300" distR="114300" simplePos="0" relativeHeight="251667456" behindDoc="0" locked="0" layoutInCell="1" allowOverlap="1" wp14:anchorId="0A243AAC" wp14:editId="7232F0C0">
                 <wp:simplePos x="0" y="0"/>
                 <wp:positionH relativeFrom="column">
                   <wp:posOffset>2300394</wp:posOffset>
@@ -5114,7 +4837,7 @@
               </wp:anchor>
             </w:drawing>
           </mc:Choice>
-          <mc:Fallback xmlns:w16sdtdh="http://schemas.microsoft.com/office/word/2020/wordml/sdtdatahash" xmlns:w16="http://schemas.microsoft.com/office/word/2018/wordml" xmlns:w16cex="http://schemas.microsoft.com/office/word/2018/wordml/cex">
+          <mc:Fallback>
             <w:pict>
               <v:roundrect w14:anchorId="34509ADA" id="Rectangle: Rounded Corners 23" o:spid="_x0000_s1026" style="position:absolute;left:0;text-align:left;margin-left:181.15pt;margin-top:14.05pt;width:190.5pt;height:13.5pt;z-index:251667456;visibility:visible;mso-wrap-style:square;mso-width-percent:0;mso-height-percent:0;mso-wrap-distance-left:9pt;mso-wrap-distance-top:0;mso-wrap-distance-right:9pt;mso-wrap-distance-bottom:0;mso-position-horizontal:absolute;mso-position-horizontal-relative:text;mso-position-vertical:absolute;mso-position-vertical-relative:text;mso-width-percent:0;mso-height-percent:0;mso-width-relative:margin;mso-height-relative:margin;v-text-anchor:middle" arcsize="10923f" o:gfxdata="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" filled="f" strokecolor="#0070c0" strokeweight="3pt">
                 <v:stroke dashstyle="1 1" joinstyle="miter"/>
@@ -5130,7 +4853,7 @@
         <mc:AlternateContent>
           <mc:Choice Requires="wps">
             <w:drawing>
-              <wp:anchor distT="0" distB="0" distL="114300" distR="114300" simplePos="0" relativeHeight="251665408" behindDoc="0" locked="0" layoutInCell="1" allowOverlap="1" wp14:anchorId="41DD4C9A" wp14:editId="61D08EBA">
+              <wp:anchor distT="0" distB="0" distL="114300" distR="114300" simplePos="0" relativeHeight="251665408" behindDoc="0" locked="0" layoutInCell="1" allowOverlap="1" wp14:anchorId="049989CE" wp14:editId="5FB73761">
                 <wp:simplePos x="0" y="0"/>
                 <wp:positionH relativeFrom="column">
                   <wp:posOffset>912283</wp:posOffset>
@@ -5193,7 +4916,7 @@
               </wp:anchor>
             </w:drawing>
           </mc:Choice>
-          <mc:Fallback xmlns:w16sdtdh="http://schemas.microsoft.com/office/word/2020/wordml/sdtdatahash" xmlns:w16="http://schemas.microsoft.com/office/word/2018/wordml" xmlns:w16cex="http://schemas.microsoft.com/office/word/2018/wordml/cex">
+          <mc:Fallback>
             <w:pict>
               <v:roundrect w14:anchorId="1B03FD07" id="Rectangle: Rounded Corners 21" o:spid="_x0000_s1026" style="position:absolute;left:0;text-align:left;margin-left:71.85pt;margin-top:89.3pt;width:97.5pt;height:22.5pt;z-index:251665408;visibility:visible;mso-wrap-style:square;mso-width-percent:0;mso-wrap-distance-left:9pt;mso-wrap-distance-top:0;mso-wrap-distance-right:9pt;mso-wrap-distance-bottom:0;mso-position-horizontal:absolute;mso-position-horizontal-relative:text;mso-position-vertical:absolute;mso-position-vertical-relative:text;mso-width-percent:0;mso-width-relative:margin;v-text-anchor:middle" arcsize="10923f" o:gfxdata="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" filled="f" strokecolor="red" strokeweight="3pt">
                 <v:stroke joinstyle="miter"/>
@@ -5207,7 +4930,7 @@
           <w:noProof/>
         </w:rPr>
         <w:drawing>
-          <wp:inline distT="0" distB="0" distL="0" distR="0" wp14:anchorId="19006D29" wp14:editId="40686D79">
+          <wp:inline distT="0" distB="0" distL="0" distR="0" wp14:anchorId="4947C4DA" wp14:editId="369EA8DD">
             <wp:extent cx="4106333" cy="1895230"/>
             <wp:effectExtent l="0" t="0" r="8890" b="0"/>
             <wp:docPr id="8" name="Picture 8"/>
@@ -5222,7 +4945,7 @@
                     <pic:cNvPicPr/>
                   </pic:nvPicPr>
                   <pic:blipFill>
-                    <a:blip r:embed="rId16" cstate="print">
+                    <a:blip r:embed="rId13" cstate="print">
                       <a:extLst>
                         <a:ext uri="{28A0092B-C50C-407E-A947-70E740481C1C}">
                           <a14:useLocalDpi xmlns:a14="http://schemas.microsoft.com/office/drawing/2010/main" val="0"/>
@@ -5251,7 +4974,7 @@
     </w:p>
     <w:p>
       <w:pPr>
-        <w:pStyle w:val="aa"/>
+        <w:pStyle w:val="Caption"/>
         <w:jc w:val="center"/>
       </w:pPr>
       <w:r>
@@ -5453,13 +5176,13 @@
     </w:p>
     <w:p>
       <w:pPr>
-        <w:pStyle w:val="2"/>
-      </w:pPr>
-      <w:bookmarkStart w:id="11" w:name="_Toc90011"/>
+        <w:pStyle w:val="Heading2"/>
+      </w:pPr>
+      <w:bookmarkStart w:id="90011" w:name="_Toc90011"/>
       <w:r>
         <w:t>2.5 Pausing with Eye Closure</w:t>
       </w:r>
-      <w:bookmarkEnd w:id="11"/>
+      <w:bookmarkEnd w:id="90011"/>
     </w:p>
     <w:p>
       <w:pPr>
@@ -5471,17 +5194,17 @@
     </w:p>
     <w:p>
       <w:pPr>
-        <w:pStyle w:val="2"/>
-      </w:pPr>
-      <w:bookmarkStart w:id="12" w:name="_Toc90012"/>
+        <w:pStyle w:val="Heading2"/>
+      </w:pPr>
+      <w:bookmarkStart w:id="90012" w:name="_Toc90012"/>
       <w:r>
         <w:t>2.6 Building Words with Left/Right Gaze (Important)</w:t>
       </w:r>
-      <w:bookmarkEnd w:id="12"/>
-    </w:p>
-    <w:p>
-      <w:pPr>
-        <w:pStyle w:val="a4"/>
+      <w:bookmarkEnd w:id="90012"/>
+    </w:p>
+    <w:p>
+      <w:pPr>
+        <w:pStyle w:val="ListParagraph"/>
         <w:numPr>
           <w:ilvl w:val="0"/>
           <w:numId w:val="2"/>
@@ -5494,7 +5217,7 @@
     </w:p>
     <w:p>
       <w:pPr>
-        <w:pStyle w:val="a4"/>
+        <w:pStyle w:val="ListParagraph"/>
         <w:numPr>
           <w:ilvl w:val="0"/>
           <w:numId w:val="2"/>
@@ -5507,7 +5230,7 @@
     </w:p>
     <w:p>
       <w:pPr>
-        <w:pStyle w:val="a4"/>
+        <w:pStyle w:val="ListParagraph"/>
         <w:numPr>
           <w:ilvl w:val="0"/>
           <w:numId w:val="2"/>
@@ -5520,7 +5243,7 @@
     </w:p>
     <w:p>
       <w:pPr>
-        <w:pStyle w:val="a4"/>
+        <w:pStyle w:val="ListParagraph"/>
         <w:numPr>
           <w:ilvl w:val="0"/>
           <w:numId w:val="2"/>
@@ -5539,7 +5262,7 @@
     </w:p>
     <w:p>
       <w:pPr>
-        <w:pStyle w:val="a4"/>
+        <w:pStyle w:val="ListParagraph"/>
         <w:numPr>
           <w:ilvl w:val="0"/>
           <w:numId w:val="2"/>
@@ -5563,14 +5286,14 @@
     </w:p>
     <w:p>
       <w:pPr>
-        <w:pStyle w:val="1"/>
-      </w:pPr>
-      <w:bookmarkStart w:id="13" w:name="_Toc90013"/>
+        <w:pStyle w:val="Heading1"/>
+      </w:pPr>
+      <w:bookmarkStart w:id="90013" w:name="_Toc90013"/>
       <w:r>
         <w:lastRenderedPageBreak/>
         <w:t>3. The Codeword System</w:t>
       </w:r>
-      <w:bookmarkEnd w:id="13"/>
+      <w:bookmarkEnd w:id="90013"/>
     </w:p>
     <w:p>
       <w:pPr>
@@ -5610,7 +5333,7 @@
         <mc:AlternateContent>
           <mc:Choice Requires="wps">
             <w:drawing>
-              <wp:anchor distT="0" distB="0" distL="114300" distR="114300" simplePos="0" relativeHeight="251669504" behindDoc="0" locked="0" layoutInCell="1" allowOverlap="1" wp14:anchorId="013CA1EA" wp14:editId="0E1C3127">
+              <wp:anchor distT="0" distB="0" distL="114300" distR="114300" simplePos="0" relativeHeight="251669504" behindDoc="0" locked="0" layoutInCell="1" allowOverlap="1" wp14:anchorId="0E8376EF" wp14:editId="42E5C04A">
                 <wp:simplePos x="0" y="0"/>
                 <wp:positionH relativeFrom="margin">
                   <wp:align>center</wp:align>
@@ -5671,7 +5394,7 @@
               </wp:anchor>
             </w:drawing>
           </mc:Choice>
-          <mc:Fallback xmlns:w16sdtdh="http://schemas.microsoft.com/office/word/2020/wordml/sdtdatahash" xmlns:w16="http://schemas.microsoft.com/office/word/2018/wordml" xmlns:w16cex="http://schemas.microsoft.com/office/word/2018/wordml/cex">
+          <mc:Fallback>
             <w:pict>
               <v:roundrect w14:anchorId="00D935BB" id="Rectangle: Rounded Corners 24" o:spid="_x0000_s1026" style="position:absolute;left:0;text-align:left;margin-left:0;margin-top:161.85pt;width:168.75pt;height:185.25pt;z-index:251669504;visibility:visible;mso-wrap-style:square;mso-wrap-distance-left:9pt;mso-wrap-distance-top:0;mso-wrap-distance-right:9pt;mso-wrap-distance-bottom:0;mso-position-horizontal:center;mso-position-horizontal-relative:margin;mso-position-vertical:absolute;mso-position-vertical-relative:text;v-text-anchor:middle" arcsize="10923f" o:gfxdata="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" filled="f" strokecolor="red" strokeweight="2.25pt">
                 <v:stroke dashstyle="1 1" joinstyle="miter"/>
@@ -5686,7 +5409,7 @@
           <w:noProof/>
         </w:rPr>
         <w:drawing>
-          <wp:inline distT="0" distB="0" distL="0" distR="0" wp14:anchorId="6A965FE9" wp14:editId="25EA6292">
+          <wp:inline distT="0" distB="0" distL="0" distR="0" wp14:anchorId="65E2BE5B" wp14:editId="1A573991">
             <wp:extent cx="2243667" cy="4861335"/>
             <wp:effectExtent l="0" t="0" r="4445" b="0"/>
             <wp:docPr id="9" name="Picture 9"/>
@@ -5701,7 +5424,7 @@
                     <pic:cNvPicPr/>
                   </pic:nvPicPr>
                   <pic:blipFill>
-                    <a:blip r:embed="rId17" cstate="print">
+                    <a:blip r:embed="rId14" cstate="print">
                       <a:extLst>
                         <a:ext uri="{28A0092B-C50C-407E-A947-70E740481C1C}">
                           <a14:useLocalDpi xmlns:a14="http://schemas.microsoft.com/office/drawing/2010/main" val="0"/>
@@ -5730,7 +5453,7 @@
     </w:p>
     <w:p>
       <w:pPr>
-        <w:pStyle w:val="aa"/>
+        <w:pStyle w:val="Caption"/>
         <w:jc w:val="center"/>
       </w:pPr>
       <w:r>
@@ -5757,13 +5480,13 @@
     </w:p>
     <w:p>
       <w:pPr>
-        <w:pStyle w:val="2"/>
-      </w:pPr>
-      <w:bookmarkStart w:id="14" w:name="_Toc90014"/>
+        <w:pStyle w:val="Heading2"/>
+      </w:pPr>
+      <w:bookmarkStart w:id="90014" w:name="_Toc90014"/>
       <w:r>
         <w:t>3.1 Zone Overview</w:t>
       </w:r>
-      <w:bookmarkEnd w:id="14"/>
+      <w:bookmarkEnd w:id="90014"/>
     </w:p>
     <w:tbl>
       <w:tblPr>
@@ -6297,13 +6020,13 @@
     </w:p>
     <w:p>
       <w:pPr>
-        <w:pStyle w:val="2"/>
-      </w:pPr>
-      <w:bookmarkStart w:id="15" w:name="_Toc90015"/>
+        <w:pStyle w:val="Heading2"/>
+      </w:pPr>
+      <w:bookmarkStart w:id="90015" w:name="_Toc90015"/>
       <w:r>
         <w:t>3.2 Main Page — Full Word List</w:t>
       </w:r>
-      <w:bookmarkEnd w:id="15"/>
+      <w:bookmarkEnd w:id="90015"/>
     </w:p>
     <w:tbl>
       <w:tblPr>
@@ -7778,7 +7501,7 @@
     </w:tbl>
     <w:p>
       <w:pPr>
-        <w:pStyle w:val="2"/>
+        <w:pStyle w:val="Heading2"/>
       </w:pPr>
     </w:p>
     <w:p>
@@ -7801,14 +7524,14 @@
     </w:p>
     <w:p>
       <w:pPr>
-        <w:pStyle w:val="2"/>
-      </w:pPr>
-      <w:bookmarkStart w:id="16" w:name="_Toc90016"/>
+        <w:pStyle w:val="Heading2"/>
+      </w:pPr>
+      <w:bookmarkStart w:id="90016" w:name="_Toc90016"/>
       <w:r>
         <w:lastRenderedPageBreak/>
         <w:t>3.3 Category Pages</w:t>
       </w:r>
-      <w:bookmarkEnd w:id="16"/>
+      <w:bookmarkEnd w:id="90016"/>
     </w:p>
     <w:p>
       <w:pPr>
@@ -7820,13 +7543,13 @@
     </w:p>
     <w:p>
       <w:pPr>
-        <w:pStyle w:val="3"/>
-      </w:pPr>
-      <w:bookmarkStart w:id="17" w:name="_Toc90017"/>
+        <w:pStyle w:val="Heading3"/>
+      </w:pPr>
+      <w:bookmarkStart w:id="90017" w:name="_Toc90017"/>
       <w:r>
         <w:t>PAIN page (enter with code 100)</w:t>
       </w:r>
-      <w:bookmarkEnd w:id="17"/>
+      <w:bookmarkEnd w:id="90017"/>
     </w:p>
     <w:tbl>
       <w:tblPr>
@@ -8562,13 +8285,13 @@
     </w:p>
     <w:p>
       <w:pPr>
-        <w:pStyle w:val="3"/>
-      </w:pPr>
-      <w:bookmarkStart w:id="18" w:name="_Toc90018"/>
+        <w:pStyle w:val="Heading3"/>
+      </w:pPr>
+      <w:bookmarkStart w:id="90018" w:name="_Toc90018"/>
       <w:r>
         <w:t>ACTION page (enter with code 101)</w:t>
       </w:r>
-      <w:bookmarkEnd w:id="18"/>
+      <w:bookmarkEnd w:id="90018"/>
     </w:p>
     <w:tbl>
       <w:tblPr>
@@ -9305,13 +9028,13 @@
     </w:p>
     <w:p>
       <w:pPr>
-        <w:pStyle w:val="3"/>
-      </w:pPr>
-      <w:bookmarkStart w:id="19" w:name="_Toc90019"/>
+        <w:pStyle w:val="Heading3"/>
+      </w:pPr>
+      <w:bookmarkStart w:id="90019" w:name="_Toc90019"/>
       <w:r>
         <w:t>ENVIRON·STATE page (enter with code 110)</w:t>
       </w:r>
-      <w:bookmarkEnd w:id="19"/>
+      <w:bookmarkEnd w:id="90019"/>
     </w:p>
     <w:tbl>
       <w:tblPr>
@@ -10047,13 +9770,13 @@
     </w:p>
     <w:p>
       <w:pPr>
-        <w:pStyle w:val="3"/>
-      </w:pPr>
-      <w:bookmarkStart w:id="20" w:name="_Toc90020"/>
+        <w:pStyle w:val="Heading3"/>
+      </w:pPr>
+      <w:bookmarkStart w:id="90020" w:name="_Toc90020"/>
       <w:r>
         <w:t>FEELING page (enter with code 111)</w:t>
       </w:r>
-      <w:bookmarkEnd w:id="20"/>
+      <w:bookmarkEnd w:id="90020"/>
     </w:p>
     <w:tbl>
       <w:tblPr>
@@ -10790,14 +10513,14 @@
     </w:p>
     <w:p>
       <w:pPr>
-        <w:pStyle w:val="1"/>
-      </w:pPr>
-      <w:bookmarkStart w:id="21" w:name="_Toc90021"/>
+        <w:pStyle w:val="Heading1"/>
+      </w:pPr>
+      <w:bookmarkStart w:id="90021" w:name="_Toc90021"/>
       <w:r>
         <w:lastRenderedPageBreak/>
         <w:t>4. Zone 3A Adaptive Shortcut</w:t>
       </w:r>
-      <w:bookmarkEnd w:id="21"/>
+      <w:bookmarkEnd w:id="90021"/>
     </w:p>
     <w:p>
       <w:pPr>
@@ -10820,7 +10543,7 @@
         <mc:AlternateContent>
           <mc:Choice Requires="wps">
             <w:drawing>
-              <wp:anchor distT="0" distB="0" distL="114300" distR="114300" simplePos="0" relativeHeight="251671552" behindDoc="0" locked="0" layoutInCell="1" allowOverlap="1" wp14:anchorId="2BD45302" wp14:editId="0B8130A6">
+              <wp:anchor distT="0" distB="0" distL="114300" distR="114300" simplePos="0" relativeHeight="251671552" behindDoc="0" locked="0" layoutInCell="1" allowOverlap="1" wp14:anchorId="68310F61" wp14:editId="12B7E935">
                 <wp:simplePos x="0" y="0"/>
                 <wp:positionH relativeFrom="margin">
                   <wp:align>center</wp:align>
@@ -10881,7 +10604,7 @@
               </wp:anchor>
             </w:drawing>
           </mc:Choice>
-          <mc:Fallback xmlns:w16sdtdh="http://schemas.microsoft.com/office/word/2020/wordml/sdtdatahash" xmlns:w16="http://schemas.microsoft.com/office/word/2018/wordml" xmlns:w16cex="http://schemas.microsoft.com/office/word/2018/wordml/cex">
+          <mc:Fallback>
             <w:pict>
               <v:roundrect w14:anchorId="031311AC" id="Rectangle: Rounded Corners 25" o:spid="_x0000_s1026" style="position:absolute;left:0;text-align:left;margin-left:0;margin-top:236.15pt;width:183.75pt;height:53.25pt;z-index:251671552;visibility:visible;mso-wrap-style:square;mso-wrap-distance-left:9pt;mso-wrap-distance-top:0;mso-wrap-distance-right:9pt;mso-wrap-distance-bottom:0;mso-position-horizontal:center;mso-position-horizontal-relative:margin;mso-position-vertical:absolute;mso-position-vertical-relative:text;v-text-anchor:middle" arcsize="10923f" o:gfxdata="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" filled="f" strokecolor="red" strokeweight="2.25pt">
                 <v:stroke dashstyle="1 1" joinstyle="miter"/>
@@ -10896,7 +10619,7 @@
           <w:noProof/>
         </w:rPr>
         <w:drawing>
-          <wp:inline distT="0" distB="0" distL="0" distR="0" wp14:anchorId="7633F744" wp14:editId="42A1D6ED">
+          <wp:inline distT="0" distB="0" distL="0" distR="0" wp14:anchorId="2ABD9D60" wp14:editId="578C3B11">
             <wp:extent cx="2176558" cy="4715934"/>
             <wp:effectExtent l="0" t="0" r="0" b="8890"/>
             <wp:docPr id="10" name="Picture 10"/>
@@ -10911,7 +10634,7 @@
                     <pic:cNvPicPr/>
                   </pic:nvPicPr>
                   <pic:blipFill>
-                    <a:blip r:embed="rId18" cstate="print">
+                    <a:blip r:embed="rId15" cstate="print">
                       <a:extLst>
                         <a:ext uri="{28A0092B-C50C-407E-A947-70E740481C1C}">
                           <a14:useLocalDpi xmlns:a14="http://schemas.microsoft.com/office/drawing/2010/main" val="0"/>
@@ -10940,7 +10663,7 @@
     </w:p>
     <w:p>
       <w:pPr>
-        <w:pStyle w:val="aa"/>
+        <w:pStyle w:val="Caption"/>
         <w:jc w:val="center"/>
       </w:pPr>
       <w:r>
@@ -10949,17 +10672,17 @@
     </w:p>
     <w:p>
       <w:pPr>
-        <w:pStyle w:val="2"/>
-      </w:pPr>
-      <w:bookmarkStart w:id="22" w:name="_Toc90022"/>
+        <w:pStyle w:val="Heading2"/>
+      </w:pPr>
+      <w:bookmarkStart w:id="90022" w:name="_Toc90022"/>
       <w:r>
         <w:t>4.1 How Frequency Tracking Works</w:t>
       </w:r>
-      <w:bookmarkEnd w:id="22"/>
-    </w:p>
-    <w:p>
-      <w:pPr>
-        <w:pStyle w:val="a4"/>
+      <w:bookmarkEnd w:id="90022"/>
+    </w:p>
+    <w:p>
+      <w:pPr>
+        <w:pStyle w:val="ListParagraph"/>
         <w:numPr>
           <w:ilvl w:val="0"/>
           <w:numId w:val="2"/>
@@ -10972,7 +10695,7 @@
     </w:p>
     <w:p>
       <w:pPr>
-        <w:pStyle w:val="a4"/>
+        <w:pStyle w:val="ListParagraph"/>
         <w:numPr>
           <w:ilvl w:val="0"/>
           <w:numId w:val="2"/>
@@ -10985,7 +10708,7 @@
     </w:p>
     <w:p>
       <w:pPr>
-        <w:pStyle w:val="a4"/>
+        <w:pStyle w:val="ListParagraph"/>
         <w:numPr>
           <w:ilvl w:val="0"/>
           <w:numId w:val="2"/>
@@ -10998,7 +10721,7 @@
     </w:p>
     <w:p>
       <w:pPr>
-        <w:pStyle w:val="a4"/>
+        <w:pStyle w:val="ListParagraph"/>
         <w:numPr>
           <w:ilvl w:val="0"/>
           <w:numId w:val="2"/>
@@ -11011,7 +10734,7 @@
     </w:p>
     <w:p>
       <w:pPr>
-        <w:pStyle w:val="a4"/>
+        <w:pStyle w:val="ListParagraph"/>
         <w:numPr>
           <w:ilvl w:val="0"/>
           <w:numId w:val="2"/>
@@ -11024,13 +10747,13 @@
     </w:p>
     <w:p>
       <w:pPr>
-        <w:pStyle w:val="2"/>
-      </w:pPr>
-      <w:bookmarkStart w:id="23" w:name="_Toc90023"/>
+        <w:pStyle w:val="Heading2"/>
+      </w:pPr>
+      <w:bookmarkStart w:id="90023" w:name="_Toc90023"/>
       <w:r>
         <w:t>4.2 Viewing and Resetting Counts</w:t>
       </w:r>
-      <w:bookmarkEnd w:id="23"/>
+      <w:bookmarkEnd w:id="90023"/>
     </w:p>
     <w:p>
       <w:pPr>
@@ -11045,14 +10768,14 @@
     </w:p>
     <w:p>
       <w:pPr>
-        <w:pStyle w:val="1"/>
-      </w:pPr>
-      <w:bookmarkStart w:id="24" w:name="_Toc90024"/>
+        <w:pStyle w:val="Heading1"/>
+      </w:pPr>
+      <w:bookmarkStart w:id="90024" w:name="_Toc90024"/>
       <w:r>
         <w:lastRenderedPageBreak/>
         <w:t>5. Setup Screen</w:t>
       </w:r>
-      <w:bookmarkEnd w:id="24"/>
+      <w:bookmarkEnd w:id="90024"/>
     </w:p>
     <w:p>
       <w:pPr>
@@ -11075,7 +10798,7 @@
     </w:p>
     <w:tbl>
       <w:tblPr>
-        <w:tblStyle w:val="ab"/>
+        <w:tblStyle w:val="TableGrid"/>
         <w:tblW w:w="0" w:type="auto"/>
         <w:tblBorders>
           <w:top w:val="none" w:sz="0" w:space="0" w:color="auto"/>
@@ -11108,7 +10831,7 @@
               <mc:AlternateContent>
                 <mc:Choice Requires="wps">
                   <w:drawing>
-                    <wp:anchor distT="0" distB="0" distL="114300" distR="114300" simplePos="0" relativeHeight="251673600" behindDoc="0" locked="0" layoutInCell="1" allowOverlap="1" wp14:anchorId="55BF193D" wp14:editId="1F381C84">
+                    <wp:anchor distT="0" distB="0" distL="114300" distR="114300" simplePos="0" relativeHeight="251673600" behindDoc="0" locked="0" layoutInCell="1" allowOverlap="1" wp14:anchorId="39DF08D3" wp14:editId="5FBB6782">
                       <wp:simplePos x="0" y="0"/>
                       <wp:positionH relativeFrom="column">
                         <wp:posOffset>2523067</wp:posOffset>
@@ -11162,7 +10885,7 @@
                     </wp:anchor>
                   </w:drawing>
                 </mc:Choice>
-                <mc:Fallback xmlns:w16sdtdh="http://schemas.microsoft.com/office/word/2020/wordml/sdtdatahash" xmlns:w16="http://schemas.microsoft.com/office/word/2018/wordml" xmlns:w16cex="http://schemas.microsoft.com/office/word/2018/wordml/cex">
+                <mc:Fallback>
                   <w:pict>
                     <v:shapetype w14:anchorId="7427D49E" id="_x0000_t13" coordsize="21600,21600" o:spt="13" adj="16200,5400" path="m@0,l@0@1,0@1,0@2@0@2@0,21600,21600,10800xe">
                       <v:stroke joinstyle="miter"/>
@@ -11190,7 +10913,7 @@
                 <w:noProof/>
               </w:rPr>
               <w:drawing>
-                <wp:inline distT="0" distB="0" distL="0" distR="0" wp14:anchorId="46AAC83F" wp14:editId="20D0FFFE">
+                <wp:inline distT="0" distB="0" distL="0" distR="0" wp14:anchorId="47113D12" wp14:editId="1834349D">
                   <wp:extent cx="2293787" cy="4969934"/>
                   <wp:effectExtent l="0" t="0" r="0" b="2540"/>
                   <wp:docPr id="16" name="Picture 16"/>
@@ -11205,7 +10928,7 @@
                           <pic:cNvPicPr/>
                         </pic:nvPicPr>
                         <pic:blipFill>
-                          <a:blip r:embed="rId19" cstate="print">
+                          <a:blip r:embed="rId16" cstate="print">
                             <a:extLst>
                               <a:ext uri="{28A0092B-C50C-407E-A947-70E740481C1C}">
                                 <a14:useLocalDpi xmlns:a14="http://schemas.microsoft.com/office/drawing/2010/main" val="0"/>
@@ -11234,7 +10957,7 @@
           </w:p>
           <w:p>
             <w:pPr>
-              <w:pStyle w:val="aa"/>
+              <w:pStyle w:val="Caption"/>
             </w:pPr>
             <w:r>
               <w:t>Figure 7 — Instruction screen — before entering Setup</w:t>
@@ -11255,7 +10978,7 @@
                 <w:noProof/>
               </w:rPr>
               <w:drawing>
-                <wp:inline distT="0" distB="0" distL="0" distR="0" wp14:anchorId="0CF9645B" wp14:editId="568BA98F">
+                <wp:inline distT="0" distB="0" distL="0" distR="0" wp14:anchorId="5AEBF06E" wp14:editId="7DE37548">
                   <wp:extent cx="2328334" cy="5044783"/>
                   <wp:effectExtent l="0" t="0" r="0" b="3810"/>
                   <wp:docPr id="17" name="Picture 17"/>
@@ -11270,7 +10993,7 @@
                           <pic:cNvPicPr/>
                         </pic:nvPicPr>
                         <pic:blipFill>
-                          <a:blip r:embed="rId20" cstate="print">
+                          <a:blip r:embed="rId17" cstate="print">
                             <a:extLst>
                               <a:ext uri="{28A0092B-C50C-407E-A947-70E740481C1C}">
                                 <a14:useLocalDpi xmlns:a14="http://schemas.microsoft.com/office/drawing/2010/main" val="0"/>
@@ -11299,7 +11022,7 @@
           </w:p>
           <w:p>
             <w:pPr>
-              <w:pStyle w:val="aa"/>
+              <w:pStyle w:val="Caption"/>
             </w:pPr>
             <w:r>
               <w:t>Figure 8 — Setup page — after entering Setup</w:t>
@@ -11324,19 +11047,25 @@
     <w:p/>
     <w:p/>
     <w:p/>
+    <w:p>
+      <w:pPr>
+        <w:rPr>
+          <w:rFonts w:hint="eastAsia"/>
+        </w:rPr>
+      </w:pPr>
+    </w:p>
     <w:p/>
     <w:p/>
-    <w:p/>
-    <w:p>
-      <w:pPr>
-        <w:pStyle w:val="2"/>
-      </w:pPr>
-      <w:bookmarkStart w:id="25" w:name="_Toc90025"/>
+    <w:p>
+      <w:pPr>
+        <w:pStyle w:val="Heading2"/>
+      </w:pPr>
+      <w:bookmarkStart w:id="90025" w:name="_Toc90025"/>
       <w:r>
         <w:lastRenderedPageBreak/>
         <w:t>5.1 Navigating the Word List</w:t>
       </w:r>
-      <w:bookmarkEnd w:id="25"/>
+      <w:bookmarkEnd w:id="90025"/>
     </w:p>
     <w:p>
       <w:pPr>
@@ -11708,17 +11437,17 @@
     </w:p>
     <w:p>
       <w:pPr>
-        <w:pStyle w:val="2"/>
-      </w:pPr>
-      <w:bookmarkStart w:id="26" w:name="_Toc90026"/>
+        <w:pStyle w:val="Heading2"/>
+      </w:pPr>
+      <w:bookmarkStart w:id="90026" w:name="_Toc90026"/>
       <w:r>
         <w:t>5.2 Editing a Word</w:t>
       </w:r>
-      <w:bookmarkEnd w:id="26"/>
-    </w:p>
-    <w:p>
-      <w:pPr>
-        <w:pStyle w:val="a4"/>
+      <w:bookmarkEnd w:id="90026"/>
+    </w:p>
+    <w:p>
+      <w:pPr>
+        <w:pStyle w:val="ListParagraph"/>
         <w:numPr>
           <w:ilvl w:val="0"/>
           <w:numId w:val="2"/>
@@ -11731,7 +11460,7 @@
     </w:p>
     <w:p>
       <w:pPr>
-        <w:pStyle w:val="a4"/>
+        <w:pStyle w:val="ListParagraph"/>
         <w:numPr>
           <w:ilvl w:val="0"/>
           <w:numId w:val="2"/>
@@ -11744,7 +11473,7 @@
     </w:p>
     <w:p>
       <w:pPr>
-        <w:pStyle w:val="a4"/>
+        <w:pStyle w:val="ListParagraph"/>
         <w:numPr>
           <w:ilvl w:val="0"/>
           <w:numId w:val="2"/>
@@ -11757,7 +11486,7 @@
     </w:p>
     <w:p>
       <w:pPr>
-        <w:pStyle w:val="a4"/>
+        <w:pStyle w:val="ListParagraph"/>
         <w:numPr>
           <w:ilvl w:val="0"/>
           <w:numId w:val="2"/>
@@ -11770,7 +11499,7 @@
     </w:p>
     <w:p>
       <w:pPr>
-        <w:pStyle w:val="a4"/>
+        <w:pStyle w:val="ListParagraph"/>
         <w:numPr>
           <w:ilvl w:val="0"/>
           <w:numId w:val="2"/>
@@ -11799,7 +11528,7 @@
         </w:rPr>
         <w:lastRenderedPageBreak/>
         <w:drawing>
-          <wp:inline distT="0" distB="0" distL="0" distR="0" wp14:anchorId="46F4BD1F" wp14:editId="360836DD">
+          <wp:inline distT="0" distB="0" distL="0" distR="0" wp14:anchorId="38F48992" wp14:editId="458203D2">
             <wp:extent cx="2274249" cy="4927600"/>
             <wp:effectExtent l="0" t="0" r="0" b="6350"/>
             <wp:docPr id="13" name="Picture 13"/>
@@ -11814,7 +11543,7 @@
                     <pic:cNvPicPr/>
                   </pic:nvPicPr>
                   <pic:blipFill>
-                    <a:blip r:embed="rId21" cstate="print">
+                    <a:blip r:embed="rId18" cstate="print">
                       <a:extLst>
                         <a:ext uri="{28A0092B-C50C-407E-A947-70E740481C1C}">
                           <a14:useLocalDpi xmlns:a14="http://schemas.microsoft.com/office/drawing/2010/main" val="0"/>
@@ -11843,7 +11572,7 @@
     </w:p>
     <w:p>
       <w:pPr>
-        <w:pStyle w:val="aa"/>
+        <w:pStyle w:val="Caption"/>
         <w:jc w:val="center"/>
       </w:pPr>
       <w:r>
@@ -11908,22 +11637,22 @@
     </w:tbl>
     <w:p>
       <w:pPr>
-        <w:pStyle w:val="2"/>
-      </w:pPr>
-    </w:p>
-    <w:p>
-      <w:pPr>
-        <w:pStyle w:val="2"/>
-      </w:pPr>
-      <w:bookmarkStart w:id="27" w:name="_Toc90027"/>
+        <w:pStyle w:val="Heading2"/>
+      </w:pPr>
+    </w:p>
+    <w:p>
+      <w:pPr>
+        <w:pStyle w:val="Heading2"/>
+      </w:pPr>
+      <w:bookmarkStart w:id="90027" w:name="_Toc90027"/>
       <w:r>
         <w:t>5.3 Words That Cannot Be Edited</w:t>
       </w:r>
-      <w:bookmarkEnd w:id="27"/>
-    </w:p>
-    <w:p>
-      <w:pPr>
-        <w:pStyle w:val="a4"/>
+      <w:bookmarkEnd w:id="90027"/>
+    </w:p>
+    <w:p>
+      <w:pPr>
+        <w:pStyle w:val="ListParagraph"/>
         <w:numPr>
           <w:ilvl w:val="0"/>
           <w:numId w:val="2"/>
@@ -11936,7 +11665,7 @@
     </w:p>
     <w:p>
       <w:pPr>
-        <w:pStyle w:val="a4"/>
+        <w:pStyle w:val="ListParagraph"/>
         <w:numPr>
           <w:ilvl w:val="0"/>
           <w:numId w:val="2"/>
@@ -11949,7 +11678,7 @@
     </w:p>
     <w:p>
       <w:pPr>
-        <w:pStyle w:val="a4"/>
+        <w:pStyle w:val="ListParagraph"/>
         <w:numPr>
           <w:ilvl w:val="0"/>
           <w:numId w:val="2"/>
@@ -11967,24 +11696,24 @@
     </w:p>
     <w:p>
       <w:pPr>
-        <w:pStyle w:val="1"/>
-      </w:pPr>
-      <w:bookmarkStart w:id="28" w:name="_Toc90028"/>
+        <w:pStyle w:val="Heading1"/>
+      </w:pPr>
+      <w:bookmarkStart w:id="90028" w:name="_Toc90028"/>
       <w:r>
         <w:lastRenderedPageBreak/>
         <w:t>6. Screen Layout</w:t>
       </w:r>
-      <w:bookmarkEnd w:id="28"/>
-    </w:p>
-    <w:p>
-      <w:pPr>
-        <w:pStyle w:val="2"/>
-      </w:pPr>
-      <w:bookmarkStart w:id="29" w:name="_Toc90029"/>
+      <w:bookmarkEnd w:id="90028"/>
+    </w:p>
+    <w:p>
+      <w:pPr>
+        <w:pStyle w:val="Heading2"/>
+      </w:pPr>
+      <w:bookmarkStart w:id="90029" w:name="_Toc90029"/>
       <w:r>
         <w:t>6.1 Galaxy Phone — Landscape</w:t>
       </w:r>
-      <w:bookmarkEnd w:id="29"/>
+      <w:bookmarkEnd w:id="90029"/>
     </w:p>
     <w:tbl>
       <w:tblPr>
@@ -12096,13 +11825,13 @@
     </w:p>
     <w:p>
       <w:pPr>
-        <w:pStyle w:val="2"/>
-      </w:pPr>
-      <w:bookmarkStart w:id="30" w:name="_Toc90030"/>
+        <w:pStyle w:val="Heading2"/>
+      </w:pPr>
+      <w:bookmarkStart w:id="90030" w:name="_Toc90030"/>
       <w:r>
         <w:t>6.2 Galaxy Phone — Portrait</w:t>
       </w:r>
-      <w:bookmarkEnd w:id="30"/>
+      <w:bookmarkEnd w:id="90030"/>
     </w:p>
     <w:p>
       <w:pPr>
@@ -12114,7 +11843,7 @@
     </w:p>
     <w:p>
       <w:pPr>
-        <w:pStyle w:val="a4"/>
+        <w:pStyle w:val="ListParagraph"/>
         <w:numPr>
           <w:ilvl w:val="0"/>
           <w:numId w:val="2"/>
@@ -12127,7 +11856,7 @@
     </w:p>
     <w:p>
       <w:pPr>
-        <w:pStyle w:val="a4"/>
+        <w:pStyle w:val="ListParagraph"/>
         <w:numPr>
           <w:ilvl w:val="0"/>
           <w:numId w:val="2"/>
@@ -12140,7 +11869,7 @@
     </w:p>
     <w:p>
       <w:pPr>
-        <w:pStyle w:val="a4"/>
+        <w:pStyle w:val="ListParagraph"/>
         <w:numPr>
           <w:ilvl w:val="0"/>
           <w:numId w:val="2"/>
@@ -12153,7 +11882,7 @@
     </w:p>
     <w:p>
       <w:pPr>
-        <w:pStyle w:val="a4"/>
+        <w:pStyle w:val="ListParagraph"/>
         <w:numPr>
           <w:ilvl w:val="0"/>
           <w:numId w:val="2"/>
@@ -12166,13 +11895,13 @@
     </w:p>
     <w:p>
       <w:pPr>
-        <w:pStyle w:val="2"/>
-      </w:pPr>
-      <w:bookmarkStart w:id="31" w:name="_Toc90031"/>
+        <w:pStyle w:val="Heading2"/>
+      </w:pPr>
+      <w:bookmarkStart w:id="90031" w:name="_Toc90031"/>
       <w:r>
         <w:t>6.3 Galaxy Tab — Landscape</w:t>
       </w:r>
-      <w:bookmarkEnd w:id="31"/>
+      <w:bookmarkEnd w:id="90031"/>
     </w:p>
     <w:tbl>
       <w:tblPr>
@@ -12312,17 +12041,17 @@
     </w:p>
     <w:p>
       <w:pPr>
-        <w:pStyle w:val="2"/>
-      </w:pPr>
-      <w:bookmarkStart w:id="32" w:name="_Toc90032"/>
+        <w:pStyle w:val="Heading2"/>
+      </w:pPr>
+      <w:bookmarkStart w:id="90032" w:name="_Toc90032"/>
       <w:r>
         <w:t>6.4 Galaxy Tab — Portrait</w:t>
       </w:r>
-      <w:bookmarkEnd w:id="32"/>
-    </w:p>
-    <w:p>
-      <w:pPr>
-        <w:pStyle w:val="a4"/>
+      <w:bookmarkEnd w:id="90032"/>
+    </w:p>
+    <w:p>
+      <w:pPr>
+        <w:pStyle w:val="ListParagraph"/>
         <w:numPr>
           <w:ilvl w:val="0"/>
           <w:numId w:val="2"/>
@@ -12335,7 +12064,7 @@
     </w:p>
     <w:p>
       <w:pPr>
-        <w:pStyle w:val="a4"/>
+        <w:pStyle w:val="ListParagraph"/>
         <w:numPr>
           <w:ilvl w:val="0"/>
           <w:numId w:val="2"/>
@@ -12348,7 +12077,7 @@
     </w:p>
     <w:p>
       <w:pPr>
-        <w:pStyle w:val="a4"/>
+        <w:pStyle w:val="ListParagraph"/>
         <w:numPr>
           <w:ilvl w:val="0"/>
           <w:numId w:val="2"/>
@@ -12361,7 +12090,7 @@
     </w:p>
     <w:p>
       <w:pPr>
-        <w:pStyle w:val="a4"/>
+        <w:pStyle w:val="ListParagraph"/>
         <w:numPr>
           <w:ilvl w:val="0"/>
           <w:numId w:val="2"/>
@@ -12472,24 +12201,24 @@
     </w:p>
     <w:p>
       <w:pPr>
-        <w:pStyle w:val="1"/>
-      </w:pPr>
-      <w:bookmarkStart w:id="33" w:name="_Toc90033"/>
+        <w:pStyle w:val="Heading1"/>
+      </w:pPr>
+      <w:bookmarkStart w:id="90033" w:name="_Toc90033"/>
       <w:r>
         <w:lastRenderedPageBreak/>
         <w:t>7. Step-by-Step Examples</w:t>
       </w:r>
-      <w:bookmarkEnd w:id="33"/>
-    </w:p>
-    <w:p>
-      <w:pPr>
-        <w:pStyle w:val="2"/>
-      </w:pPr>
-      <w:bookmarkStart w:id="34" w:name="_Toc90034"/>
+      <w:bookmarkEnd w:id="90033"/>
+    </w:p>
+    <w:p>
+      <w:pPr>
+        <w:pStyle w:val="Heading2"/>
+      </w:pPr>
+      <w:bookmarkStart w:id="90034" w:name="_Toc90034"/>
       <w:r>
         <w:t>7.1 Saying “Can't breathe” (emergency)</w:t>
       </w:r>
-      <w:bookmarkEnd w:id="34"/>
+      <w:bookmarkEnd w:id="90034"/>
     </w:p>
     <w:tbl>
       <w:tblPr>
@@ -12641,13 +12370,13 @@
     </w:p>
     <w:p>
       <w:pPr>
-        <w:pStyle w:val="2"/>
-      </w:pPr>
-      <w:bookmarkStart w:id="35" w:name="_Toc90035"/>
+        <w:pStyle w:val="Heading2"/>
+      </w:pPr>
+      <w:bookmarkStart w:id="90035" w:name="_Toc90035"/>
       <w:r>
         <w:t>7.2 Saying “Headache” via PAIN page</w:t>
       </w:r>
-      <w:bookmarkEnd w:id="35"/>
+      <w:bookmarkEnd w:id="90035"/>
     </w:p>
     <w:tbl>
       <w:tblPr>
@@ -12873,13 +12602,13 @@
     </w:p>
     <w:p>
       <w:pPr>
-        <w:pStyle w:val="2"/>
-      </w:pPr>
-      <w:bookmarkStart w:id="36" w:name="_Toc90036"/>
+        <w:pStyle w:val="Heading2"/>
+      </w:pPr>
+      <w:bookmarkStart w:id="90036" w:name="_Toc90036"/>
       <w:r>
         <w:t>7.3 Returning to Main page from a category</w:t>
       </w:r>
-      <w:bookmarkEnd w:id="36"/>
+      <w:bookmarkEnd w:id="90036"/>
     </w:p>
     <w:tbl>
       <w:tblPr>
@@ -13031,13 +12760,13 @@
     </w:p>
     <w:p>
       <w:pPr>
-        <w:pStyle w:val="2"/>
-      </w:pPr>
-      <w:bookmarkStart w:id="37" w:name="_Toc90037"/>
+        <w:pStyle w:val="Heading2"/>
+      </w:pPr>
+      <w:bookmarkStart w:id="90037" w:name="_Toc90037"/>
       <w:r>
         <w:t>7.4 Saying “Thank you”</w:t>
       </w:r>
-      <w:bookmarkEnd w:id="37"/>
+      <w:bookmarkEnd w:id="90037"/>
     </w:p>
     <w:tbl>
       <w:tblPr>
@@ -13263,28 +12992,28 @@
     </w:p>
     <w:p>
       <w:pPr>
-        <w:pStyle w:val="1"/>
-      </w:pPr>
-      <w:bookmarkStart w:id="38" w:name="_Toc90038"/>
+        <w:pStyle w:val="Heading1"/>
+      </w:pPr>
+      <w:bookmarkStart w:id="90038" w:name="_Toc90038"/>
       <w:r>
         <w:lastRenderedPageBreak/>
         <w:t>8. Tips and Best Practices</w:t>
       </w:r>
-      <w:bookmarkEnd w:id="38"/>
-    </w:p>
-    <w:p>
-      <w:pPr>
-        <w:pStyle w:val="2"/>
-      </w:pPr>
-      <w:bookmarkStart w:id="39" w:name="_Toc90039"/>
+      <w:bookmarkEnd w:id="90038"/>
+    </w:p>
+    <w:p>
+      <w:pPr>
+        <w:pStyle w:val="Heading2"/>
+      </w:pPr>
+      <w:bookmarkStart w:id="90039" w:name="_Toc90039"/>
       <w:r>
         <w:t>8.1 Camera Positioning</w:t>
       </w:r>
-      <w:bookmarkEnd w:id="39"/>
-    </w:p>
-    <w:p>
-      <w:pPr>
-        <w:pStyle w:val="a4"/>
+      <w:bookmarkEnd w:id="90039"/>
+    </w:p>
+    <w:p>
+      <w:pPr>
+        <w:pStyle w:val="ListParagraph"/>
         <w:numPr>
           <w:ilvl w:val="0"/>
           <w:numId w:val="2"/>
@@ -13297,7 +13026,7 @@
     </w:p>
     <w:p>
       <w:pPr>
-        <w:pStyle w:val="a4"/>
+        <w:pStyle w:val="ListParagraph"/>
         <w:numPr>
           <w:ilvl w:val="0"/>
           <w:numId w:val="2"/>
@@ -13316,7 +13045,7 @@
     </w:p>
     <w:p>
       <w:pPr>
-        <w:pStyle w:val="a4"/>
+        <w:pStyle w:val="ListParagraph"/>
         <w:numPr>
           <w:ilvl w:val="0"/>
           <w:numId w:val="2"/>
@@ -13324,12 +13053,20 @@
         <w:spacing w:after="80"/>
       </w:pPr>
       <w:r>
-        <w:t>Avoid back-lighting (e.g. a window behind the patient) — position light sources in front of the patient</w:t>
-      </w:r>
-    </w:p>
-    <w:p>
-      <w:pPr>
-        <w:pStyle w:val="a4"/>
+        <w:t>Avoid back-lighting (</w:t>
+      </w:r>
+      <w:proofErr w:type="gramStart"/>
+      <w:r>
+        <w:t>e.g.</w:t>
+      </w:r>
+      <w:proofErr w:type="gramEnd"/>
+      <w:r>
+        <w:t xml:space="preserve"> a window behind the patient) — position light sources in front of the patient</w:t>
+      </w:r>
+    </w:p>
+    <w:p>
+      <w:pPr>
+        <w:pStyle w:val="ListParagraph"/>
         <w:numPr>
           <w:ilvl w:val="0"/>
           <w:numId w:val="2"/>
@@ -13342,7 +13079,7 @@
     </w:p>
     <w:p>
       <w:pPr>
-        <w:pStyle w:val="a4"/>
+        <w:pStyle w:val="ListParagraph"/>
         <w:numPr>
           <w:ilvl w:val="0"/>
           <w:numId w:val="2"/>
@@ -13355,9 +13092,12 @@
     </w:p>
     <w:p>
       <w:pPr>
-        <w:pStyle w:val="a4"/>
+        <w:pStyle w:val="ListParagraph"/>
         <w:spacing w:after="80"/>
         <w:ind w:left="460"/>
+        <w:rPr>
+          <w:rFonts w:hint="eastAsia"/>
+        </w:rPr>
       </w:pPr>
     </w:p>
     <w:p>
@@ -13377,17 +13117,17 @@
     </w:p>
     <w:p>
       <w:pPr>
-        <w:pStyle w:val="2"/>
-      </w:pPr>
-      <w:bookmarkStart w:id="40" w:name="_Toc90040"/>
+        <w:pStyle w:val="Heading2"/>
+      </w:pPr>
+      <w:bookmarkStart w:id="90040" w:name="_Toc90040"/>
       <w:r>
         <w:t>8.2 Training New Users</w:t>
       </w:r>
-      <w:bookmarkEnd w:id="40"/>
-    </w:p>
-    <w:p>
-      <w:pPr>
-        <w:pStyle w:val="a4"/>
+      <w:bookmarkEnd w:id="90040"/>
+    </w:p>
+    <w:p>
+      <w:pPr>
+        <w:pStyle w:val="ListParagraph"/>
         <w:numPr>
           <w:ilvl w:val="0"/>
           <w:numId w:val="2"/>
@@ -13408,7 +13148,7 @@
     </w:p>
     <w:p>
       <w:pPr>
-        <w:pStyle w:val="a4"/>
+        <w:pStyle w:val="ListParagraph"/>
         <w:numPr>
           <w:ilvl w:val="0"/>
           <w:numId w:val="2"/>
@@ -13421,7 +13161,7 @@
     </w:p>
     <w:p>
       <w:pPr>
-        <w:pStyle w:val="a4"/>
+        <w:pStyle w:val="ListParagraph"/>
         <w:numPr>
           <w:ilvl w:val="0"/>
           <w:numId w:val="2"/>
@@ -13434,7 +13174,7 @@
     </w:p>
     <w:p>
       <w:pPr>
-        <w:pStyle w:val="a4"/>
+        <w:pStyle w:val="ListParagraph"/>
         <w:numPr>
           <w:ilvl w:val="0"/>
           <w:numId w:val="2"/>
@@ -13447,9 +13187,9 @@
     </w:p>
     <w:p>
       <w:pPr>
-        <w:pStyle w:val="2"/>
-      </w:pPr>
-      <w:bookmarkStart w:id="41" w:name="_Toc90041"/>
+        <w:pStyle w:val="Heading2"/>
+      </w:pPr>
+      <w:bookmarkStart w:id="90041" w:name="_Toc90041"/>
       <w:r>
         <w:t xml:space="preserve">8.3 </w:t>
       </w:r>
@@ -13461,11 +13201,11 @@
       <w:r>
         <w:t xml:space="preserve"> Zone 3A</w:t>
       </w:r>
-      <w:bookmarkEnd w:id="41"/>
-    </w:p>
-    <w:p>
-      <w:pPr>
-        <w:pStyle w:val="a4"/>
+      <w:bookmarkEnd w:id="90041"/>
+    </w:p>
+    <w:p>
+      <w:pPr>
+        <w:pStyle w:val="ListParagraph"/>
         <w:numPr>
           <w:ilvl w:val="0"/>
           <w:numId w:val="2"/>
@@ -13478,7 +13218,7 @@
     </w:p>
     <w:p>
       <w:pPr>
-        <w:pStyle w:val="a4"/>
+        <w:pStyle w:val="ListParagraph"/>
         <w:numPr>
           <w:ilvl w:val="0"/>
           <w:numId w:val="2"/>
@@ -13491,17 +13231,17 @@
     </w:p>
     <w:p>
       <w:pPr>
-        <w:pStyle w:val="2"/>
-      </w:pPr>
-      <w:bookmarkStart w:id="42" w:name="_Toc90042"/>
+        <w:pStyle w:val="Heading2"/>
+      </w:pPr>
+      <w:bookmarkStart w:id="90042" w:name="_Toc90042"/>
       <w:r>
         <w:t>8.4 Adding Custom Words</w:t>
       </w:r>
-      <w:bookmarkEnd w:id="42"/>
-    </w:p>
-    <w:p>
-      <w:pPr>
-        <w:pStyle w:val="a4"/>
+      <w:bookmarkEnd w:id="90042"/>
+    </w:p>
+    <w:p>
+      <w:pPr>
+        <w:pStyle w:val="ListParagraph"/>
         <w:numPr>
           <w:ilvl w:val="0"/>
           <w:numId w:val="2"/>
@@ -13514,7 +13254,7 @@
     </w:p>
     <w:p>
       <w:pPr>
-        <w:pStyle w:val="a4"/>
+        <w:pStyle w:val="ListParagraph"/>
         <w:numPr>
           <w:ilvl w:val="0"/>
           <w:numId w:val="2"/>
@@ -13527,13 +13267,13 @@
     </w:p>
     <w:p>
       <w:pPr>
-        <w:pStyle w:val="2"/>
-      </w:pPr>
-      <w:bookmarkStart w:id="43" w:name="_Toc90043"/>
+        <w:pStyle w:val="Heading2"/>
+      </w:pPr>
+      <w:bookmarkStart w:id="90043" w:name="_Toc90043"/>
       <w:r>
         <w:t>8.5 Gaze Sensitivity</w:t>
       </w:r>
-      <w:bookmarkEnd w:id="43"/>
+      <w:bookmarkEnd w:id="90043"/>
     </w:p>
     <w:p>
       <w:pPr>
@@ -13545,7 +13285,7 @@
     </w:p>
     <w:p>
       <w:pPr>
-        <w:pStyle w:val="a4"/>
+        <w:pStyle w:val="ListParagraph"/>
         <w:numPr>
           <w:ilvl w:val="0"/>
           <w:numId w:val="2"/>
@@ -13558,7 +13298,7 @@
     </w:p>
     <w:p>
       <w:pPr>
-        <w:pStyle w:val="a4"/>
+        <w:pStyle w:val="ListParagraph"/>
         <w:numPr>
           <w:ilvl w:val="0"/>
           <w:numId w:val="2"/>
@@ -13571,7 +13311,7 @@
     </w:p>
     <w:p>
       <w:pPr>
-        <w:pStyle w:val="a4"/>
+        <w:pStyle w:val="ListParagraph"/>
         <w:numPr>
           <w:ilvl w:val="0"/>
           <w:numId w:val="2"/>
@@ -13584,7 +13324,7 @@
     </w:p>
     <w:p>
       <w:pPr>
-        <w:pStyle w:val="a4"/>
+        <w:pStyle w:val="ListParagraph"/>
         <w:numPr>
           <w:ilvl w:val="0"/>
           <w:numId w:val="2"/>
@@ -13602,14 +13342,14 @@
     </w:p>
     <w:p>
       <w:pPr>
-        <w:pStyle w:val="1"/>
-      </w:pPr>
-      <w:bookmarkStart w:id="44" w:name="_Toc90044"/>
+        <w:pStyle w:val="Heading1"/>
+      </w:pPr>
+      <w:bookmarkStart w:id="90044" w:name="_Toc90044"/>
       <w:r>
         <w:lastRenderedPageBreak/>
         <w:t>9. Troubleshooting</w:t>
       </w:r>
-      <w:bookmarkEnd w:id="44"/>
+      <w:bookmarkEnd w:id="90044"/>
     </w:p>
     <w:tbl>
       <w:tblPr>
@@ -13925,14 +13665,14 @@
     </w:p>
     <w:p>
       <w:pPr>
-        <w:pStyle w:val="1"/>
-      </w:pPr>
-      <w:bookmarkStart w:id="45" w:name="_Toc90045"/>
+        <w:pStyle w:val="Heading1"/>
+      </w:pPr>
+      <w:bookmarkStart w:id="90045" w:name="_Toc90045"/>
       <w:r>
         <w:lastRenderedPageBreak/>
         <w:t>10. Safety Notice</w:t>
       </w:r>
-      <w:bookmarkEnd w:id="45"/>
+      <w:bookmarkEnd w:id="90045"/>
     </w:p>
     <w:tbl>
       <w:tblPr>
@@ -13985,7 +13725,7 @@
     </w:p>
     <w:p>
       <w:pPr>
-        <w:pStyle w:val="a4"/>
+        <w:pStyle w:val="ListParagraph"/>
         <w:numPr>
           <w:ilvl w:val="0"/>
           <w:numId w:val="2"/>
@@ -13998,7 +13738,7 @@
     </w:p>
     <w:p>
       <w:pPr>
-        <w:pStyle w:val="a4"/>
+        <w:pStyle w:val="ListParagraph"/>
         <w:numPr>
           <w:ilvl w:val="0"/>
           <w:numId w:val="2"/>
@@ -14011,7 +13751,7 @@
     </w:p>
     <w:p>
       <w:pPr>
-        <w:pStyle w:val="a4"/>
+        <w:pStyle w:val="ListParagraph"/>
         <w:numPr>
           <w:ilvl w:val="0"/>
           <w:numId w:val="2"/>
@@ -14024,7 +13764,7 @@
     </w:p>
     <w:p>
       <w:pPr>
-        <w:pStyle w:val="a4"/>
+        <w:pStyle w:val="ListParagraph"/>
         <w:numPr>
           <w:ilvl w:val="0"/>
           <w:numId w:val="2"/>
@@ -14037,9 +13777,12 @@
     </w:p>
     <w:p>
       <w:pPr>
-        <w:pStyle w:val="a4"/>
+        <w:pStyle w:val="ListParagraph"/>
         <w:spacing w:after="80"/>
         <w:ind w:left="460"/>
+        <w:rPr>
+          <w:rFonts w:hint="eastAsia"/>
+        </w:rPr>
       </w:pPr>
     </w:p>
     <w:p>
@@ -14070,6 +13813,17 @@
           <w:bCs/>
         </w:rPr>
         <w:t xml:space="preserve"> you acknowledge and accept all risks associated with its use.</w:t>
+      </w:r>
+    </w:p>
+    <w:p>
+      <w:r>
+        <w:rPr>
+          <w:b/>
+        </w:rPr>
+        <w:t xml:space="preserve">Questions, problems, or feedback: </w:t>
+      </w:r>
+      <w:r>
+        <w:t>contact.eyeum@gmail.com</w:t>
       </w:r>
     </w:p>
     <w:p>
@@ -14089,9 +13843,9 @@
       </w:r>
     </w:p>
     <w:sectPr>
-      <w:headerReference w:type="default" r:id="rId22"/>
-      <w:footerReference w:type="default" r:id="rId23"/>
-      <w:footerReference w:type="first" r:id="rId24"/>
+      <w:footerReference w:type="default" r:id="rIdFtr1"/>
+      <w:footerReference w:type="first" r:id="rIdFtr2"/>
+      <w:headerReference w:type="default" r:id="rId21"/>
       <w:pgSz w:w="12240" w:h="15840"/>
       <w:pgMar w:top="1200" w:right="1440" w:bottom="1200" w:left="1440" w:header="708" w:footer="708" w:gutter="0"/>
       <w:cols w:space="720"/>
@@ -14102,27 +13856,8 @@
 </w:document>
 </file>
 
-<file path=word/endnotes.xml><?xml version="1.0" encoding="utf-8"?>
-<w:endnotes xmlns:wpc="http://schemas.microsoft.com/office/word/2010/wordprocessingCanvas" xmlns:cx="http://schemas.microsoft.com/office/drawing/2014/chartex" xmlns:cx1="http://schemas.microsoft.com/office/drawing/2015/9/8/chartex" xmlns:cx2="http://schemas.microsoft.com/office/drawing/2015/10/21/chartex" xmlns:cx3="http://schemas.microsoft.com/office/drawing/2016/5/9/chartex" xmlns:cx4="http://schemas.microsoft.com/office/drawing/2016/5/10/chartex" xmlns:cx5="http://schemas.microsoft.com/office/drawing/2016/5/11/chartex" xmlns:cx6="http://schemas.microsoft.com/office/drawing/2016/5/12/chartex" xmlns:cx7="http://schemas.microsoft.com/office/drawing/2016/5/13/chartex" xmlns:cx8="http://schemas.microsoft.com/office/drawing/2016/5/14/chartex" xmlns:mc="http://schemas.openxmlformats.org/markup-compatibility/2006" xmlns:aink="http://schemas.microsoft.com/office/drawing/2016/ink" xmlns:am3d="http://schemas.microsoft.com/office/drawing/2017/model3d" xmlns:o="urn:schemas-microsoft-com:office:office" xmlns:r="http://schemas.openxmlformats.org/officeDocument/2006/relationships" xmlns:m="http://schemas.openxmlformats.org/officeDocument/2006/math" xmlns:v="urn:schemas-microsoft-com:vml" xmlns:wp14="http://schemas.microsoft.com/office/word/2010/wordprocessingDrawing" xmlns:wp="http://schemas.openxmlformats.org/drawingml/2006/wordprocessingDrawing" xmlns:w10="urn:schemas-microsoft-com:office:word" xmlns:w="http://schemas.openxmlformats.org/wordprocessingml/2006/main" xmlns:w14="http://schemas.microsoft.com/office/word/2010/wordml" xmlns:w15="http://schemas.microsoft.com/office/word/2012/wordml" xmlns:w16cid="http://schemas.microsoft.com/office/word/2016/wordml/cid" xmlns:w16se="http://schemas.microsoft.com/office/word/2015/wordml/symex" xmlns:wpg="http://schemas.microsoft.com/office/word/2010/wordprocessingGroup" xmlns:wpi="http://schemas.microsoft.com/office/word/2010/wordprocessingInk" xmlns:wne="http://schemas.microsoft.com/office/word/2006/wordml" xmlns:wps="http://schemas.microsoft.com/office/word/2010/wordprocessingShape" mc:Ignorable="w14 w15 w16se w16cid wp14">
-  <w:endnote w:type="separator" w:id="-1">
-    <w:p>
-      <w:r>
-        <w:separator/>
-      </w:r>
-    </w:p>
-  </w:endnote>
-  <w:endnote w:type="continuationSeparator" w:id="0">
-    <w:p>
-      <w:r>
-        <w:continuationSeparator/>
-      </w:r>
-    </w:p>
-  </w:endnote>
-</w:endnotes>
-</file>
-
 <file path=word/footer1.xml><?xml version="1.0" encoding="utf-8"?>
-<w:ftr xmlns:wpc="http://schemas.microsoft.com/office/word/2010/wordprocessingCanvas" xmlns:cx="http://schemas.microsoft.com/office/drawing/2014/chartex" xmlns:cx1="http://schemas.microsoft.com/office/drawing/2015/9/8/chartex" xmlns:cx2="http://schemas.microsoft.com/office/drawing/2015/10/21/chartex" xmlns:cx3="http://schemas.microsoft.com/office/drawing/2016/5/9/chartex" xmlns:cx4="http://schemas.microsoft.com/office/drawing/2016/5/10/chartex" xmlns:cx5="http://schemas.microsoft.com/office/drawing/2016/5/11/chartex" xmlns:cx6="http://schemas.microsoft.com/office/drawing/2016/5/12/chartex" xmlns:cx7="http://schemas.microsoft.com/office/drawing/2016/5/13/chartex" xmlns:cx8="http://schemas.microsoft.com/office/drawing/2016/5/14/chartex" xmlns:mc="http://schemas.openxmlformats.org/markup-compatibility/2006" xmlns:aink="http://schemas.microsoft.com/office/drawing/2016/ink" xmlns:am3d="http://schemas.microsoft.com/office/drawing/2017/model3d" xmlns:o="urn:schemas-microsoft-com:office:office" xmlns:r="http://schemas.openxmlformats.org/officeDocument/2006/relationships" xmlns:m="http://schemas.openxmlformats.org/officeDocument/2006/math" xmlns:v="urn:schemas-microsoft-com:vml" xmlns:wp14="http://schemas.microsoft.com/office/word/2010/wordprocessingDrawing" xmlns:wp="http://schemas.openxmlformats.org/drawingml/2006/wordprocessingDrawing" xmlns:w10="urn:schemas-microsoft-com:office:word" xmlns:w="http://schemas.openxmlformats.org/wordprocessingml/2006/main" xmlns:w14="http://schemas.microsoft.com/office/word/2010/wordml" xmlns:w15="http://schemas.microsoft.com/office/word/2012/wordml" xmlns:w16cid="http://schemas.microsoft.com/office/word/2016/wordml/cid" xmlns:w16se="http://schemas.microsoft.com/office/word/2015/wordml/symex" xmlns:wpg="http://schemas.microsoft.com/office/word/2010/wordprocessingGroup" xmlns:wpi="http://schemas.microsoft.com/office/word/2010/wordprocessingInk" xmlns:wne="http://schemas.microsoft.com/office/word/2006/wordml" xmlns:wps="http://schemas.microsoft.com/office/word/2010/wordprocessingShape" mc:Ignorable="w14 w15 w16se w16cid wp14">
+<w:ftr xmlns:w="http://schemas.openxmlformats.org/wordprocessingml/2006/main" xmlns:r="http://schemas.openxmlformats.org/officeDocument/2006/relationships">
   <w:p>
     <w:pPr>
       <w:jc w:val="center"/>
@@ -14147,38 +13882,23 @@
 </file>
 
 <file path=word/footer2.xml><?xml version="1.0" encoding="utf-8"?>
-<w:ftr xmlns:wpc="http://schemas.microsoft.com/office/word/2010/wordprocessingCanvas" xmlns:cx="http://schemas.microsoft.com/office/drawing/2014/chartex" xmlns:cx1="http://schemas.microsoft.com/office/drawing/2015/9/8/chartex" xmlns:cx2="http://schemas.microsoft.com/office/drawing/2015/10/21/chartex" xmlns:cx3="http://schemas.microsoft.com/office/drawing/2016/5/9/chartex" xmlns:cx4="http://schemas.microsoft.com/office/drawing/2016/5/10/chartex" xmlns:cx5="http://schemas.microsoft.com/office/drawing/2016/5/11/chartex" xmlns:cx6="http://schemas.microsoft.com/office/drawing/2016/5/12/chartex" xmlns:cx7="http://schemas.microsoft.com/office/drawing/2016/5/13/chartex" xmlns:cx8="http://schemas.microsoft.com/office/drawing/2016/5/14/chartex" xmlns:mc="http://schemas.openxmlformats.org/markup-compatibility/2006" xmlns:aink="http://schemas.microsoft.com/office/drawing/2016/ink" xmlns:am3d="http://schemas.microsoft.com/office/drawing/2017/model3d" xmlns:o="urn:schemas-microsoft-com:office:office" xmlns:r="http://schemas.openxmlformats.org/officeDocument/2006/relationships" xmlns:m="http://schemas.openxmlformats.org/officeDocument/2006/math" xmlns:v="urn:schemas-microsoft-com:vml" xmlns:wp14="http://schemas.microsoft.com/office/word/2010/wordprocessingDrawing" xmlns:wp="http://schemas.openxmlformats.org/drawingml/2006/wordprocessingDrawing" xmlns:w10="urn:schemas-microsoft-com:office:word" xmlns:w="http://schemas.openxmlformats.org/wordprocessingml/2006/main" xmlns:w14="http://schemas.microsoft.com/office/word/2010/wordml" xmlns:w15="http://schemas.microsoft.com/office/word/2012/wordml" xmlns:w16cid="http://schemas.microsoft.com/office/word/2016/wordml/cid" xmlns:w16se="http://schemas.microsoft.com/office/word/2015/wordml/symex" xmlns:wpg="http://schemas.microsoft.com/office/word/2010/wordprocessingGroup" xmlns:wpi="http://schemas.microsoft.com/office/word/2010/wordprocessingInk" xmlns:wne="http://schemas.microsoft.com/office/word/2006/wordml" xmlns:wps="http://schemas.microsoft.com/office/word/2010/wordprocessingShape" mc:Ignorable="w14 w15 w16se w16cid wp14">
+<w:ftr xmlns:w="http://schemas.openxmlformats.org/wordprocessingml/2006/main" xmlns:r="http://schemas.openxmlformats.org/officeDocument/2006/relationships">
   <w:p/>
 </w:ftr>
 </file>
 
-<file path=word/footnotes.xml><?xml version="1.0" encoding="utf-8"?>
-<w:footnotes xmlns:wpc="http://schemas.microsoft.com/office/word/2010/wordprocessingCanvas" xmlns:cx="http://schemas.microsoft.com/office/drawing/2014/chartex" xmlns:cx1="http://schemas.microsoft.com/office/drawing/2015/9/8/chartex" xmlns:cx2="http://schemas.microsoft.com/office/drawing/2015/10/21/chartex" xmlns:cx3="http://schemas.microsoft.com/office/drawing/2016/5/9/chartex" xmlns:cx4="http://schemas.microsoft.com/office/drawing/2016/5/10/chartex" xmlns:cx5="http://schemas.microsoft.com/office/drawing/2016/5/11/chartex" xmlns:cx6="http://schemas.microsoft.com/office/drawing/2016/5/12/chartex" xmlns:cx7="http://schemas.microsoft.com/office/drawing/2016/5/13/chartex" xmlns:cx8="http://schemas.microsoft.com/office/drawing/2016/5/14/chartex" xmlns:mc="http://schemas.openxmlformats.org/markup-compatibility/2006" xmlns:aink="http://schemas.microsoft.com/office/drawing/2016/ink" xmlns:am3d="http://schemas.microsoft.com/office/drawing/2017/model3d" xmlns:o="urn:schemas-microsoft-com:office:office" xmlns:r="http://schemas.openxmlformats.org/officeDocument/2006/relationships" xmlns:m="http://schemas.openxmlformats.org/officeDocument/2006/math" xmlns:v="urn:schemas-microsoft-com:vml" xmlns:wp14="http://schemas.microsoft.com/office/word/2010/wordprocessingDrawing" xmlns:wp="http://schemas.openxmlformats.org/drawingml/2006/wordprocessingDrawing" xmlns:w10="urn:schemas-microsoft-com:office:word" xmlns:w="http://schemas.openxmlformats.org/wordprocessingml/2006/main" xmlns:w14="http://schemas.microsoft.com/office/word/2010/wordml" xmlns:w15="http://schemas.microsoft.com/office/word/2012/wordml" xmlns:w16cid="http://schemas.microsoft.com/office/word/2016/wordml/cid" xmlns:w16se="http://schemas.microsoft.com/office/word/2015/wordml/symex" xmlns:wpg="http://schemas.microsoft.com/office/word/2010/wordprocessingGroup" xmlns:wpi="http://schemas.microsoft.com/office/word/2010/wordprocessingInk" xmlns:wne="http://schemas.microsoft.com/office/word/2006/wordml" xmlns:wps="http://schemas.microsoft.com/office/word/2010/wordprocessingShape" mc:Ignorable="w14 w15 w16se w16cid wp14">
-  <w:footnote w:type="separator" w:id="-1">
-    <w:p>
-      <w:r>
-        <w:separator/>
-      </w:r>
-    </w:p>
-  </w:footnote>
-  <w:footnote w:type="continuationSeparator" w:id="0">
-    <w:p>
-      <w:r>
-        <w:continuationSeparator/>
-      </w:r>
-    </w:p>
-  </w:footnote>
-</w:footnotes>
-</file>
-
 <file path=word/header1.xml><?xml version="1.0" encoding="utf-8"?>
-<w:hdr xmlns:wpc="http://schemas.microsoft.com/office/word/2010/wordprocessingCanvas" xmlns:cx="http://schemas.microsoft.com/office/drawing/2014/chartex" xmlns:cx1="http://schemas.microsoft.com/office/drawing/2015/9/8/chartex" xmlns:cx2="http://schemas.microsoft.com/office/drawing/2015/10/21/chartex" xmlns:cx3="http://schemas.microsoft.com/office/drawing/2016/5/9/chartex" xmlns:cx4="http://schemas.microsoft.com/office/drawing/2016/5/10/chartex" xmlns:cx5="http://schemas.microsoft.com/office/drawing/2016/5/11/chartex" xmlns:cx6="http://schemas.microsoft.com/office/drawing/2016/5/12/chartex" xmlns:cx7="http://schemas.microsoft.com/office/drawing/2016/5/13/chartex" xmlns:cx8="http://schemas.microsoft.com/office/drawing/2016/5/14/chartex" xmlns:mc="http://schemas.openxmlformats.org/markup-compatibility/2006" xmlns:aink="http://schemas.microsoft.com/office/drawing/2016/ink" xmlns:am3d="http://schemas.microsoft.com/office/drawing/2017/model3d" xmlns:o="urn:schemas-microsoft-com:office:office" xmlns:r="http://schemas.openxmlformats.org/officeDocument/2006/relationships" xmlns:m="http://schemas.openxmlformats.org/officeDocument/2006/math" xmlns:v="urn:schemas-microsoft-com:vml" xmlns:wp14="http://schemas.microsoft.com/office/word/2010/wordprocessingDrawing" xmlns:wp="http://schemas.openxmlformats.org/drawingml/2006/wordprocessingDrawing" xmlns:w10="urn:schemas-microsoft-com:office:word" xmlns:w="http://schemas.openxmlformats.org/wordprocessingml/2006/main" xmlns:w14="http://schemas.microsoft.com/office/word/2010/wordml" xmlns:w15="http://schemas.microsoft.com/office/word/2012/wordml" xmlns:w16cid="http://schemas.microsoft.com/office/word/2016/wordml/cid" xmlns:w16se="http://schemas.microsoft.com/office/word/2015/wordml/symex" xmlns:wpg="http://schemas.microsoft.com/office/word/2010/wordprocessingGroup" xmlns:wpi="http://schemas.microsoft.com/office/word/2010/wordprocessingInk" xmlns:wne="http://schemas.microsoft.com/office/word/2006/wordml" xmlns:wps="http://schemas.microsoft.com/office/word/2010/wordprocessingShape" mc:Ignorable="w14 w15 w16se w16cid wp14">
-  <w:p/>
+<w:hdr xmlns:m="http://schemas.openxmlformats.org/officeDocument/2006/math" xmlns:mc="http://schemas.openxmlformats.org/markup-compatibility/2006" xmlns:mo="http://schemas.microsoft.com/office/mac/office/2008/main" xmlns:mv="urn:schemas-microsoft-com:mac:vml" xmlns:o="urn:schemas-microsoft-com:office:office" xmlns:r="http://schemas.openxmlformats.org/officeDocument/2006/relationships" xmlns:v="urn:schemas-microsoft-com:vml" xmlns:w10="urn:schemas-microsoft-com:office:word" xmlns:w14="http://schemas.microsoft.com/office/word/2010/wordml" xmlns:w="http://schemas.openxmlformats.org/wordprocessingml/2006/main" xmlns:wne="http://schemas.microsoft.com/office/word/2006/wordml" xmlns:wp14="http://schemas.microsoft.com/office/word/2010/wordprocessingDrawing" xmlns:wp="http://schemas.openxmlformats.org/drawingml/2006/wordprocessingDrawing" xmlns:wpc="http://schemas.microsoft.com/office/word/2010/wordprocessingCanvas" xmlns:wpg="http://schemas.microsoft.com/office/word/2010/wordprocessingGroup" xmlns:wpi="http://schemas.microsoft.com/office/word/2010/wordprocessingInk" xmlns:wps="http://schemas.microsoft.com/office/word/2010/wordprocessingShape" mc:Ignorable="w14 wp14">
+  <w:p>
+    <w:pPr>
+      <w:pStyle w:val="Header"/>
+    </w:pPr>
+  </w:p>
 </w:hdr>
 </file>
 
 <file path=word/numbering.xml><?xml version="1.0" encoding="utf-8"?>
-<w:numbering xmlns:wpc="http://schemas.microsoft.com/office/word/2010/wordprocessingCanvas" xmlns:cx="http://schemas.microsoft.com/office/drawing/2014/chartex" xmlns:cx1="http://schemas.microsoft.com/office/drawing/2015/9/8/chartex" xmlns:cx2="http://schemas.microsoft.com/office/drawing/2015/10/21/chartex" xmlns:cx3="http://schemas.microsoft.com/office/drawing/2016/5/9/chartex" xmlns:cx4="http://schemas.microsoft.com/office/drawing/2016/5/10/chartex" xmlns:cx5="http://schemas.microsoft.com/office/drawing/2016/5/11/chartex" xmlns:cx6="http://schemas.microsoft.com/office/drawing/2016/5/12/chartex" xmlns:cx7="http://schemas.microsoft.com/office/drawing/2016/5/13/chartex" xmlns:cx8="http://schemas.microsoft.com/office/drawing/2016/5/14/chartex" xmlns:mc="http://schemas.openxmlformats.org/markup-compatibility/2006" xmlns:aink="http://schemas.microsoft.com/office/drawing/2016/ink" xmlns:am3d="http://schemas.microsoft.com/office/drawing/2017/model3d" xmlns:o="urn:schemas-microsoft-com:office:office" xmlns:r="http://schemas.openxmlformats.org/officeDocument/2006/relationships" xmlns:m="http://schemas.openxmlformats.org/officeDocument/2006/math" xmlns:v="urn:schemas-microsoft-com:vml" xmlns:wp14="http://schemas.microsoft.com/office/word/2010/wordprocessingDrawing" xmlns:wp="http://schemas.openxmlformats.org/drawingml/2006/wordprocessingDrawing" xmlns:w10="urn:schemas-microsoft-com:office:word" xmlns:w="http://schemas.openxmlformats.org/wordprocessingml/2006/main" xmlns:w14="http://schemas.microsoft.com/office/word/2010/wordml" xmlns:w15="http://schemas.microsoft.com/office/word/2012/wordml" xmlns:w16cid="http://schemas.microsoft.com/office/word/2016/wordml/cid" xmlns:w16se="http://schemas.microsoft.com/office/word/2015/wordml/symex" xmlns:wpg="http://schemas.microsoft.com/office/word/2010/wordprocessingGroup" xmlns:wpi="http://schemas.microsoft.com/office/word/2010/wordprocessingInk" xmlns:wne="http://schemas.microsoft.com/office/word/2006/wordml" xmlns:wps="http://schemas.microsoft.com/office/word/2010/wordprocessingShape" mc:Ignorable="w14 w15 w16se w16cid wp14">
+<w:numbering xmlns:wpc="http://schemas.microsoft.com/office/word/2010/wordprocessingCanvas" xmlns:cx="http://schemas.microsoft.com/office/drawing/2014/chartex" xmlns:cx1="http://schemas.microsoft.com/office/drawing/2015/9/8/chartex" xmlns:cx2="http://schemas.microsoft.com/office/drawing/2015/10/21/chartex" xmlns:cx3="http://schemas.microsoft.com/office/drawing/2016/5/9/chartex" xmlns:cx4="http://schemas.microsoft.com/office/drawing/2016/5/10/chartex" xmlns:cx5="http://schemas.microsoft.com/office/drawing/2016/5/11/chartex" xmlns:cx6="http://schemas.microsoft.com/office/drawing/2016/5/12/chartex" xmlns:cx7="http://schemas.microsoft.com/office/drawing/2016/5/13/chartex" xmlns:cx8="http://schemas.microsoft.com/office/drawing/2016/5/14/chartex" xmlns:mc="http://schemas.openxmlformats.org/markup-compatibility/2006" xmlns:aink="http://schemas.microsoft.com/office/drawing/2016/ink" xmlns:am3d="http://schemas.microsoft.com/office/drawing/2017/model3d" xmlns:o="urn:schemas-microsoft-com:office:office" xmlns:r="http://schemas.openxmlformats.org/officeDocument/2006/relationships" xmlns:m="http://schemas.openxmlformats.org/officeDocument/2006/math" xmlns:v="urn:schemas-microsoft-com:vml" xmlns:wp14="http://schemas.microsoft.com/office/word/2010/wordprocessingDrawing" xmlns:wp="http://schemas.openxmlformats.org/drawingml/2006/wordprocessingDrawing" xmlns:w10="urn:schemas-microsoft-com:office:word" xmlns:w="http://schemas.openxmlformats.org/wordprocessingml/2006/main" xmlns:w14="http://schemas.microsoft.com/office/word/2010/wordml" xmlns:w15="http://schemas.microsoft.com/office/word/2012/wordml" xmlns:w16cex="http://schemas.microsoft.com/office/word/2018/wordml/cex" xmlns:w16cid="http://schemas.microsoft.com/office/word/2016/wordml/cid" xmlns:w16="http://schemas.microsoft.com/office/word/2018/wordml" xmlns:w16sdtdh="http://schemas.microsoft.com/office/word/2020/wordml/sdtdatahash" xmlns:w16se="http://schemas.microsoft.com/office/word/2015/wordml/symex" xmlns:wpg="http://schemas.microsoft.com/office/word/2010/wordprocessingGroup" xmlns:wpi="http://schemas.microsoft.com/office/word/2010/wordprocessingInk" xmlns:wne="http://schemas.microsoft.com/office/word/2006/wordml" xmlns:wps="http://schemas.microsoft.com/office/word/2010/wordprocessingShape" mc:Ignorable="w14 w15 w16se w16cid w16 w16cex w16sdtdh wp14">
   <w:abstractNum w:abstractNumId="0" w15:restartNumberingAfterBreak="0">
     <w:nsid w:val="13A01265"/>
     <w:multiLevelType w:val="hybridMultilevel"/>
@@ -14335,7 +14055,7 @@
 </file>
 
 <file path=word/styles.xml><?xml version="1.0" encoding="utf-8"?>
-<w:styles xmlns:mc="http://schemas.openxmlformats.org/markup-compatibility/2006" xmlns:r="http://schemas.openxmlformats.org/officeDocument/2006/relationships" xmlns:w="http://schemas.openxmlformats.org/wordprocessingml/2006/main" xmlns:w14="http://schemas.microsoft.com/office/word/2010/wordml" xmlns:w15="http://schemas.microsoft.com/office/word/2012/wordml" xmlns:w16cid="http://schemas.microsoft.com/office/word/2016/wordml/cid" xmlns:w16se="http://schemas.microsoft.com/office/word/2015/wordml/symex" mc:Ignorable="w14 w15 w16se w16cid">
+<w:styles xmlns:mc="http://schemas.openxmlformats.org/markup-compatibility/2006" xmlns:r="http://schemas.openxmlformats.org/officeDocument/2006/relationships" xmlns:w="http://schemas.openxmlformats.org/wordprocessingml/2006/main" xmlns:w14="http://schemas.microsoft.com/office/word/2010/wordml" xmlns:w15="http://schemas.microsoft.com/office/word/2012/wordml" xmlns:w16cex="http://schemas.microsoft.com/office/word/2018/wordml/cex" xmlns:w16cid="http://schemas.microsoft.com/office/word/2016/wordml/cid" xmlns:w16="http://schemas.microsoft.com/office/word/2018/wordml" xmlns:w16sdtdh="http://schemas.microsoft.com/office/word/2020/wordml/sdtdatahash" xmlns:w16se="http://schemas.microsoft.com/office/word/2015/wordml/symex" mc:Ignorable="w14 w15 w16se w16cid w16 w16cex w16sdtdh">
   <w:docDefaults>
     <w:rPrDefault>
       <w:rPr>
@@ -14347,7 +14067,7 @@
     </w:rPrDefault>
     <w:pPrDefault/>
   </w:docDefaults>
-  <w:latentStyles w:defLockedState="0" w:defUIPriority="99" w:defSemiHidden="0" w:defUnhideWhenUsed="0" w:defQFormat="0" w:count="375">
+  <w:latentStyles w:defLockedState="0" w:defUIPriority="99" w:defSemiHidden="0" w:defUnhideWhenUsed="0" w:defQFormat="0" w:count="376">
     <w:lsdException w:name="Normal" w:uiPriority="0" w:qFormat="1"/>
     <w:lsdException w:name="heading 1" w:uiPriority="9" w:qFormat="1"/>
     <w:lsdException w:name="heading 2" w:semiHidden="1" w:uiPriority="9" w:unhideWhenUsed="1" w:qFormat="1"/>
@@ -14723,8 +14443,9 @@
     <w:lsdException w:name="Smart Hyperlink" w:semiHidden="1" w:unhideWhenUsed="1"/>
     <w:lsdException w:name="Hashtag" w:semiHidden="1" w:unhideWhenUsed="1"/>
     <w:lsdException w:name="Unresolved Mention" w:semiHidden="1" w:unhideWhenUsed="1"/>
+    <w:lsdException w:name="Smart Link" w:semiHidden="1" w:unhideWhenUsed="1"/>
   </w:latentStyles>
-  <w:style w:type="paragraph" w:default="1" w:styleId="a">
+  <w:style w:type="paragraph" w:default="1" w:styleId="Normal">
     <w:name w:val="Normal"/>
     <w:qFormat/>
     <w:pPr>
@@ -14734,7 +14455,7 @@
       <w:autoSpaceDN w:val="0"/>
     </w:pPr>
   </w:style>
-  <w:style w:type="paragraph" w:styleId="1">
+  <w:style w:type="paragraph" w:styleId="Heading1">
     <w:name w:val="heading 1"/>
     <w:uiPriority w:val="9"/>
     <w:qFormat/>
@@ -14750,7 +14471,7 @@
       <w:szCs w:val="30"/>
     </w:rPr>
   </w:style>
-  <w:style w:type="paragraph" w:styleId="2">
+  <w:style w:type="paragraph" w:styleId="Heading2">
     <w:name w:val="heading 2"/>
     <w:uiPriority w:val="9"/>
     <w:unhideWhenUsed/>
@@ -14767,7 +14488,7 @@
       <w:szCs w:val="26"/>
     </w:rPr>
   </w:style>
-  <w:style w:type="paragraph" w:styleId="3">
+  <w:style w:type="paragraph" w:styleId="Heading3">
     <w:name w:val="heading 3"/>
     <w:uiPriority w:val="9"/>
     <w:unhideWhenUsed/>
@@ -14784,7 +14505,7 @@
       <w:szCs w:val="23"/>
     </w:rPr>
   </w:style>
-  <w:style w:type="paragraph" w:styleId="4">
+  <w:style w:type="paragraph" w:styleId="Heading4">
     <w:name w:val="heading 4"/>
     <w:uiPriority w:val="9"/>
     <w:semiHidden/>
@@ -14799,7 +14520,7 @@
       <w:color w:val="2E74B5"/>
     </w:rPr>
   </w:style>
-  <w:style w:type="paragraph" w:styleId="5">
+  <w:style w:type="paragraph" w:styleId="Heading5">
     <w:name w:val="heading 5"/>
     <w:uiPriority w:val="9"/>
     <w:semiHidden/>
@@ -14812,7 +14533,7 @@
       <w:color w:val="2E74B5"/>
     </w:rPr>
   </w:style>
-  <w:style w:type="paragraph" w:styleId="6">
+  <w:style w:type="paragraph" w:styleId="Heading6">
     <w:name w:val="heading 6"/>
     <w:uiPriority w:val="9"/>
     <w:semiHidden/>
@@ -14825,13 +14546,13 @@
       <w:color w:val="1F4D78"/>
     </w:rPr>
   </w:style>
-  <w:style w:type="character" w:default="1" w:styleId="a0">
+  <w:style w:type="character" w:default="1" w:styleId="DefaultParagraphFont">
     <w:name w:val="Default Paragraph Font"/>
     <w:uiPriority w:val="1"/>
     <w:semiHidden/>
     <w:unhideWhenUsed/>
   </w:style>
-  <w:style w:type="table" w:default="1" w:styleId="a1">
+  <w:style w:type="table" w:default="1" w:styleId="TableNormal">
     <w:name w:val="Normal Table"/>
     <w:uiPriority w:val="99"/>
     <w:semiHidden/>
@@ -14846,13 +14567,13 @@
       </w:tblCellMar>
     </w:tblPr>
   </w:style>
-  <w:style w:type="numbering" w:default="1" w:styleId="a2">
+  <w:style w:type="numbering" w:default="1" w:styleId="NoList">
     <w:name w:val="No List"/>
     <w:uiPriority w:val="99"/>
     <w:semiHidden/>
     <w:unhideWhenUsed/>
   </w:style>
-  <w:style w:type="paragraph" w:styleId="a3">
+  <w:style w:type="paragraph" w:styleId="Title">
     <w:name w:val="Title"/>
     <w:uiPriority w:val="10"/>
     <w:qFormat/>
@@ -14869,11 +14590,11 @@
       <w:bCs/>
     </w:rPr>
   </w:style>
-  <w:style w:type="paragraph" w:styleId="a4">
+  <w:style w:type="paragraph" w:styleId="ListParagraph">
     <w:name w:val="List Paragraph"/>
     <w:qFormat/>
   </w:style>
-  <w:style w:type="character" w:styleId="a5">
+  <w:style w:type="character" w:styleId="Hyperlink">
     <w:name w:val="Hyperlink"/>
     <w:uiPriority w:val="99"/>
     <w:unhideWhenUsed/>
@@ -14882,7 +14603,7 @@
       <w:u w:val="single"/>
     </w:rPr>
   </w:style>
-  <w:style w:type="character" w:styleId="a6">
+  <w:style w:type="character" w:styleId="FootnoteReference">
     <w:name w:val="footnote reference"/>
     <w:uiPriority w:val="99"/>
     <w:semiHidden/>
@@ -14891,9 +14612,9 @@
       <w:vertAlign w:val="superscript"/>
     </w:rPr>
   </w:style>
-  <w:style w:type="paragraph" w:styleId="a7">
+  <w:style w:type="paragraph" w:styleId="FootnoteText">
     <w:name w:val="footnote text"/>
-    <w:link w:val="Char"/>
+    <w:link w:val="FootnoteTextChar"/>
     <w:uiPriority w:val="99"/>
     <w:semiHidden/>
     <w:unhideWhenUsed/>
@@ -14902,9 +14623,9 @@
       <w:szCs w:val="20"/>
     </w:rPr>
   </w:style>
-  <w:style w:type="character" w:customStyle="1" w:styleId="Char">
-    <w:name w:val="각주 텍스트 Char"/>
-    <w:link w:val="a7"/>
+  <w:style w:type="character" w:customStyle="1" w:styleId="FootnoteTextChar">
+    <w:name w:val="Footnote Text Char"/>
+    <w:link w:val="FootnoteText"/>
     <w:uiPriority w:val="99"/>
     <w:semiHidden/>
     <w:unhideWhenUsed/>
@@ -14913,7 +14634,7 @@
       <w:szCs w:val="20"/>
     </w:rPr>
   </w:style>
-  <w:style w:type="character" w:styleId="a8">
+  <w:style w:type="character" w:styleId="EndnoteReference">
     <w:name w:val="endnote reference"/>
     <w:uiPriority w:val="99"/>
     <w:semiHidden/>
@@ -14922,9 +14643,9 @@
       <w:vertAlign w:val="superscript"/>
     </w:rPr>
   </w:style>
-  <w:style w:type="paragraph" w:styleId="a9">
+  <w:style w:type="paragraph" w:styleId="EndnoteText">
     <w:name w:val="endnote text"/>
-    <w:link w:val="Char0"/>
+    <w:link w:val="EndnoteTextChar"/>
     <w:uiPriority w:val="99"/>
     <w:semiHidden/>
     <w:unhideWhenUsed/>
@@ -14933,9 +14654,9 @@
       <w:szCs w:val="20"/>
     </w:rPr>
   </w:style>
-  <w:style w:type="character" w:customStyle="1" w:styleId="Char0">
-    <w:name w:val="미주 텍스트 Char"/>
-    <w:link w:val="a9"/>
+  <w:style w:type="character" w:customStyle="1" w:styleId="EndnoteTextChar">
+    <w:name w:val="Endnote Text Char"/>
+    <w:link w:val="EndnoteText"/>
     <w:uiPriority w:val="99"/>
     <w:semiHidden/>
     <w:unhideWhenUsed/>
@@ -14944,10 +14665,10 @@
       <w:szCs w:val="20"/>
     </w:rPr>
   </w:style>
-  <w:style w:type="paragraph" w:styleId="aa">
+  <w:style w:type="paragraph" w:styleId="Caption">
     <w:name w:val="caption"/>
-    <w:basedOn w:val="a"/>
-    <w:next w:val="a"/>
+    <w:basedOn w:val="Normal"/>
+    <w:next w:val="Normal"/>
     <w:uiPriority w:val="35"/>
     <w:unhideWhenUsed/>
     <w:qFormat/>
@@ -14959,9 +14680,9 @@
       <w:szCs w:val="20"/>
     </w:rPr>
   </w:style>
-  <w:style w:type="table" w:styleId="ab">
+  <w:style w:type="table" w:styleId="TableGrid">
     <w:name w:val="Table Grid"/>
-    <w:basedOn w:val="a1"/>
+    <w:basedOn w:val="TableNormal"/>
     <w:uiPriority w:val="39"/>
     <w:rsid w:val="004A35D5"/>
     <w:tblPr>
@@ -14975,10 +14696,10 @@
       </w:tblBorders>
     </w:tblPr>
   </w:style>
-  <w:style w:type="paragraph" w:styleId="10">
+  <w:style w:type="paragraph" w:styleId="TOC1">
     <w:name w:val="toc 1"/>
-    <w:basedOn w:val="a"/>
-    <w:next w:val="a"/>
+    <w:basedOn w:val="Normal"/>
+    <w:next w:val="Normal"/>
     <w:autoRedefine/>
     <w:uiPriority w:val="39"/>
     <w:unhideWhenUsed/>
@@ -14990,27 +14711,27 @@
       <w:bCs/>
     </w:rPr>
   </w:style>
-  <w:style w:type="paragraph" w:styleId="20">
+  <w:style w:type="paragraph" w:styleId="TOC2">
     <w:name w:val="toc 2"/>
-    <w:basedOn w:val="a"/>
-    <w:next w:val="a"/>
+    <w:basedOn w:val="Normal"/>
+    <w:next w:val="Normal"/>
     <w:autoRedefine/>
     <w:uiPriority w:val="39"/>
     <w:unhideWhenUsed/>
     <w:pPr>
-      <w:spacing w:line="259" w:lineRule="auto"/>
+      <w:spacing w:after="0" w:line="259" w:lineRule="auto"/>
       <w:ind w:left="220"/>
     </w:pPr>
   </w:style>
-  <w:style w:type="paragraph" w:styleId="30">
+  <w:style w:type="paragraph" w:styleId="TOC3">
     <w:name w:val="toc 3"/>
-    <w:basedOn w:val="a"/>
-    <w:next w:val="a"/>
+    <w:basedOn w:val="Normal"/>
+    <w:next w:val="Normal"/>
     <w:autoRedefine/>
     <w:uiPriority w:val="39"/>
     <w:unhideWhenUsed/>
     <w:pPr>
-      <w:spacing w:line="259" w:lineRule="auto"/>
+      <w:spacing w:after="0" w:line="259" w:lineRule="auto"/>
       <w:ind w:left="440"/>
     </w:pPr>
   </w:style>
@@ -15317,7 +15038,7 @@
 </file>
 
 <file path=customXml/itemProps1.xml><?xml version="1.0" encoding="utf-8"?>
-<ds:datastoreItem xmlns:ds="http://schemas.openxmlformats.org/officeDocument/2006/customXml" ds:itemID="{973A3F3C-1EE1-46F3-8763-EE1F5326D61C}">
+<ds:datastoreItem xmlns:ds="http://schemas.openxmlformats.org/officeDocument/2006/customXml" ds:itemID="{36ED9386-FC46-4F67-A326-0FB61CEAD593}">
   <ds:schemaRefs>
     <ds:schemaRef ds:uri="http://schemas.openxmlformats.org/officeDocument/2006/bibliography"/>
   </ds:schemaRefs>
